--- a/Informe final.docx
+++ b/Informe final.docx
@@ -35,7 +35,15 @@
     </w:p>
     <w:p>
       <w:r>
-        <w:t>Torrevieja es un municipio costero de la provincia de Alicante con un modelo turístico marcadamente residencial: la mayor parte de los visitantes no se alojan en hoteles sino en viviendas propias o arrendadas. Este rasgo estructural convierte al municipio en un laboratorio excepcional para el estudio del alojamiento vacacional. Las plataformas digitales (Airbnb, Booking, etc.) han amplificado y acelerado esta tendencia durante la última década, transformando una práctica informal en un sector económico con regulación propia y creciente peso institucional.</w:t>
+        <w:t xml:space="preserve">Torrevieja es un municipio costero de la provincia de Alicante con un modelo turístico marcadamente residencial: la mayor parte de los visitantes no se alojan en hoteles sino en viviendas propias o arrendadas. Este rasgo estructural convierte al municipio en un laboratorio excepcional para el estudio del alojamiento vacacional. Las plataformas digitales (Airbnb, </w:t>
+      </w:r>
+      <w:proofErr w:type="spellStart"/>
+      <w:r>
+        <w:t>Booking</w:t>
+      </w:r>
+      <w:proofErr w:type="spellEnd"/>
+      <w:r>
+        <w:t>, etc.) han amplificado y acelerado esta tendencia durante la última década, transformando una práctica informal en un sector económico con regulación propia y creciente peso institucional.</w:t>
       </w:r>
     </w:p>
     <w:p/>
@@ -70,10 +78,7 @@
         <w:ind w:left="720"/>
       </w:pPr>
       <w:r>
-        <w:t xml:space="preserve">4. </w:t>
-      </w:r>
-      <w:r>
-        <w:t>Reto 3 - Viviendas de Uso Turístico (VUT)</w:t>
+        <w:t>4. Reto 3 - Viviendas de Uso Turístico (VUT)</w:t>
       </w:r>
     </w:p>
     <w:p>
@@ -93,8 +98,14 @@
           <w:right w:val="nil"/>
           <w:between w:val="nil"/>
         </w:pBdr>
-      </w:pPr>
-      <w:r>
+        <w:rPr>
+          <w:lang w:val="es-ES"/>
+        </w:rPr>
+      </w:pPr>
+      <w:r>
+        <w:rPr>
+          <w:lang w:val="es-ES"/>
+        </w:rPr>
         <w:t>Las Viviendas de Uso Turístico (VUT) constituyen una parte central del sistema de alojamiento de Torrevieja. El objetivo de este reto es analizar su dimensión, evolución y distribución territorial, así como discutir su papel dentro del modelo turístico residencial.</w:t>
       </w:r>
     </w:p>
@@ -107,6 +118,9 @@
           <w:right w:val="nil"/>
           <w:between w:val="nil"/>
         </w:pBdr>
+        <w:rPr>
+          <w:lang w:val="es-ES"/>
+        </w:rPr>
       </w:pPr>
     </w:p>
     <w:p>
@@ -118,9 +132,29 @@
           <w:right w:val="nil"/>
           <w:between w:val="nil"/>
         </w:pBdr>
-      </w:pPr>
-      <w:r>
-        <w:t>En este reto debemos explorar qué información oficial existe sobre las VUT, qué puede medirse con los datos disponibles y qué cuestiones relevantes quedan fuera de esos datos. También analizaremos la concentración espacial de estas viviendas y debatiremos qué efectos puede tener sobre determinadas zonas del municipio.</w:t>
+        <w:rPr>
+          <w:lang w:val="es-ES"/>
+        </w:rPr>
+      </w:pPr>
+      <w:r>
+        <w:rPr>
+          <w:lang w:val="es-ES"/>
+        </w:rPr>
+        <w:t xml:space="preserve">Torrevieja es un municipio con un modelo turístico muy residencial, es decir, la mayor parte de los turistas no se alojan en hoteles sino en viviendas, propias o alquiladas. Muchas de estas viviendas se comercializan a través de plataformas digitales como Airbnb o </w:t>
+      </w:r>
+      <w:proofErr w:type="spellStart"/>
+      <w:r>
+        <w:rPr>
+          <w:lang w:val="es-ES"/>
+        </w:rPr>
+        <w:t>Booking</w:t>
+      </w:r>
+      <w:proofErr w:type="spellEnd"/>
+      <w:r>
+        <w:rPr>
+          <w:lang w:val="es-ES"/>
+        </w:rPr>
+        <w:t>. Por lo tanto, las VUT son un indicador clave para calcular la presión turística sobre la ciudad y la evolución del mercado de las viviendas locales.</w:t>
       </w:r>
     </w:p>
     <w:p>
@@ -132,6 +166,9 @@
           <w:right w:val="nil"/>
           <w:between w:val="nil"/>
         </w:pBdr>
+        <w:rPr>
+          <w:lang w:val="es-ES"/>
+        </w:rPr>
       </w:pPr>
     </w:p>
     <w:p>
@@ -143,17 +180,19 @@
           <w:right w:val="nil"/>
           <w:between w:val="nil"/>
         </w:pBdr>
-      </w:pPr>
-      <w:r>
-        <w:t>Se espera que el análisis permita responder, en la medida de lo posible, a las siguientes preguntas:</w:t>
-      </w:r>
-    </w:p>
-    <w:p>
-      <w:pPr>
-        <w:numPr>
-          <w:ilvl w:val="0"/>
-          <w:numId w:val="8"/>
-        </w:numPr>
+        <w:rPr>
+          <w:lang w:val="es-ES"/>
+        </w:rPr>
+      </w:pPr>
+      <w:r>
+        <w:rPr>
+          <w:lang w:val="es-ES"/>
+        </w:rPr>
+        <w:t>Una VUT es difícil de regular y cuantificar, ya que están distribuidas por toda la ciudad, no siempre están activas y muchas viviendas no se registran. Por eso, es importante trabajar con datos de múltiples fuentes.</w:t>
+      </w:r>
+    </w:p>
+    <w:p>
+      <w:pPr>
         <w:pBdr>
           <w:top w:val="nil"/>
           <w:left w:val="nil"/>
@@ -161,17 +200,13 @@
           <w:right w:val="nil"/>
           <w:between w:val="nil"/>
         </w:pBdr>
-      </w:pPr>
-      <w:r>
-        <w:t>cuántas VUT pueden identificarse,</w:t>
-      </w:r>
-    </w:p>
-    <w:p>
-      <w:pPr>
-        <w:numPr>
-          <w:ilvl w:val="0"/>
-          <w:numId w:val="8"/>
-        </w:numPr>
+        <w:rPr>
+          <w:lang w:val="es-ES"/>
+        </w:rPr>
+      </w:pPr>
+    </w:p>
+    <w:p>
+      <w:pPr>
         <w:pBdr>
           <w:top w:val="nil"/>
           <w:left w:val="nil"/>
@@ -179,17 +214,19 @@
           <w:right w:val="nil"/>
           <w:between w:val="nil"/>
         </w:pBdr>
-      </w:pPr>
-      <w:r>
-        <w:t>cómo han evolucionado,</w:t>
-      </w:r>
-    </w:p>
-    <w:p>
-      <w:pPr>
-        <w:numPr>
-          <w:ilvl w:val="0"/>
-          <w:numId w:val="8"/>
-        </w:numPr>
+        <w:rPr>
+          <w:lang w:val="es-ES"/>
+        </w:rPr>
+      </w:pPr>
+      <w:r>
+        <w:rPr>
+          <w:lang w:val="es-ES"/>
+        </w:rPr>
+        <w:t>Una Vivienda de Uso Turístico es un inmueble (piso, apartamento o casa) amueblado y equipado que se cede al completo a terceros por un precio, con fines turísticos o vacacionales, durante estancias cortas (generalmente menos de 31 días). Estas propiedades se alquilan principalmente a través de plataformas online y deben cumplir con normativas locales y estar registradas.</w:t>
+      </w:r>
+    </w:p>
+    <w:p>
+      <w:pPr>
         <w:pBdr>
           <w:top w:val="nil"/>
           <w:left w:val="nil"/>
@@ -197,17 +234,13 @@
           <w:right w:val="nil"/>
           <w:between w:val="nil"/>
         </w:pBdr>
-      </w:pPr>
-      <w:r>
-        <w:t>dónde se concentran,</w:t>
-      </w:r>
-    </w:p>
-    <w:p>
-      <w:pPr>
-        <w:numPr>
-          <w:ilvl w:val="0"/>
-          <w:numId w:val="8"/>
-        </w:numPr>
+        <w:rPr>
+          <w:lang w:val="es-ES"/>
+        </w:rPr>
+      </w:pPr>
+    </w:p>
+    <w:p>
+      <w:pPr>
         <w:pBdr>
           <w:top w:val="nil"/>
           <w:left w:val="nil"/>
@@ -215,9 +248,78 @@
           <w:right w:val="nil"/>
           <w:between w:val="nil"/>
         </w:pBdr>
-      </w:pPr>
-      <w:r>
-        <w:t>y qué limitaciones tienen las fuentes oficiales para describir la oferta real de alojamiento turístico.</w:t>
+        <w:rPr>
+          <w:lang w:val="es-ES"/>
+        </w:rPr>
+      </w:pPr>
+      <w:r>
+        <w:rPr>
+          <w:lang w:val="es-ES"/>
+        </w:rPr>
+        <w:t xml:space="preserve">En el caso de Torrevieja, deben estar inscritas en el </w:t>
+      </w:r>
+      <w:r>
+        <w:rPr>
+          <w:i/>
+          <w:iCs/>
+          <w:lang w:val="es-ES"/>
+        </w:rPr>
+        <w:t xml:space="preserve">Registro de </w:t>
+      </w:r>
+      <w:proofErr w:type="spellStart"/>
+      <w:r>
+        <w:rPr>
+          <w:i/>
+          <w:iCs/>
+          <w:lang w:val="es-ES"/>
+        </w:rPr>
+        <w:t>Turisme</w:t>
+      </w:r>
+      <w:proofErr w:type="spellEnd"/>
+      <w:r>
+        <w:rPr>
+          <w:i/>
+          <w:iCs/>
+          <w:lang w:val="es-ES"/>
+        </w:rPr>
+        <w:t xml:space="preserve"> de la </w:t>
+      </w:r>
+      <w:proofErr w:type="spellStart"/>
+      <w:r>
+        <w:rPr>
+          <w:i/>
+          <w:iCs/>
+          <w:lang w:val="es-ES"/>
+        </w:rPr>
+        <w:t>Comunitat</w:t>
+      </w:r>
+      <w:proofErr w:type="spellEnd"/>
+      <w:r>
+        <w:rPr>
+          <w:i/>
+          <w:iCs/>
+          <w:lang w:val="es-ES"/>
+        </w:rPr>
+        <w:t xml:space="preserve"> Valenciana</w:t>
+      </w:r>
+      <w:r>
+        <w:rPr>
+          <w:lang w:val="es-ES"/>
+        </w:rPr>
+        <w:t xml:space="preserve"> para ser reguladas, con el identificador </w:t>
+      </w:r>
+      <w:r>
+        <w:rPr>
+          <w:highlight w:val="lightGray"/>
+          <w:lang w:val="es-ES"/>
+        </w:rPr>
+        <w:t>CV-VUT-XXXXXX-A</w:t>
+      </w:r>
+      <w:r>
+        <w:rPr>
+          <w:lang w:val="es-ES"/>
+        </w:rPr>
+        <w:t>.</w:t>
       </w:r>
     </w:p>
     <w:p>
@@ -229,10 +331,167 @@
           <w:right w:val="nil"/>
           <w:between w:val="nil"/>
         </w:pBdr>
-      </w:pPr>
-      <w:r>
-        <w:t>El análisis combina estadística descriptiva, visualización de datos, clustering (K-Means) y regresión lineal para responder a estas preguntas de forma rigurosa, poniendo especial atención en las advertencias metodológicas necesarias para una interpretación correcta de los resultados.</w:t>
-      </w:r>
+        <w:rPr>
+          <w:lang w:val="es-ES"/>
+        </w:rPr>
+      </w:pPr>
+    </w:p>
+    <w:p>
+      <w:pPr>
+        <w:pBdr>
+          <w:top w:val="nil"/>
+          <w:left w:val="nil"/>
+          <w:bottom w:val="nil"/>
+          <w:right w:val="nil"/>
+          <w:between w:val="nil"/>
+        </w:pBdr>
+        <w:rPr>
+          <w:lang w:val="es-ES"/>
+        </w:rPr>
+      </w:pPr>
+      <w:r>
+        <w:rPr>
+          <w:lang w:val="es-ES"/>
+        </w:rPr>
+        <w:t xml:space="preserve">Para este </w:t>
+      </w:r>
+      <w:r>
+        <w:rPr>
+          <w:lang w:val="es-ES"/>
+        </w:rPr>
+        <w:t>reto</w:t>
+      </w:r>
+      <w:r>
+        <w:rPr>
+          <w:lang w:val="es-ES"/>
+        </w:rPr>
+        <w:t xml:space="preserve"> es importante distinguir entre:</w:t>
+      </w:r>
+    </w:p>
+    <w:p>
+      <w:pPr>
+        <w:pBdr>
+          <w:top w:val="nil"/>
+          <w:left w:val="nil"/>
+          <w:bottom w:val="nil"/>
+          <w:right w:val="nil"/>
+          <w:between w:val="nil"/>
+        </w:pBdr>
+        <w:rPr>
+          <w:lang w:val="es-ES"/>
+        </w:rPr>
+      </w:pPr>
+    </w:p>
+    <w:p>
+      <w:pPr>
+        <w:pBdr>
+          <w:top w:val="nil"/>
+          <w:left w:val="nil"/>
+          <w:bottom w:val="nil"/>
+          <w:right w:val="nil"/>
+          <w:between w:val="nil"/>
+        </w:pBdr>
+        <w:rPr>
+          <w:lang w:val="es-ES"/>
+        </w:rPr>
+      </w:pPr>
+      <w:r>
+        <w:rPr>
+          <w:lang w:val="es-ES"/>
+        </w:rPr>
+        <w:t xml:space="preserve">- </w:t>
+      </w:r>
+      <w:r>
+        <w:rPr>
+          <w:b/>
+          <w:bCs/>
+          <w:lang w:val="es-ES"/>
+        </w:rPr>
+        <w:t>VUT registradas</w:t>
+      </w:r>
+      <w:r>
+        <w:rPr>
+          <w:lang w:val="es-ES"/>
+        </w:rPr>
+        <w:t>: las que figuran en el registro oficial, que son las únicas que pueden operar legalmente.</w:t>
+      </w:r>
+    </w:p>
+    <w:p>
+      <w:pPr>
+        <w:pBdr>
+          <w:top w:val="nil"/>
+          <w:left w:val="nil"/>
+          <w:bottom w:val="nil"/>
+          <w:right w:val="nil"/>
+          <w:between w:val="nil"/>
+        </w:pBdr>
+        <w:rPr>
+          <w:lang w:val="es-ES"/>
+        </w:rPr>
+      </w:pPr>
+    </w:p>
+    <w:p>
+      <w:pPr>
+        <w:pBdr>
+          <w:top w:val="nil"/>
+          <w:left w:val="nil"/>
+          <w:bottom w:val="nil"/>
+          <w:right w:val="nil"/>
+          <w:between w:val="nil"/>
+        </w:pBdr>
+        <w:rPr>
+          <w:lang w:val="es-ES"/>
+        </w:rPr>
+      </w:pPr>
+      <w:r>
+        <w:rPr>
+          <w:lang w:val="es-ES"/>
+        </w:rPr>
+        <w:t xml:space="preserve">- </w:t>
+      </w:r>
+      <w:r>
+        <w:rPr>
+          <w:b/>
+          <w:bCs/>
+          <w:lang w:val="es-ES"/>
+        </w:rPr>
+        <w:t xml:space="preserve">Oferta real en plataformas (Airbnb, </w:t>
+      </w:r>
+      <w:proofErr w:type="spellStart"/>
+      <w:r>
+        <w:rPr>
+          <w:b/>
+          <w:bCs/>
+          <w:lang w:val="es-ES"/>
+        </w:rPr>
+        <w:t>Booking</w:t>
+      </w:r>
+      <w:proofErr w:type="spellEnd"/>
+      <w:r>
+        <w:rPr>
+          <w:b/>
+          <w:bCs/>
+          <w:lang w:val="es-ES"/>
+        </w:rPr>
+        <w:t>...)</w:t>
+      </w:r>
+      <w:r>
+        <w:rPr>
+          <w:lang w:val="es-ES"/>
+        </w:rPr>
+        <w:t>: puede incluir viviendas no registradas o con datos distintos a los oficiales. Estas viviendas no son accesibles con los datos disponibles, por lo que, seguramente, subestimemos la oferta real.</w:t>
+      </w:r>
+    </w:p>
+    <w:p>
+      <w:pPr>
+        <w:pBdr>
+          <w:top w:val="nil"/>
+          <w:left w:val="nil"/>
+          <w:bottom w:val="nil"/>
+          <w:right w:val="nil"/>
+          <w:between w:val="nil"/>
+        </w:pBdr>
+      </w:pPr>
     </w:p>
     <w:p>
       <w:pPr>
@@ -288,7 +547,19 @@
     </w:p>
     <w:p>
       <w:r>
-        <w:t>El análisis se apoya en siete conjuntos de datos procedentes de tres administraciones distintas: la Generalitat Valenciana, el Instituto Nacional de Estadística (INE) y fuentes secundarias locales. La combinación de estas fuentes permite contrastar la información y compensar las limitaciones de cada una.</w:t>
+        <w:t xml:space="preserve">El análisis </w:t>
+      </w:r>
+      <w:r>
+        <w:t>tiene</w:t>
+      </w:r>
+      <w:r>
+        <w:t xml:space="preserve"> siete conjuntos de datos procedentes de tres administraciones distintas: la Generalitat Valenciana, el Instituto Nacional de Estadística (INE) y fuentes secundarias locales. La combinación de estas fuentes </w:t>
+      </w:r>
+      <w:r>
+        <w:t xml:space="preserve">nos </w:t>
+      </w:r>
+      <w:r>
+        <w:t>permite contrastar la información y compensar las limitaciones de cada una.</w:t>
       </w:r>
     </w:p>
     <w:p/>
@@ -302,7 +573,7 @@
         <w:rPr>
           <w:color w:val="666666"/>
         </w:rPr>
-        <w:t>1.1 Registro oficial de VUT - Generalitat Valenciana</w:t>
+        <w:t xml:space="preserve">1.1 Registro oficial de VUT </w:t>
       </w:r>
     </w:p>
     <w:p>
@@ -361,12 +632,14 @@
                 <w:color w:val="FFFFFF"/>
               </w:rPr>
             </w:pPr>
+            <w:proofErr w:type="spellStart"/>
             <w:r>
               <w:rPr>
                 <w:color w:val="FFFFFF"/>
               </w:rPr>
               <w:t>Dataset</w:t>
             </w:r>
+            <w:proofErr w:type="spellEnd"/>
           </w:p>
         </w:tc>
         <w:tc>
@@ -489,7 +762,15 @@
               <w:spacing w:line="240" w:lineRule="auto"/>
             </w:pPr>
             <w:r>
-              <w:t>Registro de Turisme de la CV</w:t>
+              <w:t xml:space="preserve">Registro de </w:t>
+            </w:r>
+            <w:proofErr w:type="spellStart"/>
+            <w:r>
+              <w:t>Turisme</w:t>
+            </w:r>
+            <w:proofErr w:type="spellEnd"/>
+            <w:r>
+              <w:t xml:space="preserve"> de la CV</w:t>
             </w:r>
           </w:p>
         </w:tc>
@@ -594,7 +875,26 @@
     <w:p/>
     <w:p>
       <w:r>
-        <w:t>El archivo obtenerDocumentoSForms.csv es la fuente principal del análisis. Contiene una fila por cada VUT actualmente dada de alta, con información sobre localización (código postal, dirección), características físicas (superficie, plazas, dormitorios) y fecha de inscripción. Las variables principales son: código registral (CV-VUT-XXXXXX-A), código postal, plazas totales, número de dormitorios, superficie en m² y fecha de alta.</w:t>
+        <w:t xml:space="preserve">El archivo </w:t>
+      </w:r>
+      <w:r>
+        <w:rPr>
+          <w:i/>
+          <w:iCs/>
+        </w:rPr>
+        <w:t>obtenerDocumentoSForms.csv</w:t>
+      </w:r>
+      <w:r>
+        <w:t xml:space="preserve"> es la fuente principal del análisis. Contiene una fila por cada VUT actualmente dada de alta, con información sobre localización (código postal, dirección), características físicas (superficie, plazas, dormitorios) y fecha de inscripción. Las variables principales son: código registral (</w:t>
+      </w:r>
+      <w:r>
+        <w:rPr>
+          <w:highlight w:val="lightGray"/>
+        </w:rPr>
+        <w:t>CV-VUT-XXXXXX-A</w:t>
+      </w:r>
+      <w:r>
+        <w:t>), código postal, plazas totales, número de dormitorios, superficie en m² y fecha de alta.</w:t>
       </w:r>
     </w:p>
     <w:p/>
@@ -666,12 +966,14 @@
                 <w:color w:val="FFFFFF"/>
               </w:rPr>
             </w:pPr>
+            <w:proofErr w:type="spellStart"/>
             <w:r>
               <w:rPr>
                 <w:color w:val="FFFFFF"/>
               </w:rPr>
               <w:t>Dataset</w:t>
             </w:r>
+            <w:proofErr w:type="spellEnd"/>
           </w:p>
         </w:tc>
         <w:tc>
@@ -745,9 +1047,11 @@
               <w:widowControl w:val="0"/>
               <w:spacing w:line="240" w:lineRule="auto"/>
             </w:pPr>
+            <w:proofErr w:type="spellStart"/>
             <w:r>
               <w:t>viviendas_turisticas_plazas_y_plazas_por_vivienda_turistica</w:t>
             </w:r>
+            <w:proofErr w:type="spellEnd"/>
           </w:p>
         </w:tc>
         <w:tc>
@@ -827,7 +1131,7 @@
               <w:spacing w:line="240" w:lineRule="auto"/>
             </w:pPr>
             <w:r>
-              <w:t>porcentaje_viviendas_turisticas_sobre_el_total_de_viviendas_censadas.csv</w:t>
+              <w:t>porcentaje_viviendas_turisticas.csv</w:t>
             </w:r>
           </w:p>
         </w:tc>
@@ -960,7 +1264,36 @@
     <w:p/>
     <w:p>
       <w:r>
-        <w:t>La Encuesta de Ocupación en Apartamentos Turísticos (EHAT) del INE publica datos en febrero (temporada baja) y agosto (temporada alta), lo que introduce una variación estacional intrínseca. Esto debe tenerse en cuenta al comparar datos del mismo año pero de distintos periodos. El Censo de 2021 tiene la limitación adicional de no desagregar viviendas secundarias y vacías por separado, al haber utilizado una metodología distinta a la de censos anteriores.</w:t>
+        <w:t xml:space="preserve">La Encuesta de Ocupación en Apartamentos Turísticos (EHAT) del INE publica datos en febrero (temporada baja) y agosto (temporada alta), </w:t>
+      </w:r>
+      <w:r>
+        <w:t>l</w:t>
+      </w:r>
+      <w:r>
+        <w:t>o que hace que cambie según la época del año</w:t>
+      </w:r>
+      <w:r>
+        <w:t xml:space="preserve">. Esto debe tenerse en cuenta al comparar datos del mismo </w:t>
+      </w:r>
+      <w:proofErr w:type="gramStart"/>
+      <w:r>
+        <w:t>año</w:t>
+      </w:r>
+      <w:proofErr w:type="gramEnd"/>
+      <w:r>
+        <w:t xml:space="preserve"> pero de distintos periodos. </w:t>
+      </w:r>
+      <w:r>
+        <w:t>Además, e</w:t>
+      </w:r>
+      <w:r>
+        <w:t xml:space="preserve">l Censo de 2021 tiene la limitación de no desagregar viviendas secundarias y vacías por separado, </w:t>
+      </w:r>
+      <w:r>
+        <w:t>ya que usa</w:t>
+      </w:r>
+      <w:r>
+        <w:t xml:space="preserve"> una metodología distinta a la de censos anteriores.</w:t>
       </w:r>
     </w:p>
     <w:p/>
@@ -1019,12 +1352,14 @@
                 <w:color w:val="FFFFFF"/>
               </w:rPr>
             </w:pPr>
+            <w:proofErr w:type="spellStart"/>
             <w:r>
               <w:rPr>
                 <w:color w:val="FFFFFF"/>
               </w:rPr>
               <w:t>Dataset</w:t>
             </w:r>
+            <w:proofErr w:type="spellEnd"/>
           </w:p>
         </w:tc>
         <w:tc>
@@ -1271,7 +1606,23 @@
         <w:t>Brecha registro / plataformas:</w:t>
       </w:r>
       <w:r>
-        <w:t xml:space="preserve"> la oferta real en Airbnb o Booking puede incluir viviendas no registradas. No disponemos de datos de scraping para Torrevieja, lo que implica que los datos oficiales subestiman la oferta efectiva.</w:t>
+        <w:t xml:space="preserve"> la oferta real en Airbnb o </w:t>
+      </w:r>
+      <w:proofErr w:type="spellStart"/>
+      <w:r>
+        <w:t>Booking</w:t>
+      </w:r>
+      <w:proofErr w:type="spellEnd"/>
+      <w:r>
+        <w:t xml:space="preserve"> puede incluir viviendas no registradas. No disponemos de datos de </w:t>
+      </w:r>
+      <w:proofErr w:type="spellStart"/>
+      <w:r>
+        <w:t>scraping</w:t>
+      </w:r>
+      <w:proofErr w:type="spellEnd"/>
+      <w:r>
+        <w:t xml:space="preserve"> para Torrevieja, lo que implica que los datos oficiales subestiman la oferta efectiva.</w:t>
       </w:r>
     </w:p>
     <w:p>
@@ -1384,16 +1735,180 @@
       </w:pPr>
     </w:p>
     <w:p>
-      <w:r>
-        <w:t>Los datos proceden de tres administraciones con formatos, separadores y codificaciones heterogéneos. El proceso de limpieza se organizó en cuatro bloques:</w:t>
+      <w:pPr>
+        <w:rPr>
+          <w:lang w:val="es-ES"/>
+        </w:rPr>
+      </w:pPr>
+      <w:r>
+        <w:rPr>
+          <w:lang w:val="es-ES"/>
+        </w:rPr>
+        <w:t>Los datos han sido adquiridos de tres administraciones distintas (Generalitat Valenciana, INE y fuentes secundarias locales), con formatos, separadores y codificaciones diferentes. Antes de analizarlos, vamos a ver qué hay en cada archivo, detectar errores y dejarlos en un formato limpio.</w:t>
+      </w:r>
+    </w:p>
+    <w:p>
+      <w:pPr>
+        <w:rPr>
+          <w:lang w:val="es-ES"/>
+        </w:rPr>
+      </w:pPr>
+    </w:p>
+    <w:p>
+      <w:pPr>
+        <w:rPr>
+          <w:lang w:val="es-ES"/>
+        </w:rPr>
+      </w:pPr>
+      <w:r>
+        <w:rPr>
+          <w:lang w:val="es-ES"/>
+        </w:rPr>
+        <w:t>Organizamos la preparación en cuatro bloques:</w:t>
+      </w:r>
+    </w:p>
+    <w:p>
+      <w:pPr>
+        <w:rPr>
+          <w:lang w:val="es-ES"/>
+        </w:rPr>
+      </w:pPr>
+    </w:p>
+    <w:p>
+      <w:pPr>
+        <w:rPr>
+          <w:lang w:val="es-ES"/>
+        </w:rPr>
+      </w:pPr>
+      <w:r>
+        <w:rPr>
+          <w:lang w:val="es-ES"/>
+        </w:rPr>
+        <w:t xml:space="preserve">- </w:t>
+      </w:r>
+      <w:r>
+        <w:rPr>
+          <w:b/>
+          <w:bCs/>
+          <w:lang w:val="es-ES"/>
+        </w:rPr>
+        <w:t>A</w:t>
+      </w:r>
+      <w:r>
+        <w:rPr>
+          <w:lang w:val="es-ES"/>
+        </w:rPr>
+        <w:t>: Registro oficial de VUT (análisis individual + temporal + territorial)</w:t>
+      </w:r>
+    </w:p>
+    <w:p>
+      <w:pPr>
+        <w:rPr>
+          <w:lang w:val="es-ES"/>
+        </w:rPr>
+      </w:pPr>
+      <w:r>
+        <w:rPr>
+          <w:lang w:val="es-ES"/>
+        </w:rPr>
+        <w:t xml:space="preserve">- </w:t>
+      </w:r>
+      <w:r>
+        <w:rPr>
+          <w:b/>
+          <w:bCs/>
+          <w:lang w:val="es-ES"/>
+        </w:rPr>
+        <w:t>B:</w:t>
+      </w:r>
+      <w:r>
+        <w:rPr>
+          <w:lang w:val="es-ES"/>
+        </w:rPr>
+        <w:t xml:space="preserve"> Encuesta INE de plazas y porcentaje sobre el total censal</w:t>
+      </w:r>
+    </w:p>
+    <w:p>
+      <w:pPr>
+        <w:rPr>
+          <w:lang w:val="es-ES"/>
+        </w:rPr>
+      </w:pPr>
+      <w:r>
+        <w:rPr>
+          <w:lang w:val="es-ES"/>
+        </w:rPr>
+        <w:t xml:space="preserve">- </w:t>
+      </w:r>
+      <w:r>
+        <w:rPr>
+          <w:b/>
+          <w:bCs/>
+          <w:lang w:val="es-ES"/>
+        </w:rPr>
+        <w:t>C</w:t>
+      </w:r>
+      <w:r>
+        <w:rPr>
+          <w:lang w:val="es-ES"/>
+        </w:rPr>
+        <w:t>: Parque total de viviendas (Censos 2001, 2011, 2021)</w:t>
+      </w:r>
+    </w:p>
+    <w:p>
+      <w:pPr>
+        <w:rPr>
+          <w:lang w:val="es-ES"/>
+        </w:rPr>
+      </w:pPr>
+      <w:r>
+        <w:rPr>
+          <w:lang w:val="es-ES"/>
+        </w:rPr>
+        <w:t xml:space="preserve">- </w:t>
+      </w:r>
+      <w:r>
+        <w:rPr>
+          <w:b/>
+          <w:bCs/>
+          <w:lang w:val="es-ES"/>
+        </w:rPr>
+        <w:t>D</w:t>
+      </w:r>
+      <w:r>
+        <w:rPr>
+          <w:lang w:val="es-ES"/>
+        </w:rPr>
+        <w:t>: Series de precios de compraventa y alquiler</w:t>
       </w:r>
     </w:p>
     <w:p/>
     <w:p>
       <w:pPr>
+        <w:rPr>
+          <w:color w:val="666666"/>
+        </w:rPr>
+      </w:pPr>
+      <w:r>
+        <w:rPr>
+          <w:color w:val="666666"/>
+        </w:rPr>
+        <w:t>2.2 Técnicas estadísticas y de minería de datos aplicadas</w:t>
+      </w:r>
+    </w:p>
+    <w:p>
+      <w:pPr>
+        <w:rPr>
+          <w:color w:val="666666"/>
+        </w:rPr>
+      </w:pPr>
+    </w:p>
+    <w:p>
+      <w:pPr>
+        <w:pStyle w:val="Prrafodelista"/>
         <w:numPr>
           <w:ilvl w:val="0"/>
-          <w:numId w:val="4"/>
+          <w:numId w:val="9"/>
         </w:numPr>
       </w:pPr>
       <w:r>
@@ -1401,17 +1916,23 @@
           <w:b/>
           <w:bCs/>
         </w:rPr>
-        <w:t>Bloque A — Registro oficial VUT:</w:t>
-      </w:r>
-      <w:r>
-        <w:t xml:space="preserve"> conversión de fechas al formato datetime, estandarización del código postal a cadena de 5 dígitos, eliminación de los 29 registros con 0 plazas (formularios incompletos) y exclusión del año 2026 (datos incompletos). Resultado: 9.694 VUTs válidas.</w:t>
-      </w:r>
-    </w:p>
-    <w:p>
-      <w:pPr>
+        <w:t>Estadística descriptiva:</w:t>
+      </w:r>
+      <w:r>
+        <w:t xml:space="preserve"> Distribuciones, medias, medianas y percentiles de plazas, superficie para caracterizar el perfil de VUT. </w:t>
+      </w:r>
+    </w:p>
+    <w:p>
+      <w:pPr>
+        <w:pStyle w:val="Prrafodelista"/>
+      </w:pPr>
+    </w:p>
+    <w:p>
+      <w:pPr>
+        <w:pStyle w:val="Prrafodelista"/>
         <w:numPr>
           <w:ilvl w:val="0"/>
-          <w:numId w:val="4"/>
+          <w:numId w:val="9"/>
         </w:numPr>
       </w:pPr>
       <w:r>
@@ -1419,17 +1940,27 @@
           <w:b/>
           <w:bCs/>
         </w:rPr>
-        <w:t>Bloque B — Datos INE (EHAT):</w:t>
-      </w:r>
-      <w:r>
-        <w:t xml:space="preserve"> traducción del formato de periodo «AAAAMmm» a datetime, conversión de números en formato europeo (punto como separador de miles, coma decimal) y pivotado de la tabla de plazas para tener una columna por métrica (VUT, plazas, ratio plazas/VUT).</w:t>
-      </w:r>
-    </w:p>
-    <w:p>
-      <w:pPr>
+        <w:t>Análisis temporal con series acumuladas:</w:t>
+      </w:r>
+      <w:r>
+        <w:t xml:space="preserve"> Cálculo del stock acumulado de VUT y plazas, y de la tasa de crecimiento interanual. </w:t>
+      </w:r>
+    </w:p>
+    <w:p>
+      <w:pPr>
+        <w:pStyle w:val="Prrafodelista"/>
+        <w:rPr>
+          <w:b/>
+          <w:bCs/>
+        </w:rPr>
+      </w:pPr>
+    </w:p>
+    <w:p>
+      <w:pPr>
+        <w:pStyle w:val="Prrafodelista"/>
         <w:numPr>
           <w:ilvl w:val="0"/>
-          <w:numId w:val="4"/>
+          <w:numId w:val="9"/>
         </w:numPr>
       </w:pPr>
       <w:r>
@@ -1437,17 +1968,27 @@
           <w:b/>
           <w:bCs/>
         </w:rPr>
-        <w:t>Bloque C — Parque de viviendas (Censo):</w:t>
-      </w:r>
-      <w:r>
-        <w:t xml:space="preserve"> solo tres filas (2001, 2011, 2021). Se calculó el porcentaje de viviendas no principales sobre el total y se manejó el NaN de 2021 (metodología censal distinta que no desagrega secundarias/vacías).</w:t>
-      </w:r>
-    </w:p>
-    <w:p>
-      <w:pPr>
+        <w:t>Regresión lineal por subperiodos:</w:t>
+      </w:r>
+      <w:r>
+        <w:t xml:space="preserve"> Ajuste de modelos OLS para los periodos pre-COVID (2013-2019) y post-COVID (2022-2025), comparando pendientes, R² y significación estadística (p-valor). </w:t>
+      </w:r>
+    </w:p>
+    <w:p>
+      <w:pPr>
+        <w:pStyle w:val="Prrafodelista"/>
+        <w:rPr>
+          <w:b/>
+          <w:bCs/>
+        </w:rPr>
+      </w:pPr>
+    </w:p>
+    <w:p>
+      <w:pPr>
+        <w:pStyle w:val="Prrafodelista"/>
         <w:numPr>
           <w:ilvl w:val="0"/>
-          <w:numId w:val="4"/>
+          <w:numId w:val="9"/>
         </w:numPr>
       </w:pPr>
       <w:r>
@@ -1455,75 +1996,6 @@
           <w:b/>
           <w:bCs/>
         </w:rPr>
-        <w:t>Bloque D — Precios:</w:t>
-      </w:r>
-      <w:r>
-        <w:t xml:space="preserve"> manejo de dos codificaciones distintas (latin-1 y UTF-16 con separador de tabulación), traducción de nombres de mes del español al inglés para el parseo de fechas, y tratamiento de valores «nd» como NaN.</w:t>
-      </w:r>
-    </w:p>
-    <w:p/>
-    <w:p>
-      <w:pPr>
-        <w:rPr>
-          <w:color w:val="666666"/>
-        </w:rPr>
-      </w:pPr>
-      <w:r>
-        <w:rPr>
-          <w:color w:val="666666"/>
-        </w:rPr>
-        <w:t>2.2 Técnicas estadísticas y de minería de datos aplicadas</w:t>
-      </w:r>
-    </w:p>
-    <w:p>
-      <w:pPr>
-        <w:rPr>
-          <w:color w:val="666666"/>
-        </w:rPr>
-      </w:pPr>
-    </w:p>
-    <w:p>
-      <w:r>
-        <w:rPr>
-          <w:b/>
-          <w:bCs/>
-        </w:rPr>
-        <w:t>Estadística descriptiva:</w:t>
-      </w:r>
-      <w:r>
-        <w:t xml:space="preserve"> Distribuciones, medias, medianas y percentiles de plazas, dormitorios y superficie para caracterizar el perfil típico de VUT. </w:t>
-      </w:r>
-    </w:p>
-    <w:p>
-      <w:r>
-        <w:rPr>
-          <w:b/>
-          <w:bCs/>
-        </w:rPr>
-        <w:t>Análisis temporal con series acumuladas:</w:t>
-      </w:r>
-      <w:r>
-        <w:t xml:space="preserve"> Cálculo del stock acumulado de VUT y plazas, y de la tasa de crecimiento interanual. </w:t>
-      </w:r>
-    </w:p>
-    <w:p>
-      <w:r>
-        <w:rPr>
-          <w:b/>
-          <w:bCs/>
-        </w:rPr>
-        <w:t>Regresión lineal por subperiodos:</w:t>
-      </w:r>
-      <w:r>
-        <w:t xml:space="preserve"> Ajuste de modelos OLS para los periodos pre-COVID (2013-2019) y post-COVID (2022-2025), comparando pendientes, R² y significación estadística (p-valor). </w:t>
-      </w:r>
-    </w:p>
-    <w:p>
-      <w:r>
-        <w:rPr>
-          <w:b/>
-          <w:bCs/>
-        </w:rPr>
         <w:t>Análisis de estacionalidad registral:</w:t>
       </w:r>
       <w:r>
@@ -1531,18 +2003,59 @@
       </w:r>
     </w:p>
     <w:p>
-      <w:r>
-        <w:rPr>
-          <w:b/>
-          <w:bCs/>
-        </w:rPr>
-        <w:t>Clustering K-Means:</w:t>
+      <w:pPr>
+        <w:pStyle w:val="Prrafodelista"/>
+        <w:rPr>
+          <w:b/>
+          <w:bCs/>
+        </w:rPr>
+      </w:pPr>
+    </w:p>
+    <w:p>
+      <w:pPr>
+        <w:pStyle w:val="Prrafodelista"/>
+        <w:numPr>
+          <w:ilvl w:val="0"/>
+          <w:numId w:val="9"/>
+        </w:numPr>
+      </w:pPr>
+      <w:proofErr w:type="spellStart"/>
+      <w:r>
+        <w:rPr>
+          <w:b/>
+          <w:bCs/>
+        </w:rPr>
+        <w:t>Clustering</w:t>
+      </w:r>
+      <w:proofErr w:type="spellEnd"/>
+      <w:r>
+        <w:rPr>
+          <w:b/>
+          <w:bCs/>
+        </w:rPr>
+        <w:t xml:space="preserve"> K-Means:</w:t>
       </w:r>
       <w:r>
         <w:t xml:space="preserve"> Agrupación de los 8 códigos postales de Torrevieja según 5 variables (N.º VUT, plazas totales, media de plazas, media de superficie y año medio de alta). Selección del k óptimo mediante el método del codo y el índice de silueta. </w:t>
       </w:r>
     </w:p>
     <w:p>
+      <w:pPr>
+        <w:pStyle w:val="Prrafodelista"/>
+        <w:rPr>
+          <w:b/>
+          <w:bCs/>
+        </w:rPr>
+      </w:pPr>
+    </w:p>
+    <w:p>
+      <w:pPr>
+        <w:pStyle w:val="Prrafodelista"/>
+        <w:numPr>
+          <w:ilvl w:val="0"/>
+          <w:numId w:val="9"/>
+        </w:numPr>
+      </w:pPr>
       <w:r>
         <w:rPr>
           <w:b/>
@@ -1551,10 +2064,32 @@
         <w:t>Correlación de Pearson y regresión bivariante:</w:t>
       </w:r>
       <w:r>
-        <w:t xml:space="preserve"> Análisis de la relación entre el stock acumulado de VUT y los precios medios anuales de compraventa y alquiler, con la advertencia explícita sobre el riesgo de correlación espuria por tendencia temporal compartida. </w:t>
-      </w:r>
-    </w:p>
-    <w:p>
+        <w:t xml:space="preserve"> Análisis de la relación entre el stock acumulado de VUT y los precios medios anuales de compraventa y alquiler, con</w:t>
+      </w:r>
+      <w:r>
+        <w:t xml:space="preserve"> </w:t>
+      </w:r>
+      <w:r>
+        <w:t xml:space="preserve">el riesgo de correlación espuria por tendencia temporal compartida. </w:t>
+      </w:r>
+    </w:p>
+    <w:p>
+      <w:pPr>
+        <w:pStyle w:val="Prrafodelista"/>
+        <w:rPr>
+          <w:b/>
+          <w:bCs/>
+        </w:rPr>
+      </w:pPr>
+    </w:p>
+    <w:p>
+      <w:pPr>
+        <w:pStyle w:val="Prrafodelista"/>
+        <w:numPr>
+          <w:ilvl w:val="0"/>
+          <w:numId w:val="9"/>
+        </w:numPr>
+      </w:pPr>
       <w:r>
         <w:rPr>
           <w:b/>
@@ -1564,32 +2099,6 @@
       </w:r>
       <w:r>
         <w:t xml:space="preserve"> Cruce del registro de VUT con los datos censales para estimar el peso de las VUT sobre el total de viviendas y, de forma más relevante, sobre las viviendas no principales.</w:t>
-      </w:r>
-    </w:p>
-    <w:p/>
-    <w:p>
-      <w:pPr>
-        <w:rPr>
-          <w:color w:val="666666"/>
-        </w:rPr>
-      </w:pPr>
-      <w:r>
-        <w:rPr>
-          <w:color w:val="666666"/>
-        </w:rPr>
-        <w:t>2.3 Herramientas y entorno de trabajo</w:t>
-      </w:r>
-    </w:p>
-    <w:p>
-      <w:pPr>
-        <w:rPr>
-          <w:color w:val="666666"/>
-        </w:rPr>
-      </w:pPr>
-    </w:p>
-    <w:p>
-      <w:r>
-        <w:t>Todo el análisis se desarrolló en Python 3 dentro de un entorno Jupyter Notebook. Las bibliotecas principales utilizadas fueron pandas y numpy para la manipulación y transformación de datos, matplotlib para la visualización, scipy.stats para los modelos de regresión lineal y scikit-learn para el clustering K-Means y la estandarización de variables (StandardScaler).</w:t>
       </w:r>
     </w:p>
     <w:p/>
@@ -1637,14 +2146,32 @@
         <w:rPr>
           <w:color w:val="666666"/>
         </w:rPr>
-        <w:t>3.1. Parte 1 - Dimensión actual del sector VUT</w:t>
-      </w:r>
-    </w:p>
-    <w:p>
-      <w:pPr>
+        <w:t xml:space="preserve">3.1. Parte 1 </w:t>
+      </w:r>
+      <w:r>
         <w:rPr>
           <w:color w:val="666666"/>
         </w:rPr>
+        <w:t>–</w:t>
+      </w:r>
+      <w:r>
+        <w:rPr>
+          <w:color w:val="666666"/>
+        </w:rPr>
+        <w:t xml:space="preserve"> </w:t>
+      </w:r>
+      <w:r>
+        <w:rPr>
+          <w:color w:val="666666"/>
+        </w:rPr>
+        <w:t>Dimensión actual del sector VUT</w:t>
+      </w:r>
+    </w:p>
+    <w:p>
+      <w:pPr>
+        <w:rPr>
+          <w:color w:val="666666"/>
+        </w:rPr>
       </w:pPr>
     </w:p>
     <w:p>
@@ -1655,122 +2182,299 @@
     <w:p/>
     <w:p>
       <w:pPr>
-        <w:numPr>
-          <w:ilvl w:val="0"/>
-          <w:numId w:val="5"/>
-        </w:numPr>
-      </w:pPr>
-      <w:r>
-        <w:rPr>
-          <w:b/>
-          <w:bCs/>
-        </w:rPr>
-        <w:t>N.º total de VUT registradas:</w:t>
-      </w:r>
-      <w:r>
-        <w:t xml:space="preserve"> 9.694 </w:t>
-      </w:r>
-    </w:p>
-    <w:p>
-      <w:pPr>
-        <w:numPr>
-          <w:ilvl w:val="0"/>
-          <w:numId w:val="5"/>
-        </w:numPr>
-      </w:pPr>
-      <w:r>
-        <w:rPr>
-          <w:b/>
-          <w:bCs/>
-        </w:rPr>
-        <w:t>Total de plazas turísticas:</w:t>
-      </w:r>
-      <w:r>
-        <w:t xml:space="preserve"> 38.362 </w:t>
-      </w:r>
-    </w:p>
-    <w:p>
-      <w:pPr>
-        <w:numPr>
-          <w:ilvl w:val="0"/>
-          <w:numId w:val="5"/>
-        </w:numPr>
-      </w:pPr>
-      <w:r>
-        <w:rPr>
-          <w:b/>
-          <w:bCs/>
-        </w:rPr>
-        <w:t>Media de plazas por VUT:</w:t>
-      </w:r>
-      <w:r>
-        <w:t xml:space="preserve"> 3,96 </w:t>
-      </w:r>
-    </w:p>
-    <w:p>
-      <w:pPr>
-        <w:numPr>
-          <w:ilvl w:val="0"/>
-          <w:numId w:val="5"/>
-        </w:numPr>
-      </w:pPr>
-      <w:r>
-        <w:rPr>
-          <w:b/>
-          <w:bCs/>
-        </w:rPr>
-        <w:t>Superficie media por VUT:</w:t>
-      </w:r>
-      <w:r>
-        <w:t xml:space="preserve"> 73,79 m²  </w:t>
-      </w:r>
-    </w:p>
-    <w:p>
-      <w:pPr>
-        <w:numPr>
-          <w:ilvl w:val="0"/>
-          <w:numId w:val="5"/>
-        </w:numPr>
-      </w:pPr>
-      <w:r>
-        <w:rPr>
-          <w:b/>
-          <w:bCs/>
-        </w:rPr>
-        <w:t>Porcentaje de estudios:</w:t>
-      </w:r>
-      <w:r>
-        <w:t xml:space="preserve"> 0,78%</w:t>
-      </w:r>
-    </w:p>
-    <w:p>
-      <w:pPr>
-        <w:numPr>
-          <w:ilvl w:val="0"/>
-          <w:numId w:val="5"/>
-        </w:numPr>
-      </w:pPr>
-      <w:r>
-        <w:rPr>
-          <w:b/>
-          <w:bCs/>
-        </w:rPr>
-        <w:t>Perfil más frecuente:</w:t>
-      </w:r>
-      <w:r>
-        <w:t xml:space="preserve"> 4 plazas / 2 dormitorios</w:t>
+        <w:rPr>
+          <w:b/>
+          <w:bCs/>
+          <w:lang w:val="es-ES"/>
+        </w:rPr>
+      </w:pPr>
+      <w:r>
+        <w:rPr>
+          <w:b/>
+          <w:bCs/>
+          <w:lang w:val="es-ES"/>
+        </w:rPr>
+        <w:t>R</w:t>
+      </w:r>
+      <w:r>
+        <w:rPr>
+          <w:b/>
+          <w:bCs/>
+          <w:lang w:val="es-ES"/>
+        </w:rPr>
+        <w:t>esumen del sector VUT</w:t>
+      </w:r>
+    </w:p>
+    <w:p>
+      <w:pPr>
+        <w:rPr>
+          <w:lang w:val="es-ES"/>
+        </w:rPr>
+      </w:pPr>
+      <w:r>
+        <w:rPr>
+          <w:lang w:val="es-ES"/>
+        </w:rPr>
+        <w:t xml:space="preserve">  - N</w:t>
+      </w:r>
+      <w:r>
+        <w:rPr>
+          <w:lang w:val="es-ES"/>
+        </w:rPr>
+        <w:t>úmero</w:t>
+      </w:r>
+      <w:r>
+        <w:rPr>
+          <w:lang w:val="es-ES"/>
+        </w:rPr>
+        <w:t xml:space="preserve"> total de VUT registradas:</w:t>
+      </w:r>
+      <w:r>
+        <w:rPr>
+          <w:lang w:val="es-ES"/>
+        </w:rPr>
+        <w:tab/>
+      </w:r>
+      <w:r>
+        <w:rPr>
+          <w:lang w:val="es-ES"/>
+        </w:rPr>
+        <w:tab/>
+      </w:r>
+      <w:r>
+        <w:rPr>
+          <w:lang w:val="es-ES"/>
+        </w:rPr>
+        <w:t>9694</w:t>
+      </w:r>
+    </w:p>
+    <w:p>
+      <w:pPr>
+        <w:rPr>
+          <w:lang w:val="es-ES"/>
+        </w:rPr>
+      </w:pPr>
+      <w:r>
+        <w:rPr>
+          <w:lang w:val="es-ES"/>
+        </w:rPr>
+        <w:t xml:space="preserve">  - Total de plazas generadas:   </w:t>
+      </w:r>
+      <w:r>
+        <w:rPr>
+          <w:lang w:val="es-ES"/>
+        </w:rPr>
+        <w:tab/>
+      </w:r>
+      <w:r>
+        <w:rPr>
+          <w:lang w:val="es-ES"/>
+        </w:rPr>
+        <w:tab/>
+      </w:r>
+      <w:r>
+        <w:rPr>
+          <w:lang w:val="es-ES"/>
+        </w:rPr>
+        <w:t>38362</w:t>
+      </w:r>
+    </w:p>
+    <w:p>
+      <w:pPr>
+        <w:rPr>
+          <w:lang w:val="es-ES"/>
+        </w:rPr>
+      </w:pPr>
+      <w:r>
+        <w:rPr>
+          <w:lang w:val="es-ES"/>
+        </w:rPr>
+        <w:t xml:space="preserve">  - Plazas medias por VUT:       </w:t>
+      </w:r>
+      <w:r>
+        <w:rPr>
+          <w:lang w:val="es-ES"/>
+        </w:rPr>
+        <w:t xml:space="preserve"> </w:t>
+      </w:r>
+      <w:r>
+        <w:rPr>
+          <w:lang w:val="es-ES"/>
+        </w:rPr>
+        <w:tab/>
+      </w:r>
+      <w:r>
+        <w:rPr>
+          <w:lang w:val="es-ES"/>
+        </w:rPr>
+        <w:tab/>
+      </w:r>
+      <w:r>
+        <w:rPr>
+          <w:lang w:val="es-ES"/>
+        </w:rPr>
+        <w:t>3.96</w:t>
+      </w:r>
+    </w:p>
+    <w:p>
+      <w:pPr>
+        <w:rPr>
+          <w:lang w:val="es-ES"/>
+        </w:rPr>
+      </w:pPr>
+      <w:r>
+        <w:rPr>
+          <w:lang w:val="es-ES"/>
+        </w:rPr>
+        <w:t xml:space="preserve">  - Superficie media:            </w:t>
+      </w:r>
+      <w:r>
+        <w:rPr>
+          <w:lang w:val="es-ES"/>
+        </w:rPr>
+        <w:t xml:space="preserve">       </w:t>
+      </w:r>
+      <w:r>
+        <w:rPr>
+          <w:lang w:val="es-ES"/>
+        </w:rPr>
+        <w:tab/>
+      </w:r>
+      <w:r>
+        <w:rPr>
+          <w:lang w:val="es-ES"/>
+        </w:rPr>
+        <w:tab/>
+      </w:r>
+      <w:r>
+        <w:rPr>
+          <w:lang w:val="es-ES"/>
+        </w:rPr>
+        <w:t>73.79m²</w:t>
+      </w:r>
+    </w:p>
+    <w:p>
+      <w:r>
+        <w:rPr>
+          <w:lang w:val="es-ES"/>
+        </w:rPr>
+        <w:t xml:space="preserve">  - </w:t>
+      </w:r>
+      <w:r>
+        <w:rPr>
+          <w:lang w:val="es-ES"/>
+        </w:rPr>
+        <w:t>Porcentaje</w:t>
+      </w:r>
+      <w:r>
+        <w:rPr>
+          <w:lang w:val="es-ES"/>
+        </w:rPr>
+        <w:t xml:space="preserve"> Estudios:          </w:t>
+      </w:r>
+      <w:r>
+        <w:rPr>
+          <w:lang w:val="es-ES"/>
+        </w:rPr>
+        <w:t xml:space="preserve">   </w:t>
+      </w:r>
+      <w:r>
+        <w:rPr>
+          <w:lang w:val="es-ES"/>
+        </w:rPr>
+        <w:tab/>
+      </w:r>
+      <w:r>
+        <w:rPr>
+          <w:lang w:val="es-ES"/>
+        </w:rPr>
+        <w:tab/>
+      </w:r>
+      <w:r>
+        <w:rPr>
+          <w:lang w:val="es-ES"/>
+        </w:rPr>
+        <w:t>0.78%</w:t>
       </w:r>
     </w:p>
     <w:p/>
     <w:p>
       <w:r>
-        <w:t>La distribución de plazas por vivienda es claramente concentrada: el intervalo de 4 a 6 plazas acumula la mayor parte de las VUT. Esto encaja con el modelo de turismo familiar o en pareja con hijos característico de Torrevieja. La baja proporción de estudios (0,78%) indica que la oferta no está orientada al turista individual o de mochilero, sino a grupos que buscan un apartamento completo. Con una superficie media de 73,79 m², estas viviendas encajan tipológicamente con el parque de apartamentos vacacionales típico del litoral mediterráneo español: pisos de 2-3 dormitorios construidos en gran parte durante los booms inmobiliarios de los años 70-80 y el período 2000-2008.</w:t>
+        <w:drawing>
+          <wp:inline distT="0" distB="0" distL="0" distR="0" wp14:anchorId="11B93FCC" wp14:editId="06D0FD34">
+            <wp:extent cx="6153959" cy="2170944"/>
+            <wp:effectExtent l="0" t="0" r="0" b="1270"/>
+            <wp:docPr id="616594344" name="Imagen 1"/>
+            <wp:cNvGraphicFramePr>
+              <a:graphicFrameLocks xmlns:a="http://schemas.openxmlformats.org/drawingml/2006/main" noChangeAspect="1"/>
+            </wp:cNvGraphicFramePr>
+            <a:graphic xmlns:a="http://schemas.openxmlformats.org/drawingml/2006/main">
+              <a:graphicData uri="http://schemas.openxmlformats.org/drawingml/2006/picture">
+                <pic:pic xmlns:pic="http://schemas.openxmlformats.org/drawingml/2006/picture">
+                  <pic:nvPicPr>
+                    <pic:cNvPr id="616594344" name=""/>
+                    <pic:cNvPicPr/>
+                  </pic:nvPicPr>
+                  <pic:blipFill>
+                    <a:blip r:embed="rId5"/>
+                    <a:stretch>
+                      <a:fillRect/>
+                    </a:stretch>
+                  </pic:blipFill>
+                  <pic:spPr>
+                    <a:xfrm>
+                      <a:off x="0" y="0"/>
+                      <a:ext cx="6248521" cy="2204303"/>
+                    </a:xfrm>
+                    <a:prstGeom prst="rect">
+                      <a:avLst/>
+                    </a:prstGeom>
+                  </pic:spPr>
+                </pic:pic>
+              </a:graphicData>
+            </a:graphic>
+          </wp:inline>
+        </w:drawing>
       </w:r>
     </w:p>
     <w:p/>
     <w:p>
       <w:pPr>
         <w:rPr>
+          <w:lang w:val="es-ES"/>
+        </w:rPr>
+      </w:pPr>
+      <w:r>
+        <w:rPr>
+          <w:lang w:val="es-ES"/>
+        </w:rPr>
+        <w:t>El sector VUT de Torrevieja cuenta con 9.694 viviendas que suman un total de 38.362 plazas. Con una media de casi 4 plazas por apartamento, el perfil más alquilado es la vivienda pequeña (4 plazas, 2 dormitorios). Un porcentaje muy pequeño (0.78%) son estudios, lo que nos dice que la oferta está orientada a grupos pequeños o familias más que a turistas individuales.</w:t>
+      </w:r>
+    </w:p>
+    <w:p>
+      <w:pPr>
+        <w:rPr>
+          <w:lang w:val="es-ES"/>
+        </w:rPr>
+      </w:pPr>
+    </w:p>
+    <w:p>
+      <w:pPr>
+        <w:rPr>
+          <w:lang w:val="es-ES"/>
+        </w:rPr>
+      </w:pPr>
+      <w:r>
+        <w:rPr>
+          <w:lang w:val="es-ES"/>
+        </w:rPr>
+        <w:t>La superficie media es de 73.79m², lo que nos confirma este perfil: la mayoría son apartamentos estándar del parque inmobiliario vacacional de la zona.</w:t>
+      </w:r>
+    </w:p>
+    <w:p/>
+    <w:p>
+      <w:pPr>
+        <w:rPr>
           <w:color w:val="666666"/>
         </w:rPr>
       </w:pPr>
@@ -1778,99 +2482,517 @@
         <w:rPr>
           <w:color w:val="666666"/>
         </w:rPr>
-        <w:t>3.2. Parte 2 -  Evolución temporal del sector</w:t>
-      </w:r>
-    </w:p>
-    <w:p>
-      <w:pPr>
+        <w:t xml:space="preserve">3.2. Parte 2 </w:t>
+      </w:r>
+      <w:proofErr w:type="gramStart"/>
+      <w:r>
         <w:rPr>
           <w:color w:val="666666"/>
         </w:rPr>
-      </w:pPr>
-    </w:p>
-    <w:p>
-      <w:r>
-        <w:t xml:space="preserve">El análisis temporal se estructura en dos partes: la evolución del stock acumulado y la regresión por subperiodos (pre- y post-COVID). </w:t>
+        <w:t>-  Evolución</w:t>
+      </w:r>
+      <w:proofErr w:type="gramEnd"/>
+      <w:r>
+        <w:rPr>
+          <w:color w:val="666666"/>
+        </w:rPr>
+        <w:t xml:space="preserve"> temporal del sector</w:t>
+      </w:r>
+    </w:p>
+    <w:p>
+      <w:pPr>
+        <w:rPr>
+          <w:color w:val="666666"/>
+        </w:rPr>
+      </w:pPr>
+    </w:p>
+    <w:p>
+      <w:pPr>
+        <w:rPr>
+          <w:lang w:val="es-ES"/>
+        </w:rPr>
+      </w:pPr>
+      <w:r>
+        <w:rPr>
+          <w:lang w:val="es-ES"/>
+        </w:rPr>
+        <w:t>Analizamos cómo ha crecido el número de altas anuales y el stock acumulado, y cruzamos estos datos con los del INE para tener dos fuentes independientes sobre la misma evolución.</w:t>
+      </w:r>
+    </w:p>
+    <w:p>
+      <w:pPr>
+        <w:rPr>
+          <w:lang w:val="es-ES"/>
+        </w:rPr>
+      </w:pPr>
+    </w:p>
+    <w:p>
+      <w:pPr>
+        <w:rPr>
+          <w:lang w:val="es-ES"/>
+        </w:rPr>
+      </w:pPr>
+      <w:r>
+        <w:rPr>
+          <w:lang w:val="es-ES"/>
+        </w:rPr>
+        <w:drawing>
+          <wp:inline distT="0" distB="0" distL="0" distR="0" wp14:anchorId="643BC4D4" wp14:editId="4A34BE7C">
+            <wp:extent cx="5937250" cy="5020639"/>
+            <wp:effectExtent l="0" t="0" r="6350" b="8890"/>
+            <wp:docPr id="1922414725" name="Imagen 1"/>
+            <wp:cNvGraphicFramePr>
+              <a:graphicFrameLocks xmlns:a="http://schemas.openxmlformats.org/drawingml/2006/main" noChangeAspect="1"/>
+            </wp:cNvGraphicFramePr>
+            <a:graphic xmlns:a="http://schemas.openxmlformats.org/drawingml/2006/main">
+              <a:graphicData uri="http://schemas.openxmlformats.org/drawingml/2006/picture">
+                <pic:pic xmlns:pic="http://schemas.openxmlformats.org/drawingml/2006/picture">
+                  <pic:nvPicPr>
+                    <pic:cNvPr id="1922414725" name=""/>
+                    <pic:cNvPicPr/>
+                  </pic:nvPicPr>
+                  <pic:blipFill>
+                    <a:blip r:embed="rId6"/>
+                    <a:stretch>
+                      <a:fillRect/>
+                    </a:stretch>
+                  </pic:blipFill>
+                  <pic:spPr>
+                    <a:xfrm>
+                      <a:off x="0" y="0"/>
+                      <a:ext cx="5946586" cy="5028534"/>
+                    </a:xfrm>
+                    <a:prstGeom prst="rect">
+                      <a:avLst/>
+                    </a:prstGeom>
+                  </pic:spPr>
+                </pic:pic>
+              </a:graphicData>
+            </a:graphic>
+          </wp:inline>
+        </w:drawing>
+      </w:r>
+    </w:p>
+    <w:p>
+      <w:pPr>
+        <w:shd w:val="clear" w:color="auto" w:fill="FFFFFF"/>
+        <w:spacing w:line="285" w:lineRule="atLeast"/>
+      </w:pPr>
+    </w:p>
+    <w:p>
+      <w:pPr>
+        <w:shd w:val="clear" w:color="auto" w:fill="FFFFFF"/>
+        <w:spacing w:line="285" w:lineRule="atLeast"/>
+      </w:pPr>
+      <w:r>
+        <w:t>En la evolución temporal observamos tres fases:</w:t>
+      </w:r>
+    </w:p>
+    <w:p>
+      <w:pPr>
+        <w:shd w:val="clear" w:color="auto" w:fill="FFFFFF"/>
+        <w:spacing w:line="285" w:lineRule="atLeast"/>
+      </w:pPr>
+    </w:p>
+    <w:p>
+      <w:pPr>
+        <w:shd w:val="clear" w:color="auto" w:fill="FFFFFF"/>
+        <w:spacing w:line="285" w:lineRule="atLeast"/>
+      </w:pPr>
+      <w:r>
+        <w:t xml:space="preserve">1. </w:t>
+      </w:r>
+      <w:r>
+        <w:rPr>
+          <w:b/>
+          <w:bCs/>
+        </w:rPr>
+        <w:t>Fase de despegue (hasta 2017):</w:t>
+      </w:r>
+      <w:r>
+        <w:t xml:space="preserve"> crecimiento moderado, el sector VUT empieza a </w:t>
+      </w:r>
+      <w:r>
+        <w:t>asomar,</w:t>
+      </w:r>
+      <w:r>
+        <w:t xml:space="preserve"> pero aún no domina el parque inmobiliario.</w:t>
+      </w:r>
+    </w:p>
+    <w:p>
+      <w:pPr>
+        <w:shd w:val="clear" w:color="auto" w:fill="FFFFFF"/>
+        <w:spacing w:line="285" w:lineRule="atLeast"/>
+      </w:pPr>
+    </w:p>
+    <w:p>
+      <w:pPr>
+        <w:shd w:val="clear" w:color="auto" w:fill="FFFFFF"/>
+        <w:spacing w:line="285" w:lineRule="atLeast"/>
+      </w:pPr>
+      <w:r>
+        <w:t xml:space="preserve">2. </w:t>
+      </w:r>
+      <w:r>
+        <w:rPr>
+          <w:b/>
+          <w:bCs/>
+        </w:rPr>
+        <w:t>Fase de aceleración (2018-2020)</w:t>
+      </w:r>
+      <w:r>
+        <w:t xml:space="preserve">: el número de altas anuales se dispara, consolida por encima de las 500-600 unidades, probablemente impulsado por el auge de plataformas digitales como Airbnb y el aumento de la demanda turística </w:t>
+      </w:r>
+      <w:r>
+        <w:t>postcrisis</w:t>
+      </w:r>
+      <w:r>
+        <w:t>.</w:t>
+      </w:r>
+    </w:p>
+    <w:p>
+      <w:pPr>
+        <w:pStyle w:val="Prrafodelista"/>
+        <w:shd w:val="clear" w:color="auto" w:fill="FFFFFF"/>
+        <w:spacing w:line="285" w:lineRule="atLeast"/>
+      </w:pPr>
+    </w:p>
+    <w:p>
+      <w:pPr>
+        <w:shd w:val="clear" w:color="auto" w:fill="FFFFFF"/>
+        <w:spacing w:line="285" w:lineRule="atLeast"/>
+      </w:pPr>
+      <w:r>
+        <w:t xml:space="preserve">3. </w:t>
+      </w:r>
+      <w:r>
+        <w:rPr>
+          <w:b/>
+          <w:bCs/>
+        </w:rPr>
+        <w:t>Pausa COVID (2020-2021)</w:t>
+      </w:r>
+      <w:r>
+        <w:t xml:space="preserve"> </w:t>
+      </w:r>
+      <w:r>
+        <w:t xml:space="preserve">y </w:t>
+      </w:r>
+      <w:r>
+        <w:rPr>
+          <w:b/>
+          <w:bCs/>
+        </w:rPr>
+        <w:t>reactivación máxima (2022-2025):</w:t>
+      </w:r>
+      <w:r>
+        <w:t xml:space="preserve"> la caída por la pandemia fue relativamente breve. La recuperación posterior supera los niveles previos, alcanzando un pico absoluto en 2023 con 2.170 nuevas altas.</w:t>
+      </w:r>
+    </w:p>
+    <w:p>
+      <w:pPr>
+        <w:shd w:val="clear" w:color="auto" w:fill="FFFFFF"/>
+        <w:spacing w:line="285" w:lineRule="atLeast"/>
+      </w:pPr>
+    </w:p>
+    <w:p>
+      <w:pPr>
+        <w:shd w:val="clear" w:color="auto" w:fill="FFFFFF"/>
+        <w:spacing w:line="285" w:lineRule="atLeast"/>
+      </w:pPr>
+      <w:r>
+        <w:t>Si lo comparamos con los datos del INE, aunque ambas fuentes muestran la misma tendencia, las cifras absolutas son diferentes (el INE mide la ocupación efectiva en un momento dado, no el stock total del registro). La oscilación entre los puntos rojos (verano) y los azules (invierno) en los datos del INE confirma que una parte del stock solo opera en temporada alta.</w:t>
       </w:r>
     </w:p>
     <w:p/>
     <w:p>
-      <w:r>
-        <w:rPr>
-          <w:b/>
-          <w:bCs/>
-        </w:rPr>
-        <w:t>Evolución del stock acumulado</w:t>
-      </w:r>
-      <w:r>
-        <w:t xml:space="preserve"> </w:t>
-      </w:r>
-    </w:p>
-    <w:p>
-      <w:r>
-        <w:t xml:space="preserve">El sector muestra tres etapas claramente diferenciadas: </w:t>
-      </w:r>
-    </w:p>
-    <w:p>
-      <w:pPr>
-        <w:numPr>
-          <w:ilvl w:val="0"/>
-          <w:numId w:val="7"/>
-        </w:numPr>
-      </w:pPr>
-      <w:r>
-        <w:rPr>
-          <w:b/>
-          <w:bCs/>
-        </w:rPr>
-        <w:t>Etapa de despegue lento (hasta 2017):</w:t>
-      </w:r>
-      <w:r>
-        <w:t xml:space="preserve"> el número de altas anuales era reducido y el crecimiento acumulado moderado. La regulación de las VUT en la Comunitat Valenciana era todavía incipiente.</w:t>
-      </w:r>
-    </w:p>
-    <w:p>
-      <w:pPr>
-        <w:numPr>
-          <w:ilvl w:val="0"/>
-          <w:numId w:val="7"/>
-        </w:numPr>
-      </w:pPr>
-      <w:r>
-        <w:rPr>
-          <w:b/>
-          <w:bCs/>
-        </w:rPr>
-        <w:t>Etapa de aceleración pre-COVID (2018-2020):</w:t>
-      </w:r>
-      <w:r>
-        <w:t xml:space="preserve"> el sector entra en una fase de crecimiento acelerado, impulsado por la consolidación de plataformas como Airbnb y la mejora del contexto macroeconómico. Las altas anuales superan las 1.000 unidades.</w:t>
-      </w:r>
-    </w:p>
-    <w:p>
-      <w:pPr>
-        <w:numPr>
-          <w:ilvl w:val="0"/>
-          <w:numId w:val="7"/>
-        </w:numPr>
-      </w:pPr>
-      <w:r>
-        <w:rPr>
-          <w:b/>
-          <w:bCs/>
-        </w:rPr>
-        <w:t>Interrupción y recuperación (2020-2021):</w:t>
-      </w:r>
-      <w:r>
-        <w:t xml:space="preserve"> el COVID-19 produce una caída significativa en 2021, pero la recuperación es inmediata y el sector alcanza sus máximos históricos en 2023 con 2.170 nuevas altas y casi 8.500 plazas.</w:t>
+      <w:pPr>
+        <w:rPr>
+          <w:color w:val="666666"/>
+        </w:rPr>
+      </w:pPr>
+      <w:r>
+        <w:rPr>
+          <w:color w:val="666666"/>
+        </w:rPr>
+        <w:t>3.3</w:t>
+      </w:r>
+      <w:r>
+        <w:rPr>
+          <w:color w:val="666666"/>
+        </w:rPr>
+        <w:t xml:space="preserve">. </w:t>
+      </w:r>
+      <w:r>
+        <w:rPr>
+          <w:color w:val="666666"/>
+        </w:rPr>
+        <w:t>Parte 3 -   Distribución territorial</w:t>
+      </w:r>
+    </w:p>
+    <w:p>
+      <w:pPr>
+        <w:rPr>
+          <w:color w:val="666666"/>
+        </w:rPr>
+      </w:pPr>
+    </w:p>
+    <w:p>
+      <w:pPr>
+        <w:shd w:val="clear" w:color="auto" w:fill="FFFFFF"/>
+        <w:spacing w:line="285" w:lineRule="atLeast"/>
+      </w:pPr>
+      <w:r>
+        <w:t>Aunque es una granularidad limitada, el código postal nos permite identificar si hay zonas con concentración especialmente alta de VUT y si los perfiles de las viviendas difieren según la zona.</w:t>
+      </w:r>
+    </w:p>
+    <w:p>
+      <w:pPr>
+        <w:shd w:val="clear" w:color="auto" w:fill="FFFFFF"/>
+        <w:spacing w:line="285" w:lineRule="atLeast"/>
+      </w:pPr>
+    </w:p>
+    <w:p>
+      <w:pPr>
+        <w:shd w:val="clear" w:color="auto" w:fill="FFFFFF"/>
+        <w:spacing w:line="285" w:lineRule="atLeast"/>
+      </w:pPr>
+      <w:r>
+        <w:t>Representamos los datos de dos formas complementarias: un gráfico de barras horizontales con el número de VUT por zona, y un mapa aproximado de Torrevieja donde el tamaño de cada burbuja refleja la densidad de VUT en esa área. El mapa usa coordenadas aproximadas asignadas manualmente a cada CP, así que es orientativo, pero ayuda a visualizar la distribución espacial de forma más intuitiva que una tabla.</w:t>
+      </w:r>
+    </w:p>
+    <w:p>
+      <w:pPr>
+        <w:shd w:val="clear" w:color="auto" w:fill="FFFFFF"/>
+        <w:spacing w:line="285" w:lineRule="atLeast"/>
+      </w:pPr>
+    </w:p>
+    <w:p>
+      <w:pPr>
+        <w:shd w:val="clear" w:color="auto" w:fill="FFFFFF"/>
+        <w:spacing w:line="285" w:lineRule="atLeast"/>
+      </w:pPr>
+      <w:r>
+        <w:drawing>
+          <wp:inline distT="0" distB="0" distL="0" distR="0" wp14:anchorId="4D760CF9" wp14:editId="44DC9342">
+            <wp:extent cx="5569236" cy="1911448"/>
+            <wp:effectExtent l="0" t="0" r="0" b="0"/>
+            <wp:docPr id="49588335" name="Imagen 1"/>
+            <wp:cNvGraphicFramePr>
+              <a:graphicFrameLocks xmlns:a="http://schemas.openxmlformats.org/drawingml/2006/main" noChangeAspect="1"/>
+            </wp:cNvGraphicFramePr>
+            <a:graphic xmlns:a="http://schemas.openxmlformats.org/drawingml/2006/main">
+              <a:graphicData uri="http://schemas.openxmlformats.org/drawingml/2006/picture">
+                <pic:pic xmlns:pic="http://schemas.openxmlformats.org/drawingml/2006/picture">
+                  <pic:nvPicPr>
+                    <pic:cNvPr id="49588335" name=""/>
+                    <pic:cNvPicPr/>
+                  </pic:nvPicPr>
+                  <pic:blipFill>
+                    <a:blip r:embed="rId7"/>
+                    <a:stretch>
+                      <a:fillRect/>
+                    </a:stretch>
+                  </pic:blipFill>
+                  <pic:spPr>
+                    <a:xfrm>
+                      <a:off x="0" y="0"/>
+                      <a:ext cx="5569236" cy="1911448"/>
+                    </a:xfrm>
+                    <a:prstGeom prst="rect">
+                      <a:avLst/>
+                    </a:prstGeom>
+                  </pic:spPr>
+                </pic:pic>
+              </a:graphicData>
+            </a:graphic>
+          </wp:inline>
+        </w:drawing>
+      </w:r>
+    </w:p>
+    <w:p>
+      <w:pPr>
+        <w:shd w:val="clear" w:color="auto" w:fill="FFFFFF"/>
+        <w:spacing w:line="285" w:lineRule="atLeast"/>
+      </w:pPr>
+    </w:p>
+    <w:p>
+      <w:pPr>
+        <w:shd w:val="clear" w:color="auto" w:fill="FFFFFF"/>
+        <w:spacing w:line="285" w:lineRule="atLeast"/>
+      </w:pPr>
+      <w:r>
+        <w:drawing>
+          <wp:inline distT="0" distB="0" distL="0" distR="0" wp14:anchorId="293EA53F" wp14:editId="35384B4B">
+            <wp:extent cx="5943277" cy="4438650"/>
+            <wp:effectExtent l="0" t="0" r="635" b="0"/>
+            <wp:docPr id="1659681915" name="Imagen 1"/>
+            <wp:cNvGraphicFramePr>
+              <a:graphicFrameLocks xmlns:a="http://schemas.openxmlformats.org/drawingml/2006/main" noChangeAspect="1"/>
+            </wp:cNvGraphicFramePr>
+            <a:graphic xmlns:a="http://schemas.openxmlformats.org/drawingml/2006/main">
+              <a:graphicData uri="http://schemas.openxmlformats.org/drawingml/2006/picture">
+                <pic:pic xmlns:pic="http://schemas.openxmlformats.org/drawingml/2006/picture">
+                  <pic:nvPicPr>
+                    <pic:cNvPr id="1659681915" name=""/>
+                    <pic:cNvPicPr/>
+                  </pic:nvPicPr>
+                  <pic:blipFill>
+                    <a:blip r:embed="rId8"/>
+                    <a:stretch>
+                      <a:fillRect/>
+                    </a:stretch>
+                  </pic:blipFill>
+                  <pic:spPr>
+                    <a:xfrm>
+                      <a:off x="0" y="0"/>
+                      <a:ext cx="5944423" cy="4439506"/>
+                    </a:xfrm>
+                    <a:prstGeom prst="rect">
+                      <a:avLst/>
+                    </a:prstGeom>
+                  </pic:spPr>
+                </pic:pic>
+              </a:graphicData>
+            </a:graphic>
+          </wp:inline>
+        </w:drawing>
+      </w:r>
+    </w:p>
+    <w:p>
+      <w:pPr>
+        <w:rPr>
+          <w:color w:val="666666"/>
+        </w:rPr>
+      </w:pPr>
+    </w:p>
+    <w:p>
+      <w:pPr>
+        <w:rPr>
+          <w:lang w:val="es-ES"/>
+        </w:rPr>
+      </w:pPr>
+      <w:r>
+        <w:rPr>
+          <w:lang w:val="es-ES"/>
+        </w:rPr>
+        <w:t>Observamos que la distribución no es nada uniforme. El CP 03180 (Centro) concentra el 60% de las VUT (5.817 viviendas). Es lógico, ya que es la zona con mayor accesibilidad, más servicios y proximidad al paseo marítimo.</w:t>
+      </w:r>
+    </w:p>
+    <w:p>
+      <w:pPr>
+        <w:rPr>
+          <w:lang w:val="es-ES"/>
+        </w:rPr>
+      </w:pPr>
+    </w:p>
+    <w:p>
+      <w:pPr>
+        <w:rPr>
+          <w:lang w:val="es-ES"/>
+        </w:rPr>
+      </w:pPr>
+      <w:r>
+        <w:rPr>
+          <w:lang w:val="es-ES"/>
+        </w:rPr>
+        <w:t xml:space="preserve">Por otro lado, los </w:t>
+      </w:r>
+      <w:proofErr w:type="spellStart"/>
+      <w:r>
+        <w:rPr>
+          <w:lang w:val="es-ES"/>
+        </w:rPr>
+        <w:t>CPs</w:t>
+      </w:r>
+      <w:proofErr w:type="spellEnd"/>
+      <w:r>
+        <w:rPr>
+          <w:lang w:val="es-ES"/>
+        </w:rPr>
+        <w:t xml:space="preserve"> periféricos (como 03184 o 03186) tienen volúmenes mucho más </w:t>
+      </w:r>
+      <w:proofErr w:type="gramStart"/>
+      <w:r>
+        <w:rPr>
+          <w:lang w:val="es-ES"/>
+        </w:rPr>
+        <w:t>pequeños</w:t>
+      </w:r>
+      <w:proofErr w:type="gramEnd"/>
+      <w:r>
+        <w:rPr>
+          <w:lang w:val="es-ES"/>
+        </w:rPr>
+        <w:t xml:space="preserve"> pero con viviendas que tienden a ser más grandes, es decir, más metros cuadrados y más plazas por VUT, pasamos de los 70m² del centro a 157m² de media en Los Balcones, con una media de 5,4 plazas. Estas viviendas seguramente estén orientadas a familias grandes o estancias más largas.</w:t>
+      </w:r>
+    </w:p>
+    <w:p>
+      <w:pPr>
+        <w:rPr>
+          <w:lang w:val="es-ES"/>
+        </w:rPr>
+      </w:pPr>
+    </w:p>
+    <w:p>
+      <w:pPr>
+        <w:rPr>
+          <w:lang w:val="es-ES"/>
+        </w:rPr>
+      </w:pPr>
+      <w:r>
+        <w:rPr>
+          <w:lang w:val="es-ES"/>
+        </w:rPr>
+        <w:t>Esta concentración en el centro tiene implicaciones importantes para el acceso a la vivienda de los locales: en la zona de mayor demanda de alquiler residencial, la competencia con el uso turístico es más intensa.</w:t>
       </w:r>
     </w:p>
     <w:p/>
+    <w:p>
+      <w:pPr>
+        <w:rPr>
+          <w:color w:val="666666"/>
+        </w:rPr>
+      </w:pPr>
+      <w:r>
+        <w:rPr>
+          <w:color w:val="666666"/>
+        </w:rPr>
+        <w:t xml:space="preserve">3.4 Parte 4 -   </w:t>
+      </w:r>
+      <w:r>
+        <w:rPr>
+          <w:color w:val="666666"/>
+        </w:rPr>
+        <w:t>Porcentaje de VUT sobre el parque total de viviendas</w:t>
+      </w:r>
+    </w:p>
     <w:p/>
+    <w:p>
+      <w:pPr>
+        <w:rPr>
+          <w:lang w:val="es-ES"/>
+        </w:rPr>
+      </w:pPr>
+      <w:r>
+        <w:rPr>
+          <w:lang w:val="es-ES"/>
+        </w:rPr>
+        <w:t>Para entender el verdadero peso del sector VUT en la ciudad, lo comparamos con el parque total de viviendas censado. La referencia más relevante es el porcentaje sobre las viviendas no principales, que son las que realmente compiten con las VUT por el mismo uso.</w:t>
+      </w:r>
+    </w:p>
+    <w:p>
+      <w:pPr>
+        <w:rPr>
+          <w:b/>
+          <w:bCs/>
+        </w:rPr>
+      </w:pPr>
+    </w:p>
     <w:tbl>
       <w:tblPr>
-        <w:tblStyle w:val="a2"/>
-        <w:tblW w:w="9000" w:type="dxa"/>
+        <w:tblStyle w:val="a4"/>
+        <w:tblW w:w="8354" w:type="dxa"/>
         <w:tblInd w:w="0" w:type="dxa"/>
         <w:tblBorders>
           <w:top w:val="single" w:sz="8" w:space="0" w:color="000000"/>
@@ -1884,1289 +3006,14 @@
         <w:tblLook w:val="0600" w:firstRow="0" w:lastRow="0" w:firstColumn="0" w:lastColumn="0" w:noHBand="1" w:noVBand="1"/>
       </w:tblPr>
       <w:tblGrid>
-        <w:gridCol w:w="1801"/>
-        <w:gridCol w:w="1410"/>
-        <w:gridCol w:w="1245"/>
-        <w:gridCol w:w="1148"/>
-        <w:gridCol w:w="3396"/>
+        <w:gridCol w:w="4101"/>
+        <w:gridCol w:w="2552"/>
+        <w:gridCol w:w="1701"/>
       </w:tblGrid>
       <w:tr>
         <w:tc>
           <w:tcPr>
-            <w:tcW w:w="1800" w:type="dxa"/>
-            <w:shd w:val="clear" w:color="auto" w:fill="1C4587"/>
-            <w:tcMar>
-              <w:top w:w="100" w:type="dxa"/>
-              <w:left w:w="100" w:type="dxa"/>
-              <w:bottom w:w="100" w:type="dxa"/>
-              <w:right w:w="100" w:type="dxa"/>
-            </w:tcMar>
-          </w:tcPr>
-          <w:p>
-            <w:pPr>
-              <w:widowControl w:val="0"/>
-              <w:pBdr>
-                <w:top w:val="nil"/>
-                <w:left w:val="nil"/>
-                <w:bottom w:val="nil"/>
-                <w:right w:val="nil"/>
-                <w:between w:val="nil"/>
-              </w:pBdr>
-              <w:spacing w:line="240" w:lineRule="auto"/>
-              <w:rPr>
-                <w:color w:val="FFFFFF"/>
-              </w:rPr>
-            </w:pPr>
-            <w:r>
-              <w:rPr>
-                <w:color w:val="FFFFFF"/>
-              </w:rPr>
-              <w:t>Periodo</w:t>
-            </w:r>
-          </w:p>
-        </w:tc>
-        <w:tc>
-          <w:tcPr>
-            <w:tcW w:w="1410" w:type="dxa"/>
-            <w:shd w:val="clear" w:color="auto" w:fill="1C4587"/>
-            <w:tcMar>
-              <w:top w:w="100" w:type="dxa"/>
-              <w:left w:w="100" w:type="dxa"/>
-              <w:bottom w:w="100" w:type="dxa"/>
-              <w:right w:w="100" w:type="dxa"/>
-            </w:tcMar>
-          </w:tcPr>
-          <w:p>
-            <w:pPr>
-              <w:widowControl w:val="0"/>
-              <w:pBdr>
-                <w:top w:val="nil"/>
-                <w:left w:val="nil"/>
-                <w:bottom w:val="nil"/>
-                <w:right w:val="nil"/>
-                <w:between w:val="nil"/>
-              </w:pBdr>
-              <w:spacing w:line="240" w:lineRule="auto"/>
-              <w:rPr>
-                <w:color w:val="FFFFFF"/>
-              </w:rPr>
-            </w:pPr>
-            <w:r>
-              <w:rPr>
-                <w:color w:val="FFFFFF"/>
-              </w:rPr>
-              <w:t>Pendiente (VUT/año)</w:t>
-            </w:r>
-          </w:p>
-        </w:tc>
-        <w:tc>
-          <w:tcPr>
-            <w:tcW w:w="1245" w:type="dxa"/>
-            <w:shd w:val="clear" w:color="auto" w:fill="1C4587"/>
-            <w:tcMar>
-              <w:top w:w="100" w:type="dxa"/>
-              <w:left w:w="100" w:type="dxa"/>
-              <w:bottom w:w="100" w:type="dxa"/>
-              <w:right w:w="100" w:type="dxa"/>
-            </w:tcMar>
-          </w:tcPr>
-          <w:p>
-            <w:pPr>
-              <w:widowControl w:val="0"/>
-              <w:pBdr>
-                <w:top w:val="nil"/>
-                <w:left w:val="nil"/>
-                <w:bottom w:val="nil"/>
-                <w:right w:val="nil"/>
-                <w:between w:val="nil"/>
-              </w:pBdr>
-              <w:spacing w:line="240" w:lineRule="auto"/>
-              <w:rPr>
-                <w:color w:val="FFFFFF"/>
-              </w:rPr>
-            </w:pPr>
-            <w:r>
-              <w:rPr>
-                <w:color w:val="FFFFFF"/>
-              </w:rPr>
-              <w:t>R^2</w:t>
-            </w:r>
-          </w:p>
-        </w:tc>
-        <w:tc>
-          <w:tcPr>
-            <w:tcW w:w="1148" w:type="dxa"/>
-            <w:shd w:val="clear" w:color="auto" w:fill="1C4587"/>
-            <w:tcMar>
-              <w:top w:w="100" w:type="dxa"/>
-              <w:left w:w="100" w:type="dxa"/>
-              <w:bottom w:w="100" w:type="dxa"/>
-              <w:right w:w="100" w:type="dxa"/>
-            </w:tcMar>
-          </w:tcPr>
-          <w:p>
-            <w:pPr>
-              <w:widowControl w:val="0"/>
-              <w:pBdr>
-                <w:top w:val="nil"/>
-                <w:left w:val="nil"/>
-                <w:bottom w:val="nil"/>
-                <w:right w:val="nil"/>
-                <w:between w:val="nil"/>
-              </w:pBdr>
-              <w:spacing w:line="240" w:lineRule="auto"/>
-              <w:rPr>
-                <w:color w:val="FFFFFF"/>
-              </w:rPr>
-            </w:pPr>
-            <w:r>
-              <w:rPr>
-                <w:color w:val="FFFFFF"/>
-              </w:rPr>
-              <w:t>p-valor</w:t>
-            </w:r>
-          </w:p>
-        </w:tc>
-        <w:tc>
-          <w:tcPr>
-            <w:tcW w:w="3396" w:type="dxa"/>
-            <w:shd w:val="clear" w:color="auto" w:fill="1C4587"/>
-            <w:tcMar>
-              <w:top w:w="100" w:type="dxa"/>
-              <w:left w:w="100" w:type="dxa"/>
-              <w:bottom w:w="100" w:type="dxa"/>
-              <w:right w:w="100" w:type="dxa"/>
-            </w:tcMar>
-          </w:tcPr>
-          <w:p>
-            <w:pPr>
-              <w:widowControl w:val="0"/>
-              <w:pBdr>
-                <w:top w:val="nil"/>
-                <w:left w:val="nil"/>
-                <w:bottom w:val="nil"/>
-                <w:right w:val="nil"/>
-                <w:between w:val="nil"/>
-              </w:pBdr>
-              <w:spacing w:line="240" w:lineRule="auto"/>
-              <w:rPr>
-                <w:color w:val="FFFFFF"/>
-              </w:rPr>
-            </w:pPr>
-            <w:r>
-              <w:rPr>
-                <w:color w:val="FFFFFF"/>
-              </w:rPr>
-              <w:t>Interpretación</w:t>
-            </w:r>
-          </w:p>
-        </w:tc>
-      </w:tr>
-      <w:tr>
-        <w:tc>
-          <w:tcPr>
-            <w:tcW w:w="1800" w:type="dxa"/>
-            <w:tcMar>
-              <w:top w:w="100" w:type="dxa"/>
-              <w:left w:w="100" w:type="dxa"/>
-              <w:bottom w:w="100" w:type="dxa"/>
-              <w:right w:w="100" w:type="dxa"/>
-            </w:tcMar>
-          </w:tcPr>
-          <w:p>
-            <w:pPr>
-              <w:widowControl w:val="0"/>
-              <w:pBdr>
-                <w:top w:val="nil"/>
-                <w:left w:val="nil"/>
-                <w:bottom w:val="nil"/>
-                <w:right w:val="nil"/>
-                <w:between w:val="nil"/>
-              </w:pBdr>
-              <w:spacing w:line="240" w:lineRule="auto"/>
-            </w:pPr>
-            <w:r>
-              <w:t>2013–2019 (pre-COVID)</w:t>
-            </w:r>
-          </w:p>
-        </w:tc>
-        <w:tc>
-          <w:tcPr>
-            <w:tcW w:w="1410" w:type="dxa"/>
-            <w:tcMar>
-              <w:top w:w="100" w:type="dxa"/>
-              <w:left w:w="100" w:type="dxa"/>
-              <w:bottom w:w="100" w:type="dxa"/>
-              <w:right w:w="100" w:type="dxa"/>
-            </w:tcMar>
-          </w:tcPr>
-          <w:p>
-            <w:pPr>
-              <w:widowControl w:val="0"/>
-              <w:pBdr>
-                <w:top w:val="nil"/>
-                <w:left w:val="nil"/>
-                <w:bottom w:val="nil"/>
-                <w:right w:val="nil"/>
-                <w:between w:val="nil"/>
-              </w:pBdr>
-              <w:spacing w:line="240" w:lineRule="auto"/>
-            </w:pPr>
-            <w:r>
-              <w:t>+116,6</w:t>
-            </w:r>
-          </w:p>
-        </w:tc>
-        <w:tc>
-          <w:tcPr>
-            <w:tcW w:w="1245" w:type="dxa"/>
-            <w:tcMar>
-              <w:top w:w="100" w:type="dxa"/>
-              <w:left w:w="100" w:type="dxa"/>
-              <w:bottom w:w="100" w:type="dxa"/>
-              <w:right w:w="100" w:type="dxa"/>
-            </w:tcMar>
-          </w:tcPr>
-          <w:p>
-            <w:pPr>
-              <w:widowControl w:val="0"/>
-              <w:pBdr>
-                <w:top w:val="nil"/>
-                <w:left w:val="nil"/>
-                <w:bottom w:val="nil"/>
-                <w:right w:val="nil"/>
-                <w:between w:val="nil"/>
-              </w:pBdr>
-              <w:spacing w:line="240" w:lineRule="auto"/>
-            </w:pPr>
-            <w:r>
-              <w:t>0,831</w:t>
-            </w:r>
-          </w:p>
-        </w:tc>
-        <w:tc>
-          <w:tcPr>
-            <w:tcW w:w="1148" w:type="dxa"/>
-            <w:tcMar>
-              <w:top w:w="100" w:type="dxa"/>
-              <w:left w:w="100" w:type="dxa"/>
-              <w:bottom w:w="100" w:type="dxa"/>
-              <w:right w:w="100" w:type="dxa"/>
-            </w:tcMar>
-          </w:tcPr>
-          <w:p>
-            <w:pPr>
-              <w:widowControl w:val="0"/>
-              <w:pBdr>
-                <w:top w:val="nil"/>
-                <w:left w:val="nil"/>
-                <w:bottom w:val="nil"/>
-                <w:right w:val="nil"/>
-                <w:between w:val="nil"/>
-              </w:pBdr>
-              <w:spacing w:line="240" w:lineRule="auto"/>
-            </w:pPr>
-            <w:r>
-              <w:t>0,0043</w:t>
-            </w:r>
-          </w:p>
-        </w:tc>
-        <w:tc>
-          <w:tcPr>
-            <w:tcW w:w="3396" w:type="dxa"/>
-            <w:tcMar>
-              <w:top w:w="100" w:type="dxa"/>
-              <w:left w:w="100" w:type="dxa"/>
-              <w:bottom w:w="100" w:type="dxa"/>
-              <w:right w:w="100" w:type="dxa"/>
-            </w:tcMar>
-          </w:tcPr>
-          <w:p>
-            <w:pPr>
-              <w:widowControl w:val="0"/>
-              <w:pBdr>
-                <w:top w:val="nil"/>
-                <w:left w:val="nil"/>
-                <w:bottom w:val="nil"/>
-                <w:right w:val="nil"/>
-                <w:between w:val="nil"/>
-              </w:pBdr>
-              <w:spacing w:line="240" w:lineRule="auto"/>
-            </w:pPr>
-            <w:r>
-              <w:t>Tendencia sólida y significativa</w:t>
-            </w:r>
-          </w:p>
-        </w:tc>
-      </w:tr>
-      <w:tr>
-        <w:tc>
-          <w:tcPr>
-            <w:tcW w:w="1800" w:type="dxa"/>
-            <w:tcMar>
-              <w:top w:w="100" w:type="dxa"/>
-              <w:left w:w="100" w:type="dxa"/>
-              <w:bottom w:w="100" w:type="dxa"/>
-              <w:right w:w="100" w:type="dxa"/>
-            </w:tcMar>
-          </w:tcPr>
-          <w:p>
-            <w:pPr>
-              <w:widowControl w:val="0"/>
-              <w:pBdr>
-                <w:top w:val="nil"/>
-                <w:left w:val="nil"/>
-                <w:bottom w:val="nil"/>
-                <w:right w:val="nil"/>
-                <w:between w:val="nil"/>
-              </w:pBdr>
-              <w:spacing w:line="240" w:lineRule="auto"/>
-            </w:pPr>
-            <w:r>
-              <w:t>2022–2025 (post-COVID)</w:t>
-            </w:r>
-          </w:p>
-        </w:tc>
-        <w:tc>
-          <w:tcPr>
-            <w:tcW w:w="1410" w:type="dxa"/>
-            <w:tcMar>
-              <w:top w:w="100" w:type="dxa"/>
-              <w:left w:w="100" w:type="dxa"/>
-              <w:bottom w:w="100" w:type="dxa"/>
-              <w:right w:w="100" w:type="dxa"/>
-            </w:tcMar>
-          </w:tcPr>
-          <w:p>
-            <w:pPr>
-              <w:widowControl w:val="0"/>
-              <w:pBdr>
-                <w:top w:val="nil"/>
-                <w:left w:val="nil"/>
-                <w:bottom w:val="nil"/>
-                <w:right w:val="nil"/>
-                <w:between w:val="nil"/>
-              </w:pBdr>
-              <w:spacing w:line="240" w:lineRule="auto"/>
-            </w:pPr>
-            <w:r>
-              <w:t>+150,1</w:t>
-            </w:r>
-          </w:p>
-        </w:tc>
-        <w:tc>
-          <w:tcPr>
-            <w:tcW w:w="1245" w:type="dxa"/>
-            <w:tcMar>
-              <w:top w:w="100" w:type="dxa"/>
-              <w:left w:w="100" w:type="dxa"/>
-              <w:bottom w:w="100" w:type="dxa"/>
-              <w:right w:w="100" w:type="dxa"/>
-            </w:tcMar>
-          </w:tcPr>
-          <w:p>
-            <w:pPr>
-              <w:widowControl w:val="0"/>
-              <w:pBdr>
-                <w:top w:val="nil"/>
-                <w:left w:val="nil"/>
-                <w:bottom w:val="nil"/>
-                <w:right w:val="nil"/>
-                <w:between w:val="nil"/>
-              </w:pBdr>
-              <w:spacing w:line="240" w:lineRule="auto"/>
-            </w:pPr>
-            <w:r>
-              <w:t>0,192</w:t>
-            </w:r>
-          </w:p>
-        </w:tc>
-        <w:tc>
-          <w:tcPr>
-            <w:tcW w:w="1148" w:type="dxa"/>
-            <w:tcMar>
-              <w:top w:w="100" w:type="dxa"/>
-              <w:left w:w="100" w:type="dxa"/>
-              <w:bottom w:w="100" w:type="dxa"/>
-              <w:right w:w="100" w:type="dxa"/>
-            </w:tcMar>
-          </w:tcPr>
-          <w:p>
-            <w:pPr>
-              <w:widowControl w:val="0"/>
-              <w:pBdr>
-                <w:top w:val="nil"/>
-                <w:left w:val="nil"/>
-                <w:bottom w:val="nil"/>
-                <w:right w:val="nil"/>
-                <w:between w:val="nil"/>
-              </w:pBdr>
-              <w:spacing w:line="240" w:lineRule="auto"/>
-            </w:pPr>
-            <w:r>
-              <w:t xml:space="preserve">0,5613 </w:t>
-            </w:r>
-          </w:p>
-        </w:tc>
-        <w:tc>
-          <w:tcPr>
-            <w:tcW w:w="3396" w:type="dxa"/>
-            <w:tcMar>
-              <w:top w:w="100" w:type="dxa"/>
-              <w:left w:w="100" w:type="dxa"/>
-              <w:bottom w:w="100" w:type="dxa"/>
-              <w:right w:w="100" w:type="dxa"/>
-            </w:tcMar>
-          </w:tcPr>
-          <w:p>
-            <w:pPr>
-              <w:widowControl w:val="0"/>
-              <w:pBdr>
-                <w:top w:val="nil"/>
-                <w:left w:val="nil"/>
-                <w:bottom w:val="nil"/>
-                <w:right w:val="nil"/>
-                <w:between w:val="nil"/>
-              </w:pBdr>
-              <w:spacing w:line="240" w:lineRule="auto"/>
-            </w:pPr>
-            <w:r>
-              <w:t>Mayor pendiente, pero no significativa</w:t>
-            </w:r>
-          </w:p>
-        </w:tc>
-      </w:tr>
-    </w:tbl>
-    <w:p/>
-    <w:p>
-      <w:r>
-        <w:t>El periodo pre-COVID muestra una tendencia estadísticamente robusta (R²=0,831, p=0,0043), con un crecimiento sostenido de unas 117 VUT al año. En el periodo post-COVID, la pendiente estimada es mayor (+150 VUT/año), pero el bajo R² (0,192) y el p-valor no significativo (0,5613) impiden concluir que exista un crecimiento estructuralmente más rápido. La dispersión del período post-pandemia indica mayor volatilidad que tendencia.</w:t>
-      </w:r>
-    </w:p>
-    <w:p/>
-    <w:p>
-      <w:pPr>
-        <w:rPr>
-          <w:b/>
-          <w:bCs/>
-        </w:rPr>
-      </w:pPr>
-      <w:r>
-        <w:rPr>
-          <w:b/>
-          <w:bCs/>
-        </w:rPr>
-        <w:t>Estacionalidad registral</w:t>
-      </w:r>
-    </w:p>
-    <w:p>
-      <w:r>
-        <w:t>El análisis de la distribución de altas por mes revela un patrón contraintuitivo: los meses de verano (especialmente agosto) son los de menor actividad registral, mientras que los picos se producen en marzo, mayo y noviembre. La explicación más plausible es que los propietarios gestionan el papeleo administrativo con antelación a la temporada (primavera) o tras comprobar el rendimiento obtenido (otoño-invierno), cuando la presión operativa es menor.</w:t>
-      </w:r>
-    </w:p>
-    <w:p/>
-    <w:p>
-      <w:pPr>
-        <w:rPr>
-          <w:color w:val="666666"/>
-        </w:rPr>
-      </w:pPr>
-      <w:r>
-        <w:rPr>
-          <w:color w:val="666666"/>
-        </w:rPr>
-        <w:t>3.3</w:t>
-      </w:r>
-      <w:r>
-        <w:rPr>
-          <w:color w:val="666666"/>
-        </w:rPr>
-        <w:t xml:space="preserve">. </w:t>
-      </w:r>
-      <w:r>
-        <w:rPr>
-          <w:color w:val="666666"/>
-        </w:rPr>
-        <w:t>Parte 3 -   Distribución territorial y clustering</w:t>
-      </w:r>
-    </w:p>
-    <w:p>
-      <w:pPr>
-        <w:rPr>
-          <w:color w:val="666666"/>
-        </w:rPr>
-      </w:pPr>
-    </w:p>
-    <w:p>
-      <w:r>
-        <w:t>La localización de las VUT en Torrevieja no es homogénea. Para identificar perfiles territoriales diferenciados, se aplicó un análisis de clustering K-Means sobre los 8 códigos postales del municipio.</w:t>
-      </w:r>
-    </w:p>
-    <w:p/>
-    <w:p>
-      <w:r>
-        <w:rPr>
-          <w:b/>
-          <w:bCs/>
-        </w:rPr>
-        <w:t>Variables utilizadas en el clustering</w:t>
-      </w:r>
-      <w:r>
-        <w:t xml:space="preserve"> </w:t>
-      </w:r>
-    </w:p>
-    <w:p>
-      <w:r>
-        <w:t xml:space="preserve">Las 5 variables empleadas fueron: número de VUT en la zona (N_VUT), plazas totales, media de plazas por VUT, media de superficie en m² y año medio de alta. Todas las variables se estandarizaron con StandardScaler antes de aplicar el algoritmo, para evitar que las diferencias de escala distorsionen los resultados. </w:t>
-      </w:r>
-    </w:p>
-    <w:p/>
-    <w:p>
-      <w:r>
-        <w:rPr>
-          <w:b/>
-          <w:bCs/>
-        </w:rPr>
-        <w:t>Selección del número óptimo de clusters (k=2)</w:t>
-      </w:r>
-      <w:r>
-        <w:t xml:space="preserve"> </w:t>
-      </w:r>
-    </w:p>
-    <w:p>
-      <w:r>
-        <w:t>Se evaluaron configuraciones de k=2 a k=7 mediante dos métricas complementarias: el método del codo (inercia intra-cluster) y el índice de silueta. El codo visual sugería k=3 o k=4, pero el índice de silueta mostró su valor máximo en k=2. Para evitar el sobreajuste con tan solo 8 zonas, se eligió k=2 como configuración final.</w:t>
-      </w:r>
-    </w:p>
-    <w:p/>
-    <w:p>
-      <w:pPr>
-        <w:rPr>
-          <w:b/>
-          <w:bCs/>
-        </w:rPr>
-      </w:pPr>
-      <w:r>
-        <w:rPr>
-          <w:b/>
-          <w:bCs/>
-        </w:rPr>
-        <w:t>Resultado e interpretación de los dos clusters</w:t>
-      </w:r>
-    </w:p>
-    <w:p>
-      <w:pPr>
-        <w:rPr>
-          <w:b/>
-          <w:bCs/>
-        </w:rPr>
-      </w:pPr>
-    </w:p>
-    <w:tbl>
-      <w:tblPr>
-        <w:tblStyle w:val="a3"/>
-        <w:tblW w:w="9180" w:type="dxa"/>
-        <w:tblInd w:w="0" w:type="dxa"/>
-        <w:tblBorders>
-          <w:top w:val="single" w:sz="8" w:space="0" w:color="000000"/>
-          <w:left w:val="single" w:sz="8" w:space="0" w:color="000000"/>
-          <w:bottom w:val="single" w:sz="8" w:space="0" w:color="000000"/>
-          <w:right w:val="single" w:sz="8" w:space="0" w:color="000000"/>
-          <w:insideH w:val="single" w:sz="8" w:space="0" w:color="000000"/>
-          <w:insideV w:val="single" w:sz="8" w:space="0" w:color="000000"/>
-        </w:tblBorders>
-        <w:tblLayout w:type="fixed"/>
-        <w:tblLook w:val="0600" w:firstRow="0" w:lastRow="0" w:firstColumn="0" w:lastColumn="0" w:noHBand="1" w:noVBand="1"/>
-      </w:tblPr>
-      <w:tblGrid>
-        <w:gridCol w:w="1276"/>
-        <w:gridCol w:w="960"/>
-        <w:gridCol w:w="1350"/>
-        <w:gridCol w:w="915"/>
-        <w:gridCol w:w="1365"/>
-        <w:gridCol w:w="1303"/>
-        <w:gridCol w:w="2011"/>
-      </w:tblGrid>
-      <w:tr>
-        <w:tc>
-          <w:tcPr>
-            <w:tcW w:w="1275" w:type="dxa"/>
-            <w:shd w:val="clear" w:color="auto" w:fill="1C4587"/>
-            <w:tcMar>
-              <w:top w:w="100" w:type="dxa"/>
-              <w:left w:w="100" w:type="dxa"/>
-              <w:bottom w:w="100" w:type="dxa"/>
-              <w:right w:w="100" w:type="dxa"/>
-            </w:tcMar>
-          </w:tcPr>
-          <w:p>
-            <w:pPr>
-              <w:widowControl w:val="0"/>
-              <w:pBdr>
-                <w:top w:val="nil"/>
-                <w:left w:val="nil"/>
-                <w:bottom w:val="nil"/>
-                <w:right w:val="nil"/>
-                <w:between w:val="nil"/>
-              </w:pBdr>
-              <w:spacing w:line="240" w:lineRule="auto"/>
-              <w:rPr>
-                <w:color w:val="FFFFFF"/>
-              </w:rPr>
-            </w:pPr>
-            <w:r>
-              <w:rPr>
-                <w:color w:val="FFFFFF"/>
-              </w:rPr>
-              <w:t>Cluster</w:t>
-            </w:r>
-          </w:p>
-        </w:tc>
-        <w:tc>
-          <w:tcPr>
-            <w:tcW w:w="960" w:type="dxa"/>
-            <w:shd w:val="clear" w:color="auto" w:fill="1C4587"/>
-            <w:tcMar>
-              <w:top w:w="100" w:type="dxa"/>
-              <w:left w:w="100" w:type="dxa"/>
-              <w:bottom w:w="100" w:type="dxa"/>
-              <w:right w:w="100" w:type="dxa"/>
-            </w:tcMar>
-          </w:tcPr>
-          <w:p>
-            <w:pPr>
-              <w:widowControl w:val="0"/>
-              <w:pBdr>
-                <w:top w:val="nil"/>
-                <w:left w:val="nil"/>
-                <w:bottom w:val="nil"/>
-                <w:right w:val="nil"/>
-                <w:between w:val="nil"/>
-              </w:pBdr>
-              <w:spacing w:line="240" w:lineRule="auto"/>
-              <w:rPr>
-                <w:color w:val="FFFFFF"/>
-              </w:rPr>
-            </w:pPr>
-            <w:r>
-              <w:rPr>
-                <w:color w:val="FFFFFF"/>
-              </w:rPr>
-              <w:t>Zonas (CP)</w:t>
-            </w:r>
-          </w:p>
-        </w:tc>
-        <w:tc>
-          <w:tcPr>
-            <w:tcW w:w="1350" w:type="dxa"/>
-            <w:shd w:val="clear" w:color="auto" w:fill="1C4587"/>
-            <w:tcMar>
-              <w:top w:w="100" w:type="dxa"/>
-              <w:left w:w="100" w:type="dxa"/>
-              <w:bottom w:w="100" w:type="dxa"/>
-              <w:right w:w="100" w:type="dxa"/>
-            </w:tcMar>
-          </w:tcPr>
-          <w:p>
-            <w:pPr>
-              <w:widowControl w:val="0"/>
-              <w:pBdr>
-                <w:top w:val="nil"/>
-                <w:left w:val="nil"/>
-                <w:bottom w:val="nil"/>
-                <w:right w:val="nil"/>
-                <w:between w:val="nil"/>
-              </w:pBdr>
-              <w:spacing w:line="240" w:lineRule="auto"/>
-              <w:rPr>
-                <w:color w:val="FFFFFF"/>
-              </w:rPr>
-            </w:pPr>
-            <w:r>
-              <w:rPr>
-                <w:color w:val="FFFFFF"/>
-              </w:rPr>
-              <w:t xml:space="preserve">N.º de VUT </w:t>
-            </w:r>
-          </w:p>
-        </w:tc>
-        <w:tc>
-          <w:tcPr>
-            <w:tcW w:w="915" w:type="dxa"/>
-            <w:shd w:val="clear" w:color="auto" w:fill="1C4587"/>
-            <w:tcMar>
-              <w:top w:w="100" w:type="dxa"/>
-              <w:left w:w="100" w:type="dxa"/>
-              <w:bottom w:w="100" w:type="dxa"/>
-              <w:right w:w="100" w:type="dxa"/>
-            </w:tcMar>
-          </w:tcPr>
-          <w:p>
-            <w:pPr>
-              <w:widowControl w:val="0"/>
-              <w:pBdr>
-                <w:top w:val="nil"/>
-                <w:left w:val="nil"/>
-                <w:bottom w:val="nil"/>
-                <w:right w:val="nil"/>
-                <w:between w:val="nil"/>
-              </w:pBdr>
-              <w:spacing w:line="240" w:lineRule="auto"/>
-              <w:rPr>
-                <w:color w:val="FFFFFF"/>
-              </w:rPr>
-            </w:pPr>
-            <w:r>
-              <w:rPr>
-                <w:color w:val="FFFFFF"/>
-              </w:rPr>
-              <w:t>Media plazas</w:t>
-            </w:r>
-          </w:p>
-        </w:tc>
-        <w:tc>
-          <w:tcPr>
-            <w:tcW w:w="1365" w:type="dxa"/>
-            <w:shd w:val="clear" w:color="auto" w:fill="1C4587"/>
-            <w:tcMar>
-              <w:top w:w="100" w:type="dxa"/>
-              <w:left w:w="100" w:type="dxa"/>
-              <w:bottom w:w="100" w:type="dxa"/>
-              <w:right w:w="100" w:type="dxa"/>
-            </w:tcMar>
-          </w:tcPr>
-          <w:p>
-            <w:pPr>
-              <w:widowControl w:val="0"/>
-              <w:pBdr>
-                <w:top w:val="nil"/>
-                <w:left w:val="nil"/>
-                <w:bottom w:val="nil"/>
-                <w:right w:val="nil"/>
-                <w:between w:val="nil"/>
-              </w:pBdr>
-              <w:spacing w:line="240" w:lineRule="auto"/>
-              <w:rPr>
-                <w:color w:val="FFFFFF"/>
-              </w:rPr>
-            </w:pPr>
-            <w:r>
-              <w:rPr>
-                <w:color w:val="FFFFFF"/>
-              </w:rPr>
-              <w:t>Media sup.</w:t>
-            </w:r>
-          </w:p>
-        </w:tc>
-        <w:tc>
-          <w:tcPr>
-            <w:tcW w:w="1303" w:type="dxa"/>
-            <w:shd w:val="clear" w:color="auto" w:fill="1C4587"/>
-            <w:tcMar>
-              <w:top w:w="100" w:type="dxa"/>
-              <w:left w:w="100" w:type="dxa"/>
-              <w:bottom w:w="100" w:type="dxa"/>
-              <w:right w:w="100" w:type="dxa"/>
-            </w:tcMar>
-          </w:tcPr>
-          <w:p>
-            <w:pPr>
-              <w:widowControl w:val="0"/>
-              <w:spacing w:line="240" w:lineRule="auto"/>
-              <w:rPr>
-                <w:color w:val="FFFFFF"/>
-              </w:rPr>
-            </w:pPr>
-            <w:r>
-              <w:rPr>
-                <w:color w:val="FFFFFF"/>
-              </w:rPr>
-              <w:t>Año medio alta</w:t>
-            </w:r>
-          </w:p>
-        </w:tc>
-        <w:tc>
-          <w:tcPr>
-            <w:tcW w:w="2011" w:type="dxa"/>
-            <w:shd w:val="clear" w:color="auto" w:fill="1C4587"/>
-            <w:tcMar>
-              <w:top w:w="100" w:type="dxa"/>
-              <w:left w:w="100" w:type="dxa"/>
-              <w:bottom w:w="100" w:type="dxa"/>
-              <w:right w:w="100" w:type="dxa"/>
-            </w:tcMar>
-          </w:tcPr>
-          <w:p>
-            <w:pPr>
-              <w:widowControl w:val="0"/>
-              <w:spacing w:line="240" w:lineRule="auto"/>
-              <w:rPr>
-                <w:color w:val="FFFFFF"/>
-              </w:rPr>
-            </w:pPr>
-            <w:r>
-              <w:rPr>
-                <w:color w:val="FFFFFF"/>
-              </w:rPr>
-              <w:t>Perfil</w:t>
-            </w:r>
-          </w:p>
-        </w:tc>
-      </w:tr>
-      <w:tr>
-        <w:tc>
-          <w:tcPr>
-            <w:tcW w:w="1275" w:type="dxa"/>
-            <w:tcMar>
-              <w:top w:w="100" w:type="dxa"/>
-              <w:left w:w="100" w:type="dxa"/>
-              <w:bottom w:w="100" w:type="dxa"/>
-              <w:right w:w="100" w:type="dxa"/>
-            </w:tcMar>
-          </w:tcPr>
-          <w:p>
-            <w:pPr>
-              <w:widowControl w:val="0"/>
-              <w:pBdr>
-                <w:top w:val="nil"/>
-                <w:left w:val="nil"/>
-                <w:bottom w:val="nil"/>
-                <w:right w:val="nil"/>
-                <w:between w:val="nil"/>
-              </w:pBdr>
-              <w:spacing w:line="240" w:lineRule="auto"/>
-            </w:pPr>
-            <w:r>
-              <w:t>Cluster 1</w:t>
-            </w:r>
-          </w:p>
-        </w:tc>
-        <w:tc>
-          <w:tcPr>
-            <w:tcW w:w="960" w:type="dxa"/>
-            <w:tcMar>
-              <w:top w:w="100" w:type="dxa"/>
-              <w:left w:w="100" w:type="dxa"/>
-              <w:bottom w:w="100" w:type="dxa"/>
-              <w:right w:w="100" w:type="dxa"/>
-            </w:tcMar>
-          </w:tcPr>
-          <w:p>
-            <w:pPr>
-              <w:widowControl w:val="0"/>
-              <w:pBdr>
-                <w:top w:val="nil"/>
-                <w:left w:val="nil"/>
-                <w:bottom w:val="nil"/>
-                <w:right w:val="nil"/>
-                <w:between w:val="nil"/>
-              </w:pBdr>
-              <w:spacing w:line="240" w:lineRule="auto"/>
-            </w:pPr>
-            <w:r>
-              <w:t>03180</w:t>
-            </w:r>
-          </w:p>
-        </w:tc>
-        <w:tc>
-          <w:tcPr>
-            <w:tcW w:w="1350" w:type="dxa"/>
-            <w:tcMar>
-              <w:top w:w="100" w:type="dxa"/>
-              <w:left w:w="100" w:type="dxa"/>
-              <w:bottom w:w="100" w:type="dxa"/>
-              <w:right w:w="100" w:type="dxa"/>
-            </w:tcMar>
-          </w:tcPr>
-          <w:p>
-            <w:pPr>
-              <w:widowControl w:val="0"/>
-              <w:pBdr>
-                <w:top w:val="nil"/>
-                <w:left w:val="nil"/>
-                <w:bottom w:val="nil"/>
-                <w:right w:val="nil"/>
-                <w:between w:val="nil"/>
-              </w:pBdr>
-              <w:spacing w:line="240" w:lineRule="auto"/>
-            </w:pPr>
-            <w:r>
-              <w:t>~5.800</w:t>
-            </w:r>
-          </w:p>
-        </w:tc>
-        <w:tc>
-          <w:tcPr>
-            <w:tcW w:w="915" w:type="dxa"/>
-            <w:tcMar>
-              <w:top w:w="100" w:type="dxa"/>
-              <w:left w:w="100" w:type="dxa"/>
-              <w:bottom w:w="100" w:type="dxa"/>
-              <w:right w:w="100" w:type="dxa"/>
-            </w:tcMar>
-          </w:tcPr>
-          <w:p>
-            <w:pPr>
-              <w:widowControl w:val="0"/>
-              <w:pBdr>
-                <w:top w:val="nil"/>
-                <w:left w:val="nil"/>
-                <w:bottom w:val="nil"/>
-                <w:right w:val="nil"/>
-                <w:between w:val="nil"/>
-              </w:pBdr>
-              <w:spacing w:line="240" w:lineRule="auto"/>
-            </w:pPr>
-            <w:r>
-              <w:t>3,8</w:t>
-            </w:r>
-          </w:p>
-        </w:tc>
-        <w:tc>
-          <w:tcPr>
-            <w:tcW w:w="1365" w:type="dxa"/>
-            <w:tcMar>
-              <w:top w:w="100" w:type="dxa"/>
-              <w:left w:w="100" w:type="dxa"/>
-              <w:bottom w:w="100" w:type="dxa"/>
-              <w:right w:w="100" w:type="dxa"/>
-            </w:tcMar>
-          </w:tcPr>
-          <w:p>
-            <w:pPr>
-              <w:widowControl w:val="0"/>
-              <w:pBdr>
-                <w:top w:val="nil"/>
-                <w:left w:val="nil"/>
-                <w:bottom w:val="nil"/>
-                <w:right w:val="nil"/>
-                <w:between w:val="nil"/>
-              </w:pBdr>
-              <w:spacing w:line="240" w:lineRule="auto"/>
-            </w:pPr>
-            <w:r>
-              <w:t>70m^2</w:t>
-            </w:r>
-          </w:p>
-        </w:tc>
-        <w:tc>
-          <w:tcPr>
-            <w:tcW w:w="1303" w:type="dxa"/>
-            <w:tcMar>
-              <w:top w:w="100" w:type="dxa"/>
-              <w:left w:w="100" w:type="dxa"/>
-              <w:bottom w:w="100" w:type="dxa"/>
-              <w:right w:w="100" w:type="dxa"/>
-            </w:tcMar>
-          </w:tcPr>
-          <w:p>
-            <w:pPr>
-              <w:widowControl w:val="0"/>
-              <w:pBdr>
-                <w:top w:val="nil"/>
-                <w:left w:val="nil"/>
-                <w:bottom w:val="nil"/>
-                <w:right w:val="nil"/>
-                <w:between w:val="nil"/>
-              </w:pBdr>
-              <w:spacing w:line="240" w:lineRule="auto"/>
-            </w:pPr>
-          </w:p>
-        </w:tc>
-        <w:tc>
-          <w:tcPr>
-            <w:tcW w:w="2011" w:type="dxa"/>
-            <w:tcMar>
-              <w:top w:w="100" w:type="dxa"/>
-              <w:left w:w="100" w:type="dxa"/>
-              <w:bottom w:w="100" w:type="dxa"/>
-              <w:right w:w="100" w:type="dxa"/>
-            </w:tcMar>
-          </w:tcPr>
-          <w:p>
-            <w:pPr>
-              <w:widowControl w:val="0"/>
-              <w:pBdr>
-                <w:top w:val="nil"/>
-                <w:left w:val="nil"/>
-                <w:bottom w:val="nil"/>
-                <w:right w:val="nil"/>
-                <w:between w:val="nil"/>
-              </w:pBdr>
-              <w:spacing w:line="240" w:lineRule="auto"/>
-            </w:pPr>
-            <w:r>
-              <w:t>Viviendas pequeñas</w:t>
-            </w:r>
-          </w:p>
-        </w:tc>
-      </w:tr>
-      <w:tr>
-        <w:tc>
-          <w:tcPr>
-            <w:tcW w:w="1275" w:type="dxa"/>
-            <w:tcMar>
-              <w:top w:w="100" w:type="dxa"/>
-              <w:left w:w="100" w:type="dxa"/>
-              <w:bottom w:w="100" w:type="dxa"/>
-              <w:right w:w="100" w:type="dxa"/>
-            </w:tcMar>
-          </w:tcPr>
-          <w:p>
-            <w:pPr>
-              <w:widowControl w:val="0"/>
-              <w:pBdr>
-                <w:top w:val="nil"/>
-                <w:left w:val="nil"/>
-                <w:bottom w:val="nil"/>
-                <w:right w:val="nil"/>
-                <w:between w:val="nil"/>
-              </w:pBdr>
-              <w:spacing w:line="240" w:lineRule="auto"/>
-            </w:pPr>
-            <w:r>
-              <w:t>Cluster 0</w:t>
-            </w:r>
-          </w:p>
-        </w:tc>
-        <w:tc>
-          <w:tcPr>
-            <w:tcW w:w="960" w:type="dxa"/>
-            <w:tcMar>
-              <w:top w:w="100" w:type="dxa"/>
-              <w:left w:w="100" w:type="dxa"/>
-              <w:bottom w:w="100" w:type="dxa"/>
-              <w:right w:w="100" w:type="dxa"/>
-            </w:tcMar>
-          </w:tcPr>
-          <w:p>
-            <w:pPr>
-              <w:widowControl w:val="0"/>
-              <w:pBdr>
-                <w:top w:val="nil"/>
-                <w:left w:val="nil"/>
-                <w:bottom w:val="nil"/>
-                <w:right w:val="nil"/>
-                <w:between w:val="nil"/>
-              </w:pBdr>
-              <w:spacing w:line="240" w:lineRule="auto"/>
-            </w:pPr>
-            <w:r>
-              <w:t>Las demás</w:t>
-            </w:r>
-          </w:p>
-        </w:tc>
-        <w:tc>
-          <w:tcPr>
-            <w:tcW w:w="1350" w:type="dxa"/>
-            <w:tcMar>
-              <w:top w:w="100" w:type="dxa"/>
-              <w:left w:w="100" w:type="dxa"/>
-              <w:bottom w:w="100" w:type="dxa"/>
-              <w:right w:w="100" w:type="dxa"/>
-            </w:tcMar>
-          </w:tcPr>
-          <w:p>
-            <w:pPr>
-              <w:widowControl w:val="0"/>
-              <w:pBdr>
-                <w:top w:val="nil"/>
-                <w:left w:val="nil"/>
-                <w:bottom w:val="nil"/>
-                <w:right w:val="nil"/>
-                <w:between w:val="nil"/>
-              </w:pBdr>
-              <w:spacing w:line="240" w:lineRule="auto"/>
-            </w:pPr>
-            <w:r>
-              <w:t>~3.900</w:t>
-            </w:r>
-          </w:p>
-        </w:tc>
-        <w:tc>
-          <w:tcPr>
-            <w:tcW w:w="915" w:type="dxa"/>
-            <w:tcMar>
-              <w:top w:w="100" w:type="dxa"/>
-              <w:left w:w="100" w:type="dxa"/>
-              <w:bottom w:w="100" w:type="dxa"/>
-              <w:right w:w="100" w:type="dxa"/>
-            </w:tcMar>
-          </w:tcPr>
-          <w:p>
-            <w:pPr>
-              <w:widowControl w:val="0"/>
-              <w:pBdr>
-                <w:top w:val="nil"/>
-                <w:left w:val="nil"/>
-                <w:bottom w:val="nil"/>
-                <w:right w:val="nil"/>
-                <w:between w:val="nil"/>
-              </w:pBdr>
-              <w:spacing w:line="240" w:lineRule="auto"/>
-            </w:pPr>
-            <w:r>
-              <w:t>4,3</w:t>
-            </w:r>
-          </w:p>
-        </w:tc>
-        <w:tc>
-          <w:tcPr>
-            <w:tcW w:w="1365" w:type="dxa"/>
-            <w:tcMar>
-              <w:top w:w="100" w:type="dxa"/>
-              <w:left w:w="100" w:type="dxa"/>
-              <w:bottom w:w="100" w:type="dxa"/>
-              <w:right w:w="100" w:type="dxa"/>
-            </w:tcMar>
-          </w:tcPr>
-          <w:p>
-            <w:pPr>
-              <w:widowControl w:val="0"/>
-              <w:pBdr>
-                <w:top w:val="nil"/>
-                <w:left w:val="nil"/>
-                <w:bottom w:val="nil"/>
-                <w:right w:val="nil"/>
-                <w:between w:val="nil"/>
-              </w:pBdr>
-              <w:spacing w:line="240" w:lineRule="auto"/>
-            </w:pPr>
-            <w:r>
-              <w:t>89m^2</w:t>
-            </w:r>
-          </w:p>
-        </w:tc>
-        <w:tc>
-          <w:tcPr>
-            <w:tcW w:w="1303" w:type="dxa"/>
-            <w:tcMar>
-              <w:top w:w="100" w:type="dxa"/>
-              <w:left w:w="100" w:type="dxa"/>
-              <w:bottom w:w="100" w:type="dxa"/>
-              <w:right w:w="100" w:type="dxa"/>
-            </w:tcMar>
-          </w:tcPr>
-          <w:p>
-            <w:pPr>
-              <w:widowControl w:val="0"/>
-              <w:pBdr>
-                <w:top w:val="nil"/>
-                <w:left w:val="nil"/>
-                <w:bottom w:val="nil"/>
-                <w:right w:val="nil"/>
-                <w:between w:val="nil"/>
-              </w:pBdr>
-              <w:spacing w:line="240" w:lineRule="auto"/>
-            </w:pPr>
-          </w:p>
-        </w:tc>
-        <w:tc>
-          <w:tcPr>
-            <w:tcW w:w="2011" w:type="dxa"/>
-            <w:tcMar>
-              <w:top w:w="100" w:type="dxa"/>
-              <w:left w:w="100" w:type="dxa"/>
-              <w:bottom w:w="100" w:type="dxa"/>
-              <w:right w:w="100" w:type="dxa"/>
-            </w:tcMar>
-          </w:tcPr>
-          <w:p>
-            <w:pPr>
-              <w:widowControl w:val="0"/>
-              <w:pBdr>
-                <w:top w:val="nil"/>
-                <w:left w:val="nil"/>
-                <w:bottom w:val="nil"/>
-                <w:right w:val="nil"/>
-                <w:between w:val="nil"/>
-              </w:pBdr>
-              <w:spacing w:line="240" w:lineRule="auto"/>
-            </w:pPr>
-            <w:r>
-              <w:t>Viviendas más grandes</w:t>
-            </w:r>
-          </w:p>
-        </w:tc>
-      </w:tr>
-    </w:tbl>
-    <w:p>
-      <w:pPr>
-        <w:rPr>
-          <w:b/>
-          <w:bCs/>
-        </w:rPr>
-      </w:pPr>
-    </w:p>
-    <w:p>
-      <w:r>
-        <w:t>El análisis revela que lo que diferencia a los dos grupos no es solo el tamaño de las viviendas, sino fundamentalmente la escala de operación y el momento de incorporación al mercado. El centro (03180) concentra alrededor del 60% de todas las VUT del municipio en una única zona, con un ritmo de registro reciente especialmente intenso. Esto es relevante desde el punto de vista de la política de vivienda, ya que el centro es también donde el mercado de alquiler residencial tiene mayor demanda.</w:t>
-      </w:r>
-    </w:p>
-    <w:p/>
-    <w:p>
-      <w:pPr>
-        <w:rPr>
-          <w:color w:val="666666"/>
-        </w:rPr>
-      </w:pPr>
-      <w:r>
-        <w:rPr>
-          <w:color w:val="666666"/>
-        </w:rPr>
-        <w:t>3.4 Parte 4 -   Peso sobre el parque censado y correlación con precios</w:t>
-      </w:r>
-    </w:p>
-    <w:p/>
-    <w:p>
-      <w:pPr>
-        <w:rPr>
-          <w:b/>
-          <w:bCs/>
-        </w:rPr>
-      </w:pPr>
-      <w:r>
-        <w:rPr>
-          <w:b/>
-          <w:bCs/>
-        </w:rPr>
-        <w:t>Peso de las VUT sobre el parque total</w:t>
-      </w:r>
-    </w:p>
-    <w:p>
-      <w:pPr>
-        <w:rPr>
-          <w:b/>
-          <w:bCs/>
-        </w:rPr>
-      </w:pPr>
-    </w:p>
-    <w:tbl>
-      <w:tblPr>
-        <w:tblStyle w:val="a4"/>
-        <w:tblW w:w="9029" w:type="dxa"/>
-        <w:tblInd w:w="0" w:type="dxa"/>
-        <w:tblBorders>
-          <w:top w:val="single" w:sz="8" w:space="0" w:color="000000"/>
-          <w:left w:val="single" w:sz="8" w:space="0" w:color="000000"/>
-          <w:bottom w:val="single" w:sz="8" w:space="0" w:color="000000"/>
-          <w:right w:val="single" w:sz="8" w:space="0" w:color="000000"/>
-          <w:insideH w:val="single" w:sz="8" w:space="0" w:color="000000"/>
-          <w:insideV w:val="single" w:sz="8" w:space="0" w:color="000000"/>
-        </w:tblBorders>
-        <w:tblLayout w:type="fixed"/>
-        <w:tblLook w:val="0600" w:firstRow="0" w:lastRow="0" w:firstColumn="0" w:lastColumn="0" w:noHBand="1" w:noVBand="1"/>
-      </w:tblPr>
-      <w:tblGrid>
-        <w:gridCol w:w="2258"/>
-        <w:gridCol w:w="2257"/>
-        <w:gridCol w:w="2257"/>
-        <w:gridCol w:w="2257"/>
-      </w:tblGrid>
-      <w:tr>
-        <w:tc>
-          <w:tcPr>
-            <w:tcW w:w="2257" w:type="dxa"/>
+            <w:tcW w:w="4101" w:type="dxa"/>
             <w:shd w:val="clear" w:color="auto" w:fill="1C4587"/>
             <w:tcMar>
               <w:top w:w="100" w:type="dxa"/>
@@ -3200,7 +3047,7 @@
         </w:tc>
         <w:tc>
           <w:tcPr>
-            <w:tcW w:w="2257" w:type="dxa"/>
+            <w:tcW w:w="2552" w:type="dxa"/>
             <w:shd w:val="clear" w:color="auto" w:fill="1C4587"/>
             <w:tcMar>
               <w:top w:w="100" w:type="dxa"/>
@@ -3224,51 +3071,25 @@
                 <w:color w:val="FFFFFF"/>
               </w:rPr>
             </w:pPr>
+            <w:proofErr w:type="gramStart"/>
             <w:r>
               <w:rPr>
                 <w:color w:val="FFFFFF"/>
               </w:rPr>
-              <w:t>Total viviendas</w:t>
+              <w:t>Total</w:t>
+            </w:r>
+            <w:proofErr w:type="gramEnd"/>
+            <w:r>
+              <w:rPr>
+                <w:color w:val="FFFFFF"/>
+              </w:rPr>
+              <w:t xml:space="preserve"> viviendas</w:t>
             </w:r>
           </w:p>
         </w:tc>
         <w:tc>
           <w:tcPr>
-            <w:tcW w:w="2257" w:type="dxa"/>
-            <w:shd w:val="clear" w:color="auto" w:fill="1C4587"/>
-            <w:tcMar>
-              <w:top w:w="100" w:type="dxa"/>
-              <w:left w:w="100" w:type="dxa"/>
-              <w:bottom w:w="100" w:type="dxa"/>
-              <w:right w:w="100" w:type="dxa"/>
-            </w:tcMar>
-          </w:tcPr>
-          <w:p>
-            <w:pPr>
-              <w:widowControl w:val="0"/>
-              <w:pBdr>
-                <w:top w:val="nil"/>
-                <w:left w:val="nil"/>
-                <w:bottom w:val="nil"/>
-                <w:right w:val="nil"/>
-                <w:between w:val="nil"/>
-              </w:pBdr>
-              <w:spacing w:line="240" w:lineRule="auto"/>
-              <w:rPr>
-                <w:color w:val="FFFFFF"/>
-              </w:rPr>
-            </w:pPr>
-            <w:r>
-              <w:rPr>
-                <w:color w:val="FFFFFF"/>
-              </w:rPr>
-              <w:t>VUT registradas</w:t>
-            </w:r>
-          </w:p>
-        </w:tc>
-        <w:tc>
-          <w:tcPr>
-            <w:tcW w:w="2257" w:type="dxa"/>
+            <w:tcW w:w="1701" w:type="dxa"/>
             <w:shd w:val="clear" w:color="auto" w:fill="1C4587"/>
             <w:tcMar>
               <w:top w:w="100" w:type="dxa"/>
@@ -3304,7 +3125,7 @@
       <w:tr>
         <w:tc>
           <w:tcPr>
-            <w:tcW w:w="2257" w:type="dxa"/>
+            <w:tcW w:w="4101" w:type="dxa"/>
             <w:tcMar>
               <w:top w:w="100" w:type="dxa"/>
               <w:left w:w="100" w:type="dxa"/>
@@ -3324,14 +3145,19 @@
               </w:pBdr>
               <w:spacing w:line="240" w:lineRule="auto"/>
             </w:pPr>
+            <w:proofErr w:type="gramStart"/>
             <w:r>
-              <w:t>Sobre total censal 2021</w:t>
+              <w:t>Total</w:t>
+            </w:r>
+            <w:proofErr w:type="gramEnd"/>
+            <w:r>
+              <w:t xml:space="preserve"> censal 2021</w:t>
             </w:r>
           </w:p>
         </w:tc>
         <w:tc>
           <w:tcPr>
-            <w:tcW w:w="2257" w:type="dxa"/>
+            <w:tcW w:w="2552" w:type="dxa"/>
             <w:tcMar>
               <w:top w:w="100" w:type="dxa"/>
               <w:left w:w="100" w:type="dxa"/>
@@ -3358,34 +3184,7 @@
         </w:tc>
         <w:tc>
           <w:tcPr>
-            <w:tcW w:w="2257" w:type="dxa"/>
-            <w:tcMar>
-              <w:top w:w="100" w:type="dxa"/>
-              <w:left w:w="100" w:type="dxa"/>
-              <w:bottom w:w="100" w:type="dxa"/>
-              <w:right w:w="100" w:type="dxa"/>
-            </w:tcMar>
-          </w:tcPr>
-          <w:p>
-            <w:pPr>
-              <w:widowControl w:val="0"/>
-              <w:pBdr>
-                <w:top w:val="nil"/>
-                <w:left w:val="nil"/>
-                <w:bottom w:val="nil"/>
-                <w:right w:val="nil"/>
-                <w:between w:val="nil"/>
-              </w:pBdr>
-              <w:spacing w:line="240" w:lineRule="auto"/>
-            </w:pPr>
-            <w:r>
-              <w:t>~9.694</w:t>
-            </w:r>
-          </w:p>
-        </w:tc>
-        <w:tc>
-          <w:tcPr>
-            <w:tcW w:w="2257" w:type="dxa"/>
+            <w:tcW w:w="1701" w:type="dxa"/>
             <w:tcMar>
               <w:top w:w="100" w:type="dxa"/>
               <w:left w:w="100" w:type="dxa"/>
@@ -3414,7 +3213,7 @@
       <w:tr>
         <w:tc>
           <w:tcPr>
-            <w:tcW w:w="2257" w:type="dxa"/>
+            <w:tcW w:w="4101" w:type="dxa"/>
             <w:tcMar>
               <w:top w:w="100" w:type="dxa"/>
               <w:left w:w="100" w:type="dxa"/>
@@ -3435,13 +3234,21 @@
               <w:spacing w:line="240" w:lineRule="auto"/>
             </w:pPr>
             <w:r>
-              <w:t>Sobre viviendas no pricipales</w:t>
+              <w:t xml:space="preserve">Viviendas no </w:t>
+            </w:r>
+            <w:proofErr w:type="spellStart"/>
+            <w:r>
+              <w:t>pricipales</w:t>
+            </w:r>
+            <w:proofErr w:type="spellEnd"/>
+            <w:r>
+              <w:t xml:space="preserve"> 2021</w:t>
             </w:r>
           </w:p>
         </w:tc>
         <w:tc>
           <w:tcPr>
-            <w:tcW w:w="2257" w:type="dxa"/>
+            <w:tcW w:w="2552" w:type="dxa"/>
             <w:tcMar>
               <w:top w:w="100" w:type="dxa"/>
               <w:left w:w="100" w:type="dxa"/>
@@ -3468,34 +3275,7 @@
         </w:tc>
         <w:tc>
           <w:tcPr>
-            <w:tcW w:w="2257" w:type="dxa"/>
-            <w:tcMar>
-              <w:top w:w="100" w:type="dxa"/>
-              <w:left w:w="100" w:type="dxa"/>
-              <w:bottom w:w="100" w:type="dxa"/>
-              <w:right w:w="100" w:type="dxa"/>
-            </w:tcMar>
-          </w:tcPr>
-          <w:p>
-            <w:pPr>
-              <w:widowControl w:val="0"/>
-              <w:pBdr>
-                <w:top w:val="nil"/>
-                <w:left w:val="nil"/>
-                <w:bottom w:val="nil"/>
-                <w:right w:val="nil"/>
-                <w:between w:val="nil"/>
-              </w:pBdr>
-              <w:spacing w:line="240" w:lineRule="auto"/>
-            </w:pPr>
-            <w:r>
-              <w:t>~9.694</w:t>
-            </w:r>
-          </w:p>
-        </w:tc>
-        <w:tc>
-          <w:tcPr>
-            <w:tcW w:w="2257" w:type="dxa"/>
+            <w:tcW w:w="1701" w:type="dxa"/>
             <w:tcMar>
               <w:top w:w="100" w:type="dxa"/>
               <w:left w:w="100" w:type="dxa"/>
@@ -3532,21 +3312,1215 @@
     </w:p>
     <w:p>
       <w:r>
-        <w:t>El dato del 7,9% sobre el total puede parecer modesto, pero la referencia más significativa es el 11,28% sobre las viviendas no principales. En un municipio donde el 70% del parque es de uso no habitual por sus propietarios, más de 1 de cada 9 de esas viviendas ya está formalmente registrada como VUT. Y teniendo en cuenta la brecha entre el registro oficial y la oferta real en plataformas, la penetración efectiva del turismo en el parque inmobiliario es aún mayor.</w:t>
+        <w:drawing>
+          <wp:inline distT="0" distB="0" distL="0" distR="0" wp14:anchorId="3103A669" wp14:editId="7EA39FEB">
+            <wp:extent cx="6984117" cy="2463800"/>
+            <wp:effectExtent l="0" t="0" r="7620" b="0"/>
+            <wp:docPr id="568508725" name="Imagen 1"/>
+            <wp:cNvGraphicFramePr>
+              <a:graphicFrameLocks xmlns:a="http://schemas.openxmlformats.org/drawingml/2006/main" noChangeAspect="1"/>
+            </wp:cNvGraphicFramePr>
+            <a:graphic xmlns:a="http://schemas.openxmlformats.org/drawingml/2006/main">
+              <a:graphicData uri="http://schemas.openxmlformats.org/drawingml/2006/picture">
+                <pic:pic xmlns:pic="http://schemas.openxmlformats.org/drawingml/2006/picture">
+                  <pic:nvPicPr>
+                    <pic:cNvPr id="568508725" name=""/>
+                    <pic:cNvPicPr/>
+                  </pic:nvPicPr>
+                  <pic:blipFill>
+                    <a:blip r:embed="rId9"/>
+                    <a:stretch>
+                      <a:fillRect/>
+                    </a:stretch>
+                  </pic:blipFill>
+                  <pic:spPr>
+                    <a:xfrm>
+                      <a:off x="0" y="0"/>
+                      <a:ext cx="6987247" cy="2464904"/>
+                    </a:xfrm>
+                    <a:prstGeom prst="rect">
+                      <a:avLst/>
+                    </a:prstGeom>
+                  </pic:spPr>
+                </pic:pic>
+              </a:graphicData>
+            </a:graphic>
+          </wp:inline>
+        </w:drawing>
       </w:r>
     </w:p>
     <w:p/>
-    <w:p>
-      <w:pPr>
-        <w:rPr>
-          <w:b/>
-          <w:bCs/>
-        </w:rPr>
-      </w:pPr>
-      <w:r>
-        <w:rPr>
-          <w:b/>
-          <w:bCs/>
+    <w:p/>
+    <w:p>
+      <w:pPr>
+        <w:rPr>
+          <w:lang w:val="es-ES"/>
+        </w:rPr>
+      </w:pPr>
+      <w:r>
+        <w:rPr>
+          <w:lang w:val="es-ES"/>
+        </w:rPr>
+        <w:t>Las VUT representan casi el 8% del parque total de viviendas de Torrevieja, una cifra que a primera vista no parece muy grande. Sin embargo, cuando el denominador cambia a las viviendas no principales, el porcentaje sube al 11.28%, es decir, una de cada diez viviendas no principales ya está registrada como VUT.</w:t>
+      </w:r>
+    </w:p>
+    <w:p>
+      <w:pPr>
+        <w:rPr>
+          <w:lang w:val="es-ES"/>
+        </w:rPr>
+      </w:pPr>
+    </w:p>
+    <w:p>
+      <w:pPr>
+        <w:rPr>
+          <w:lang w:val="es-ES"/>
+        </w:rPr>
+      </w:pPr>
+      <w:r>
+        <w:rPr>
+          <w:lang w:val="es-ES"/>
+        </w:rPr>
+        <w:t>Además, la serie temporal del INE muestra que este porcentaje ha ido creciendo desde 2020, pasando de un 3% a picos de casi 4,5% en las mediciones estacionales. El pico de agosto (temporada alta) es siempre mayor que el de febrero (menos en época COVID), lo que nos confirma que el sector VUT tiene un componente estacional claro incluso dentro del propio stock registrado.</w:t>
+      </w:r>
+    </w:p>
+    <w:p>
+      <w:pPr>
+        <w:rPr>
+          <w:lang w:val="es-ES"/>
+        </w:rPr>
+      </w:pPr>
+    </w:p>
+    <w:p>
+      <w:pPr>
+        <w:numPr>
+          <w:ilvl w:val="0"/>
+          <w:numId w:val="1"/>
+        </w:numPr>
+        <w:rPr>
+          <w:b/>
+          <w:bCs/>
+          <w:sz w:val="26"/>
+          <w:szCs w:val="26"/>
+        </w:rPr>
+      </w:pPr>
+      <w:r>
+        <w:rPr>
+          <w:b/>
+          <w:bCs/>
+          <w:sz w:val="26"/>
+          <w:szCs w:val="26"/>
+        </w:rPr>
+        <w:t>Técnicas de minería de datos</w:t>
+      </w:r>
+    </w:p>
+    <w:p>
+      <w:pPr>
+        <w:rPr>
+          <w:lang w:val="es-ES"/>
+        </w:rPr>
+      </w:pPr>
+    </w:p>
+    <w:p>
+      <w:pPr>
+        <w:rPr>
+          <w:lang w:val="es-ES"/>
+        </w:rPr>
+      </w:pPr>
+      <w:r>
+        <w:rPr>
+          <w:lang w:val="es-ES"/>
+        </w:rPr>
+        <w:t>Con el análisis exploratorio ya hecho, vamos a extraer patrones que no son evidentes a simple vista:</w:t>
+      </w:r>
+    </w:p>
+    <w:p>
+      <w:pPr>
+        <w:rPr>
+          <w:lang w:val="es-ES"/>
+        </w:rPr>
+      </w:pPr>
+    </w:p>
+    <w:p>
+      <w:pPr>
+        <w:rPr>
+          <w:lang w:val="es-ES"/>
+        </w:rPr>
+      </w:pPr>
+      <w:r>
+        <w:rPr>
+          <w:lang w:val="es-ES"/>
+        </w:rPr>
+        <w:t xml:space="preserve">1. </w:t>
+      </w:r>
+      <w:proofErr w:type="spellStart"/>
+      <w:r>
+        <w:rPr>
+          <w:b/>
+          <w:bCs/>
+          <w:lang w:val="es-ES"/>
+        </w:rPr>
+        <w:t>Clustering</w:t>
+      </w:r>
+      <w:proofErr w:type="spellEnd"/>
+      <w:r>
+        <w:rPr>
+          <w:b/>
+          <w:bCs/>
+          <w:lang w:val="es-ES"/>
+        </w:rPr>
+        <w:t xml:space="preserve"> K-Means</w:t>
+      </w:r>
+      <w:r>
+        <w:rPr>
+          <w:lang w:val="es-ES"/>
+        </w:rPr>
+        <w:t xml:space="preserve"> sobre las zonas geográficas (CP) para identificar perfiles diferenciados de oferta VUT por zona.</w:t>
+      </w:r>
+    </w:p>
+    <w:p>
+      <w:pPr>
+        <w:rPr>
+          <w:lang w:val="es-ES"/>
+        </w:rPr>
+      </w:pPr>
+      <w:r>
+        <w:rPr>
+          <w:lang w:val="es-ES"/>
+        </w:rPr>
+        <w:t xml:space="preserve">2. </w:t>
+      </w:r>
+      <w:r>
+        <w:rPr>
+          <w:b/>
+          <w:bCs/>
+          <w:lang w:val="es-ES"/>
+        </w:rPr>
+        <w:t>Análisis de serie temporal con regresión lineal por tramos</w:t>
+      </w:r>
+      <w:r>
+        <w:rPr>
+          <w:lang w:val="es-ES"/>
+        </w:rPr>
+        <w:t xml:space="preserve"> para ver si hay algún punto de inflexión claro en el ritmo de crecimiento del sector.</w:t>
+      </w:r>
+    </w:p>
+    <w:p>
+      <w:pPr>
+        <w:rPr>
+          <w:lang w:val="es-ES"/>
+        </w:rPr>
+      </w:pPr>
+      <w:r>
+        <w:rPr>
+          <w:lang w:val="es-ES"/>
+        </w:rPr>
+        <w:t xml:space="preserve">3. </w:t>
+      </w:r>
+      <w:r>
+        <w:rPr>
+          <w:b/>
+          <w:bCs/>
+          <w:lang w:val="es-ES"/>
+        </w:rPr>
+        <w:t>Análisis de correlación y regresión lineal</w:t>
+      </w:r>
+      <w:r>
+        <w:rPr>
+          <w:lang w:val="es-ES"/>
+        </w:rPr>
+        <w:t xml:space="preserve"> para ver si existe relación entre la densificación de VUT y los precios del mercado inmobiliario.</w:t>
+      </w:r>
+    </w:p>
+    <w:p>
+      <w:pPr>
+        <w:rPr>
+          <w:color w:val="666666"/>
+        </w:rPr>
+      </w:pPr>
+    </w:p>
+    <w:p>
+      <w:pPr>
+        <w:rPr>
+          <w:color w:val="666666"/>
+        </w:rPr>
+      </w:pPr>
+      <w:r>
+        <w:rPr>
+          <w:color w:val="666666"/>
+        </w:rPr>
+        <w:t xml:space="preserve">4.1. </w:t>
+      </w:r>
+      <w:proofErr w:type="spellStart"/>
+      <w:r>
+        <w:rPr>
+          <w:color w:val="666666"/>
+        </w:rPr>
+        <w:t>Clustering</w:t>
+      </w:r>
+      <w:proofErr w:type="spellEnd"/>
+      <w:r>
+        <w:rPr>
+          <w:color w:val="666666"/>
+        </w:rPr>
+        <w:t xml:space="preserve"> k-</w:t>
+      </w:r>
+      <w:proofErr w:type="spellStart"/>
+      <w:r>
+        <w:rPr>
+          <w:color w:val="666666"/>
+        </w:rPr>
+        <w:t>means</w:t>
+      </w:r>
+      <w:proofErr w:type="spellEnd"/>
+      <w:r>
+        <w:rPr>
+          <w:color w:val="666666"/>
+        </w:rPr>
+        <w:t>: perfiles de zonas VUT</w:t>
+      </w:r>
+    </w:p>
+    <w:p>
+      <w:pPr>
+        <w:rPr>
+          <w:color w:val="666666"/>
+        </w:rPr>
+      </w:pPr>
+    </w:p>
+    <w:p>
+      <w:pPr>
+        <w:rPr>
+          <w:lang w:val="es-ES"/>
+        </w:rPr>
+      </w:pPr>
+      <w:r>
+        <w:rPr>
+          <w:lang w:val="es-ES"/>
+        </w:rPr>
+        <w:t>El objetivo de este apartado es ver si los códigos postales de Torrevieja se agrupan en perfiles distintos según sus características VUT (número de viviendas, plazas totales, tamaño medio, superficie, antigüedad del registro).</w:t>
+      </w:r>
+    </w:p>
+    <w:p>
+      <w:pPr>
+        <w:rPr>
+          <w:lang w:val="es-ES"/>
+        </w:rPr>
+      </w:pPr>
+    </w:p>
+    <w:p>
+      <w:pPr>
+        <w:rPr>
+          <w:lang w:val="es-ES"/>
+        </w:rPr>
+      </w:pPr>
+      <w:r>
+        <w:rPr>
+          <w:lang w:val="es-ES"/>
+        </w:rPr>
+        <w:t xml:space="preserve">Antes de aplicar el algoritmo, vamos a estandarizar las variables (media 0, desviación 1) para que ninguna variable domine el </w:t>
+      </w:r>
+      <w:proofErr w:type="spellStart"/>
+      <w:r>
+        <w:rPr>
+          <w:i/>
+          <w:iCs/>
+          <w:lang w:val="es-ES"/>
+        </w:rPr>
+        <w:t>clustering</w:t>
+      </w:r>
+      <w:proofErr w:type="spellEnd"/>
+      <w:r>
+        <w:rPr>
+          <w:lang w:val="es-ES"/>
+        </w:rPr>
+        <w:t xml:space="preserve"> solo por tener una escala mayor. Después, usamos el método del codo y el </w:t>
+      </w:r>
+      <w:proofErr w:type="spellStart"/>
+      <w:r>
+        <w:rPr>
+          <w:i/>
+          <w:iCs/>
+          <w:lang w:val="es-ES"/>
+        </w:rPr>
+        <w:t>silhouette</w:t>
+      </w:r>
+      <w:proofErr w:type="spellEnd"/>
+      <w:r>
+        <w:rPr>
+          <w:i/>
+          <w:iCs/>
+          <w:lang w:val="es-ES"/>
+        </w:rPr>
+        <w:t xml:space="preserve"> score</w:t>
+      </w:r>
+      <w:r>
+        <w:rPr>
+          <w:lang w:val="es-ES"/>
+        </w:rPr>
+        <w:t xml:space="preserve"> para elegir el número óptimo de </w:t>
+      </w:r>
+      <w:proofErr w:type="spellStart"/>
+      <w:proofErr w:type="gramStart"/>
+      <w:r>
+        <w:rPr>
+          <w:i/>
+          <w:iCs/>
+          <w:lang w:val="es-ES"/>
+        </w:rPr>
+        <w:t>clusters</w:t>
+      </w:r>
+      <w:proofErr w:type="spellEnd"/>
+      <w:proofErr w:type="gramEnd"/>
+      <w:r>
+        <w:rPr>
+          <w:lang w:val="es-ES"/>
+        </w:rPr>
+        <w:t>.</w:t>
+      </w:r>
+    </w:p>
+    <w:p>
+      <w:pPr>
+        <w:rPr>
+          <w:lang w:val="es-ES"/>
+        </w:rPr>
+      </w:pPr>
+    </w:p>
+    <w:p>
+      <w:pPr>
+        <w:rPr>
+          <w:lang w:val="es-ES"/>
+        </w:rPr>
+      </w:pPr>
+      <w:r>
+        <w:rPr>
+          <w:lang w:val="es-ES"/>
+        </w:rPr>
+        <w:drawing>
+          <wp:inline distT="0" distB="0" distL="0" distR="0" wp14:anchorId="33CCC625" wp14:editId="68A1CE4B">
+            <wp:extent cx="5670008" cy="1859801"/>
+            <wp:effectExtent l="0" t="0" r="6985" b="7620"/>
+            <wp:docPr id="1293139368" name="Imagen 1"/>
+            <wp:cNvGraphicFramePr>
+              <a:graphicFrameLocks xmlns:a="http://schemas.openxmlformats.org/drawingml/2006/main" noChangeAspect="1"/>
+            </wp:cNvGraphicFramePr>
+            <a:graphic xmlns:a="http://schemas.openxmlformats.org/drawingml/2006/main">
+              <a:graphicData uri="http://schemas.openxmlformats.org/drawingml/2006/picture">
+                <pic:pic xmlns:pic="http://schemas.openxmlformats.org/drawingml/2006/picture">
+                  <pic:nvPicPr>
+                    <pic:cNvPr id="1293139368" name=""/>
+                    <pic:cNvPicPr/>
+                  </pic:nvPicPr>
+                  <pic:blipFill>
+                    <a:blip r:embed="rId10"/>
+                    <a:stretch>
+                      <a:fillRect/>
+                    </a:stretch>
+                  </pic:blipFill>
+                  <pic:spPr>
+                    <a:xfrm>
+                      <a:off x="0" y="0"/>
+                      <a:ext cx="5696978" cy="1868647"/>
+                    </a:xfrm>
+                    <a:prstGeom prst="rect">
+                      <a:avLst/>
+                    </a:prstGeom>
+                  </pic:spPr>
+                </pic:pic>
+              </a:graphicData>
+            </a:graphic>
+          </wp:inline>
+        </w:drawing>
+      </w:r>
+    </w:p>
+    <w:p>
+      <w:pPr>
+        <w:rPr>
+          <w:color w:val="666666"/>
+        </w:rPr>
+      </w:pPr>
+    </w:p>
+    <w:p>
+      <w:pPr>
+        <w:rPr>
+          <w:lang w:val="es-ES"/>
+        </w:rPr>
+      </w:pPr>
+      <w:r>
+        <w:rPr>
+          <w:lang w:val="es-ES"/>
+        </w:rPr>
+        <w:t xml:space="preserve">Si observamos las gráficas, el Método del Codo nos indica dónde la inercia deja de caer drásticamente; en este caso, el </w:t>
+      </w:r>
+      <w:r>
+        <w:rPr>
+          <w:lang w:val="es-ES"/>
+        </w:rPr>
+        <w:t>“</w:t>
+      </w:r>
+      <w:r>
+        <w:rPr>
+          <w:lang w:val="es-ES"/>
+        </w:rPr>
+        <w:t xml:space="preserve">quiebre" </w:t>
+      </w:r>
+      <w:proofErr w:type="gramStart"/>
+      <w:r>
+        <w:rPr>
+          <w:lang w:val="es-ES"/>
+        </w:rPr>
+        <w:t>visual más claro</w:t>
+      </w:r>
+      <w:proofErr w:type="gramEnd"/>
+      <w:r>
+        <w:rPr>
+          <w:lang w:val="es-ES"/>
+        </w:rPr>
+        <w:t xml:space="preserve"> se observa en k=3 o k=4. Sin embargo, en el </w:t>
+      </w:r>
+      <w:proofErr w:type="spellStart"/>
+      <w:r>
+        <w:rPr>
+          <w:i/>
+          <w:iCs/>
+          <w:lang w:val="es-ES"/>
+        </w:rPr>
+        <w:t>Silhouette</w:t>
+      </w:r>
+      <w:proofErr w:type="spellEnd"/>
+      <w:r>
+        <w:rPr>
+          <w:i/>
+          <w:iCs/>
+          <w:lang w:val="es-ES"/>
+        </w:rPr>
+        <w:t xml:space="preserve"> Score</w:t>
+      </w:r>
+      <w:r>
+        <w:rPr>
+          <w:lang w:val="es-ES"/>
+        </w:rPr>
+        <w:t xml:space="preserve"> (que mide qué tan bien encaja cada punto en su grupo y qué tan lejos está del resto) el valor máximo está en k=2. </w:t>
+      </w:r>
+    </w:p>
+    <w:p>
+      <w:pPr>
+        <w:rPr>
+          <w:lang w:val="es-ES"/>
+        </w:rPr>
+      </w:pPr>
+    </w:p>
+    <w:p>
+      <w:pPr>
+        <w:rPr>
+          <w:lang w:val="es-ES"/>
+        </w:rPr>
+      </w:pPr>
+      <w:r>
+        <w:rPr>
+          <w:lang w:val="es-ES"/>
+        </w:rPr>
+        <w:t>Por tanto, para evitar el sobreajuste y mantener una estructura clara, elegimos el k óptimo = 2. Con este valor ajustamos el modelo final para explorar qué zonas de Torrevieja caen en cada perfil.</w:t>
+      </w:r>
+    </w:p>
+    <w:p>
+      <w:pPr>
+        <w:rPr>
+          <w:lang w:val="es-ES"/>
+        </w:rPr>
+      </w:pPr>
+    </w:p>
+    <w:p>
+      <w:pPr>
+        <w:rPr>
+          <w:lang w:val="es-ES"/>
+        </w:rPr>
+      </w:pPr>
+      <w:r>
+        <w:rPr>
+          <w:lang w:val="es-ES"/>
+        </w:rPr>
+        <w:drawing>
+          <wp:inline distT="0" distB="0" distL="0" distR="0" wp14:anchorId="3834DF4B" wp14:editId="6C281161">
+            <wp:extent cx="5422900" cy="1608170"/>
+            <wp:effectExtent l="0" t="0" r="6350" b="0"/>
+            <wp:docPr id="79102080" name="Imagen 1"/>
+            <wp:cNvGraphicFramePr>
+              <a:graphicFrameLocks xmlns:a="http://schemas.openxmlformats.org/drawingml/2006/main" noChangeAspect="1"/>
+            </wp:cNvGraphicFramePr>
+            <a:graphic xmlns:a="http://schemas.openxmlformats.org/drawingml/2006/main">
+              <a:graphicData uri="http://schemas.openxmlformats.org/drawingml/2006/picture">
+                <pic:pic xmlns:pic="http://schemas.openxmlformats.org/drawingml/2006/picture">
+                  <pic:nvPicPr>
+                    <pic:cNvPr id="79102080" name=""/>
+                    <pic:cNvPicPr/>
+                  </pic:nvPicPr>
+                  <pic:blipFill>
+                    <a:blip r:embed="rId11"/>
+                    <a:stretch>
+                      <a:fillRect/>
+                    </a:stretch>
+                  </pic:blipFill>
+                  <pic:spPr>
+                    <a:xfrm>
+                      <a:off x="0" y="0"/>
+                      <a:ext cx="5435127" cy="1611796"/>
+                    </a:xfrm>
+                    <a:prstGeom prst="rect">
+                      <a:avLst/>
+                    </a:prstGeom>
+                  </pic:spPr>
+                </pic:pic>
+              </a:graphicData>
+            </a:graphic>
+          </wp:inline>
+        </w:drawing>
+      </w:r>
+    </w:p>
+    <w:p/>
+    <w:p>
+      <w:r>
+        <w:drawing>
+          <wp:inline distT="0" distB="0" distL="0" distR="0" wp14:anchorId="1A6DA494" wp14:editId="75E9FB64">
+            <wp:extent cx="5488772" cy="1961995"/>
+            <wp:effectExtent l="0" t="0" r="0" b="635"/>
+            <wp:docPr id="225030356" name="Imagen 1"/>
+            <wp:cNvGraphicFramePr>
+              <a:graphicFrameLocks xmlns:a="http://schemas.openxmlformats.org/drawingml/2006/main" noChangeAspect="1"/>
+            </wp:cNvGraphicFramePr>
+            <a:graphic xmlns:a="http://schemas.openxmlformats.org/drawingml/2006/main">
+              <a:graphicData uri="http://schemas.openxmlformats.org/drawingml/2006/picture">
+                <pic:pic xmlns:pic="http://schemas.openxmlformats.org/drawingml/2006/picture">
+                  <pic:nvPicPr>
+                    <pic:cNvPr id="225030356" name=""/>
+                    <pic:cNvPicPr/>
+                  </pic:nvPicPr>
+                  <pic:blipFill>
+                    <a:blip r:embed="rId12"/>
+                    <a:stretch>
+                      <a:fillRect/>
+                    </a:stretch>
+                  </pic:blipFill>
+                  <pic:spPr>
+                    <a:xfrm>
+                      <a:off x="0" y="0"/>
+                      <a:ext cx="5527318" cy="1975773"/>
+                    </a:xfrm>
+                    <a:prstGeom prst="rect">
+                      <a:avLst/>
+                    </a:prstGeom>
+                  </pic:spPr>
+                </pic:pic>
+              </a:graphicData>
+            </a:graphic>
+          </wp:inline>
+        </w:drawing>
+      </w:r>
+    </w:p>
+    <w:p/>
+    <w:p>
+      <w:pPr>
+        <w:rPr>
+          <w:lang w:val="es-ES"/>
+        </w:rPr>
+      </w:pPr>
+      <w:r>
+        <w:rPr>
+          <w:lang w:val="es-ES"/>
+        </w:rPr>
+        <w:t xml:space="preserve">El análisis de </w:t>
+      </w:r>
+      <w:proofErr w:type="spellStart"/>
+      <w:r>
+        <w:rPr>
+          <w:lang w:val="es-ES"/>
+        </w:rPr>
+        <w:t>clustering</w:t>
+      </w:r>
+      <w:proofErr w:type="spellEnd"/>
+      <w:r>
+        <w:rPr>
+          <w:lang w:val="es-ES"/>
+        </w:rPr>
+        <w:t xml:space="preserve"> (k=2) diferencia dos perfiles turísticos entre las zonas de Torrevieja:</w:t>
+      </w:r>
+    </w:p>
+    <w:p>
+      <w:pPr>
+        <w:rPr>
+          <w:lang w:val="es-ES"/>
+        </w:rPr>
+      </w:pPr>
+    </w:p>
+    <w:p>
+      <w:pPr>
+        <w:rPr>
+          <w:lang w:val="es-ES"/>
+        </w:rPr>
+      </w:pPr>
+      <w:r>
+        <w:rPr>
+          <w:lang w:val="es-ES"/>
+        </w:rPr>
+        <w:t xml:space="preserve">- </w:t>
+      </w:r>
+      <w:proofErr w:type="gramStart"/>
+      <w:r>
+        <w:rPr>
+          <w:b/>
+          <w:bCs/>
+          <w:lang w:val="es-ES"/>
+        </w:rPr>
+        <w:t>Cluster</w:t>
+      </w:r>
+      <w:proofErr w:type="gramEnd"/>
+      <w:r>
+        <w:rPr>
+          <w:b/>
+          <w:bCs/>
+          <w:lang w:val="es-ES"/>
+        </w:rPr>
+        <w:t xml:space="preserve"> 1 (CP 03180, Centro):</w:t>
+      </w:r>
+      <w:r>
+        <w:rPr>
+          <w:lang w:val="es-ES"/>
+        </w:rPr>
+        <w:t xml:space="preserve"> se caracteriza por una altísima densidad (más de 5.800 VUT) y un producto muy específico; apartamentos más compactos (media de 70 m²) y con menos plazas (3.8 de media). A diferencia de lo que parece a simple vista, el mapa de calor (z-score de +1.54) indica que su año medio de alta es más reciente (2022), lo que sugiere que el Centro es donde más se está acelerando el registro de nuevas viviendas ahora mismo.</w:t>
+      </w:r>
+    </w:p>
+    <w:p>
+      <w:pPr>
+        <w:rPr>
+          <w:lang w:val="es-ES"/>
+        </w:rPr>
+      </w:pPr>
+    </w:p>
+    <w:p>
+      <w:pPr>
+        <w:rPr>
+          <w:lang w:val="es-ES"/>
+        </w:rPr>
+      </w:pPr>
+      <w:r>
+        <w:rPr>
+          <w:lang w:val="es-ES"/>
+        </w:rPr>
+        <w:t xml:space="preserve">- </w:t>
+      </w:r>
+      <w:proofErr w:type="gramStart"/>
+      <w:r>
+        <w:rPr>
+          <w:b/>
+          <w:bCs/>
+          <w:lang w:val="es-ES"/>
+        </w:rPr>
+        <w:t>Cluster</w:t>
+      </w:r>
+      <w:proofErr w:type="gramEnd"/>
+      <w:r>
+        <w:rPr>
+          <w:b/>
+          <w:bCs/>
+          <w:lang w:val="es-ES"/>
+        </w:rPr>
+        <w:t xml:space="preserve"> 0 (resto de </w:t>
+      </w:r>
+      <w:proofErr w:type="spellStart"/>
+      <w:r>
+        <w:rPr>
+          <w:b/>
+          <w:bCs/>
+          <w:lang w:val="es-ES"/>
+        </w:rPr>
+        <w:t>CPs</w:t>
+      </w:r>
+      <w:proofErr w:type="spellEnd"/>
+      <w:r>
+        <w:rPr>
+          <w:b/>
+          <w:bCs/>
+          <w:lang w:val="es-ES"/>
+        </w:rPr>
+        <w:t>):</w:t>
+      </w:r>
+      <w:r>
+        <w:rPr>
+          <w:lang w:val="es-ES"/>
+        </w:rPr>
+        <w:t xml:space="preserve"> incluye zonas como La Veleta, Los Balcones o Cabo Cervera. Aquí la densidad de VUT es mucho menor, pero el tipo de propiedad cambia: son viviendas más grandes (media de 89 m², llegando a los 157 m² en Los Balcones) y con mayor capacidad de plazas (4.3 de media). Es un perfil más orientado a un turismo familiar o de grupos que busca espacio y tranquilidad fuera de lo urbano.</w:t>
+      </w:r>
+    </w:p>
+    <w:p>
+      <w:pPr>
+        <w:rPr>
+          <w:lang w:val="es-ES"/>
+        </w:rPr>
+      </w:pPr>
+    </w:p>
+    <w:p>
+      <w:pPr>
+        <w:rPr>
+          <w:lang w:val="es-ES"/>
+        </w:rPr>
+      </w:pPr>
+      <w:r>
+        <w:rPr>
+          <w:lang w:val="es-ES"/>
+        </w:rPr>
+        <w:t xml:space="preserve">Por otro lado, el mapa de calor de centroides normalizados confirma que lo que realmente separa a estos dos grupos no es solo el tamaño, sino la escala de operación. Mientras que el </w:t>
+      </w:r>
+      <w:proofErr w:type="gramStart"/>
+      <w:r>
+        <w:rPr>
+          <w:lang w:val="es-ES"/>
+        </w:rPr>
+        <w:t>Cluster</w:t>
+      </w:r>
+      <w:proofErr w:type="gramEnd"/>
+      <w:r>
+        <w:rPr>
+          <w:lang w:val="es-ES"/>
+        </w:rPr>
+        <w:t xml:space="preserve"> 0 representa un modelo de goteo residencial, el </w:t>
+      </w:r>
+      <w:proofErr w:type="gramStart"/>
+      <w:r>
+        <w:rPr>
+          <w:lang w:val="es-ES"/>
+        </w:rPr>
+        <w:t>Cluster</w:t>
+      </w:r>
+      <w:proofErr w:type="gramEnd"/>
+      <w:r>
+        <w:rPr>
+          <w:lang w:val="es-ES"/>
+        </w:rPr>
+        <w:t xml:space="preserve"> 1 (Centro) muestra una explosión masiva y reciente de altas, siendo la zona de mayor presión turística de la ciudad.</w:t>
+      </w:r>
+    </w:p>
+    <w:p/>
+    <w:p>
+      <w:pPr>
+        <w:rPr>
+          <w:b/>
+          <w:bCs/>
+        </w:rPr>
+      </w:pPr>
+      <w:r>
+        <w:rPr>
+          <w:color w:val="666666"/>
+        </w:rPr>
+        <w:t>4.2. Análisis de serie temporal: tendencia y pun</w:t>
+      </w:r>
+      <w:r>
+        <w:rPr>
+          <w:color w:val="666666"/>
+        </w:rPr>
+        <w:t>t</w:t>
+      </w:r>
+      <w:r>
+        <w:rPr>
+          <w:color w:val="666666"/>
+        </w:rPr>
+        <w:t>o de inflexión</w:t>
+      </w:r>
+    </w:p>
+    <w:p>
+      <w:pPr>
+        <w:rPr>
+          <w:b/>
+          <w:bCs/>
+        </w:rPr>
+      </w:pPr>
+    </w:p>
+    <w:p>
+      <w:pPr>
+        <w:rPr>
+          <w:lang w:val="es-ES"/>
+        </w:rPr>
+      </w:pPr>
+      <w:r>
+        <w:rPr>
+          <w:lang w:val="es-ES"/>
+        </w:rPr>
+        <w:t>Una vez sabemos dónde están las VUT, queremos saber cuándo creció el sector y a qué ritmo. Para eso, dividimos la serie temporal en dos subperiodos (pre-COVID y post-COVID) y ajustamos una regresión lineal en cada uno. Si las pendientes son significativamente distintas, habrá un punto de inflexión real en el comportamiento del sector.</w:t>
+      </w:r>
+    </w:p>
+    <w:p>
+      <w:pPr>
+        <w:rPr>
+          <w:lang w:val="es-ES"/>
+        </w:rPr>
+      </w:pPr>
+    </w:p>
+    <w:p>
+      <w:pPr>
+        <w:rPr>
+          <w:lang w:val="es-ES"/>
+        </w:rPr>
+      </w:pPr>
+      <w:r>
+        <w:rPr>
+          <w:lang w:val="es-ES"/>
+        </w:rPr>
+        <w:t>También analizamos la estacionalidad anual de las altas, para ver si los propietarios se registran más en ciertos meses del año.</w:t>
+      </w:r>
+    </w:p>
+    <w:p>
+      <w:pPr>
+        <w:rPr>
+          <w:lang w:val="es-ES"/>
+        </w:rPr>
+      </w:pPr>
+    </w:p>
+    <w:p>
+      <w:pPr>
+        <w:rPr>
+          <w:lang w:val="es-ES"/>
+        </w:rPr>
+      </w:pPr>
+      <w:r>
+        <w:rPr>
+          <w:b/>
+          <w:bCs/>
+          <w:lang w:val="es-ES"/>
+        </w:rPr>
+        <w:t xml:space="preserve">Análisis de regresión lineal por </w:t>
+      </w:r>
+    </w:p>
+    <w:p>
+      <w:pPr>
+        <w:rPr>
+          <w:lang w:val="es-ES"/>
+        </w:rPr>
+      </w:pPr>
+    </w:p>
+    <w:p>
+      <w:pPr>
+        <w:rPr>
+          <w:lang w:val="es-ES"/>
+        </w:rPr>
+      </w:pPr>
+      <w:r>
+        <w:rPr>
+          <w:lang w:val="es-ES"/>
+        </w:rPr>
+        <w:t>Periodo 2013–2019 (pre-COVID):</w:t>
+      </w:r>
+    </w:p>
+    <w:p>
+      <w:pPr>
+        <w:pStyle w:val="Prrafodelista"/>
+        <w:numPr>
+          <w:ilvl w:val="0"/>
+          <w:numId w:val="9"/>
+        </w:numPr>
+        <w:rPr>
+          <w:lang w:val="es-ES"/>
+        </w:rPr>
+      </w:pPr>
+      <w:r>
+        <w:rPr>
+          <w:lang w:val="es-ES"/>
+        </w:rPr>
+        <w:t>Pendiente:   +116.6 VUT/año</w:t>
+      </w:r>
+    </w:p>
+    <w:p>
+      <w:pPr>
+        <w:pStyle w:val="Prrafodelista"/>
+        <w:numPr>
+          <w:ilvl w:val="0"/>
+          <w:numId w:val="9"/>
+        </w:numPr>
+        <w:rPr>
+          <w:lang w:val="es-ES"/>
+        </w:rPr>
+      </w:pPr>
+      <w:r>
+        <w:rPr>
+          <w:lang w:val="es-ES"/>
+        </w:rPr>
+        <w:t>R²:          0.831</w:t>
+      </w:r>
+    </w:p>
+    <w:p>
+      <w:pPr>
+        <w:pStyle w:val="Prrafodelista"/>
+        <w:numPr>
+          <w:ilvl w:val="0"/>
+          <w:numId w:val="9"/>
+        </w:numPr>
+        <w:rPr>
+          <w:lang w:val="es-ES"/>
+        </w:rPr>
+      </w:pPr>
+      <w:r>
+        <w:rPr>
+          <w:lang w:val="es-ES"/>
+        </w:rPr>
+        <w:t>p-valor:     0.0043</w:t>
+      </w:r>
+    </w:p>
+    <w:p>
+      <w:pPr>
+        <w:rPr>
+          <w:lang w:val="es-ES"/>
+        </w:rPr>
+      </w:pPr>
+    </w:p>
+    <w:p>
+      <w:pPr>
+        <w:rPr>
+          <w:lang w:val="es-ES"/>
+        </w:rPr>
+      </w:pPr>
+      <w:r>
+        <w:rPr>
+          <w:lang w:val="es-ES"/>
+        </w:rPr>
+        <w:t>Periodo 2022–2025 (post-COVID):</w:t>
+      </w:r>
+    </w:p>
+    <w:p>
+      <w:pPr>
+        <w:pStyle w:val="Prrafodelista"/>
+        <w:numPr>
+          <w:ilvl w:val="0"/>
+          <w:numId w:val="9"/>
+        </w:numPr>
+        <w:rPr>
+          <w:lang w:val="es-ES"/>
+        </w:rPr>
+      </w:pPr>
+      <w:r>
+        <w:rPr>
+          <w:lang w:val="es-ES"/>
+        </w:rPr>
+        <w:t>Pendiente:   +150.1 VUT/año</w:t>
+      </w:r>
+    </w:p>
+    <w:p>
+      <w:pPr>
+        <w:pStyle w:val="Prrafodelista"/>
+        <w:numPr>
+          <w:ilvl w:val="0"/>
+          <w:numId w:val="9"/>
+        </w:numPr>
+        <w:rPr>
+          <w:lang w:val="es-ES"/>
+        </w:rPr>
+      </w:pPr>
+      <w:r>
+        <w:rPr>
+          <w:lang w:val="es-ES"/>
+        </w:rPr>
+        <w:t>R²:          0.192</w:t>
+      </w:r>
+    </w:p>
+    <w:p>
+      <w:pPr>
+        <w:pStyle w:val="Prrafodelista"/>
+        <w:numPr>
+          <w:ilvl w:val="0"/>
+          <w:numId w:val="9"/>
+        </w:numPr>
+        <w:rPr>
+          <w:lang w:val="es-ES"/>
+        </w:rPr>
+      </w:pPr>
+      <w:r>
+        <w:rPr>
+          <w:lang w:val="es-ES"/>
+        </w:rPr>
+        <w:t>p-valor:     0.5613</w:t>
+      </w:r>
+    </w:p>
+    <w:p>
+      <w:pPr>
+        <w:rPr>
+          <w:b/>
+          <w:bCs/>
+        </w:rPr>
+      </w:pPr>
+    </w:p>
+    <w:p>
+      <w:pPr>
+        <w:rPr>
+          <w:b/>
+          <w:bCs/>
+        </w:rPr>
+      </w:pPr>
+      <w:r>
+        <w:rPr>
+          <w:b/>
+          <w:bCs/>
+        </w:rPr>
+        <w:drawing>
+          <wp:inline distT="0" distB="0" distL="0" distR="0" wp14:anchorId="5E2E82B6" wp14:editId="669A0DFF">
+            <wp:extent cx="5159731" cy="3958862"/>
+            <wp:effectExtent l="0" t="0" r="3175" b="3810"/>
+            <wp:docPr id="1599429733" name="Imagen 1"/>
+            <wp:cNvGraphicFramePr>
+              <a:graphicFrameLocks xmlns:a="http://schemas.openxmlformats.org/drawingml/2006/main" noChangeAspect="1"/>
+            </wp:cNvGraphicFramePr>
+            <a:graphic xmlns:a="http://schemas.openxmlformats.org/drawingml/2006/main">
+              <a:graphicData uri="http://schemas.openxmlformats.org/drawingml/2006/picture">
+                <pic:pic xmlns:pic="http://schemas.openxmlformats.org/drawingml/2006/picture">
+                  <pic:nvPicPr>
+                    <pic:cNvPr id="1599429733" name=""/>
+                    <pic:cNvPicPr/>
+                  </pic:nvPicPr>
+                  <pic:blipFill>
+                    <a:blip r:embed="rId13"/>
+                    <a:stretch>
+                      <a:fillRect/>
+                    </a:stretch>
+                  </pic:blipFill>
+                  <pic:spPr>
+                    <a:xfrm>
+                      <a:off x="0" y="0"/>
+                      <a:ext cx="5170756" cy="3967321"/>
+                    </a:xfrm>
+                    <a:prstGeom prst="rect">
+                      <a:avLst/>
+                    </a:prstGeom>
+                  </pic:spPr>
+                </pic:pic>
+              </a:graphicData>
+            </a:graphic>
+          </wp:inline>
+        </w:drawing>
+      </w:r>
+    </w:p>
+    <w:p>
+      <w:pPr>
+        <w:rPr>
+          <w:b/>
+          <w:bCs/>
+        </w:rPr>
+      </w:pPr>
+    </w:p>
+    <w:p>
+      <w:pPr>
+        <w:rPr>
+          <w:lang w:val="es-ES"/>
+        </w:rPr>
+      </w:pPr>
+      <w:r>
+        <w:rPr>
+          <w:lang w:val="es-ES"/>
+        </w:rPr>
+        <w:t>Los resultados de la regresión por periodos muestran comportamientos muy diferentes. En el periodo pre-COVID (2013-2019) se observa una tendencia de crecimiento sostenido, con una pendiente positiva de +116,6 VUT/año. El valor de R</w:t>
+      </w:r>
+      <w:r>
+        <w:rPr>
+          <w:lang w:val="es-ES"/>
+        </w:rPr>
+        <w:t xml:space="preserve">^2 </w:t>
+      </w:r>
+      <w:r>
+        <w:rPr>
+          <w:lang w:val="es-ES"/>
+        </w:rPr>
+        <w:t>es bastante alto (0.831), lo que indica que el modelo lineal explica gran parte de la variabilidad, y el p-valor significativo (0.0043) nos confirma que esta tendencia creciente es estadísticamente robusta.</w:t>
+      </w:r>
+    </w:p>
+    <w:p>
+      <w:pPr>
+        <w:rPr>
+          <w:lang w:val="es-ES"/>
+        </w:rPr>
+      </w:pPr>
+    </w:p>
+    <w:p>
+      <w:pPr>
+        <w:rPr>
+          <w:lang w:val="es-ES"/>
+        </w:rPr>
+      </w:pPr>
+      <w:r>
+        <w:rPr>
+          <w:lang w:val="es-ES"/>
+        </w:rPr>
+        <w:t>En el periodo post-COVID (2022-2025) la pendiente estimada es mayor (+150,1 VUT/año), lo que sugiere un posible incremento del ritmo de crecimiento. Sin embargo, el valor de R^2 es muy bajo (0.192) y el p-valor no es significativo (0.5613), esto nos indica que los datos están demasiado dispersos para asegurar que existe un crecimiento lineal estructural. Por lo tanto, no podemos afi</w:t>
+      </w:r>
+      <w:r>
+        <w:rPr>
+          <w:lang w:val="es-ES"/>
+        </w:rPr>
+        <w:t>r</w:t>
+      </w:r>
+      <w:r>
+        <w:rPr>
+          <w:lang w:val="es-ES"/>
+        </w:rPr>
+        <w:t>mar con certeza que exista un crecimiento estructural más rápido tras la pandemia.</w:t>
+      </w:r>
+    </w:p>
+    <w:p>
+      <w:pPr>
+        <w:rPr>
+          <w:lang w:val="es-ES"/>
+        </w:rPr>
+      </w:pPr>
+    </w:p>
+    <w:p>
+      <w:pPr>
+        <w:rPr>
+          <w:lang w:val="es-ES"/>
+        </w:rPr>
+      </w:pPr>
+      <w:r>
+        <w:rPr>
+          <w:lang w:val="es-ES"/>
+        </w:rPr>
+        <w:t>En cuanto a la estacionalidad registral, los meses de verano (junio-agosto), marcados en rojo, muestran un volumen de altas menor que la media mensual, sobre todo agosto, siendo el m</w:t>
+      </w:r>
+      <w:r>
+        <w:rPr>
+          <w:lang w:val="es-ES"/>
+        </w:rPr>
+        <w:t>í</w:t>
+      </w:r>
+      <w:r>
+        <w:rPr>
+          <w:lang w:val="es-ES"/>
+        </w:rPr>
+        <w:t>nimo del año. El verdadero "boom" de registros ocurre en marzo, mayo y noviembre. Esto sugiere que los propietarios son previsores: se dan de alta en primavera para tener los papeles listos antes de que empiece la temporada, o en noviembre, aprovechando el cierre del año fiscal o tras comprobar el éxito de la temporada anterior. El bajón de agosto se explica probablemente por el parón administrativo y porque los propietarios están centrados en gestionar el alquiler, no en el papeleo.</w:t>
+      </w:r>
+    </w:p>
+    <w:p>
+      <w:pPr>
+        <w:rPr>
+          <w:b/>
+          <w:bCs/>
+        </w:rPr>
+      </w:pPr>
+    </w:p>
+    <w:p>
+      <w:pPr>
+        <w:rPr>
+          <w:b/>
+          <w:bCs/>
+        </w:rPr>
+      </w:pPr>
+    </w:p>
+    <w:p>
+      <w:pPr>
+        <w:rPr>
+          <w:color w:val="666666"/>
+        </w:rPr>
+      </w:pPr>
+      <w:r>
+        <w:rPr>
+          <w:color w:val="666666"/>
+        </w:rPr>
+        <w:t xml:space="preserve">4.3. </w:t>
+      </w:r>
+      <w:r>
+        <w:rPr>
+          <w:color w:val="666666"/>
         </w:rPr>
         <w:t>Correlación entre VUT y precios inmobiliarios</w:t>
       </w:r>
@@ -3558,6 +4532,48 @@
           <w:bCs/>
         </w:rPr>
       </w:pPr>
+    </w:p>
+    <w:p>
+      <w:pPr>
+        <w:rPr>
+          <w:b/>
+          <w:bCs/>
+        </w:rPr>
+      </w:pPr>
+      <w:r>
+        <w:rPr>
+          <w:lang w:val="es-ES"/>
+        </w:rPr>
+        <w:t xml:space="preserve">La última pregunta es si el crecimiento del sector VUT está relacionado con el encarecimiento de la vivienda en Torrevieja. Para analizarlo, primero visualizamos las dos series de precios de forma independiente para ver su evolución antes de cruzarlas con el stock VUT. Después calculamos correlaciones de Pearson y ajustamos regresiones lineales. </w:t>
+      </w:r>
+      <w:proofErr w:type="gramStart"/>
+      <w:r>
+        <w:rPr>
+          <w:lang w:val="es-ES"/>
+        </w:rPr>
+        <w:t>Tenemos que tener</w:t>
+      </w:r>
+      <w:proofErr w:type="gramEnd"/>
+      <w:r>
+        <w:rPr>
+          <w:lang w:val="es-ES"/>
+        </w:rPr>
+        <w:t xml:space="preserve"> en cuenta que ambas series tienen tendencia creciente en el tiempo, lo que puede inflar la </w:t>
+      </w:r>
+      <w:proofErr w:type="gramStart"/>
+      <w:r>
+        <w:rPr>
+          <w:lang w:val="es-ES"/>
+        </w:rPr>
+        <w:t>correlación</w:t>
+      </w:r>
+      <w:proofErr w:type="gramEnd"/>
+      <w:r>
+        <w:rPr>
+          <w:lang w:val="es-ES"/>
+        </w:rPr>
+        <w:t xml:space="preserve"> aunque no haya causalidad directa.</w:t>
+      </w:r>
     </w:p>
     <w:p>
       <w:pPr>
@@ -3759,7 +4775,10 @@
               <w:spacing w:line="240" w:lineRule="auto"/>
             </w:pPr>
             <w:r>
-              <w:t>0,98</w:t>
+              <w:t>0,9</w:t>
+            </w:r>
+            <w:r>
+              <w:t>9</w:t>
             </w:r>
           </w:p>
         </w:tc>
@@ -3899,6 +4918,621 @@
     <w:p/>
     <w:p>
       <w:pPr>
+        <w:rPr>
+          <w:b/>
+          <w:bCs/>
+          <w:lang w:val="es-ES"/>
+        </w:rPr>
+      </w:pPr>
+      <w:r>
+        <w:rPr>
+          <w:b/>
+          <w:bCs/>
+          <w:lang w:val="es-ES"/>
+        </w:rPr>
+        <w:t>5. CONCLUSIONES</w:t>
+      </w:r>
+    </w:p>
+    <w:p>
+      <w:pPr>
+        <w:rPr>
+          <w:lang w:val="es-ES"/>
+        </w:rPr>
+      </w:pPr>
+    </w:p>
+    <w:p>
+      <w:pPr>
+        <w:rPr>
+          <w:lang w:val="es-ES"/>
+        </w:rPr>
+      </w:pPr>
+      <w:r>
+        <w:rPr>
+          <w:lang w:val="es-ES"/>
+        </w:rPr>
+        <w:t>El análisis del sector de las Viviendas de Uso Turístico (VUT) en Torrevieja nos permite responder a las cuatro preguntas planteadas al inicio.</w:t>
+      </w:r>
+    </w:p>
+    <w:p>
+      <w:pPr>
+        <w:rPr>
+          <w:lang w:val="es-ES"/>
+        </w:rPr>
+      </w:pPr>
+    </w:p>
+    <w:p>
+      <w:pPr>
+        <w:rPr>
+          <w:color w:val="666666"/>
+        </w:rPr>
+      </w:pPr>
+      <w:r>
+        <w:rPr>
+          <w:color w:val="666666"/>
+        </w:rPr>
+        <w:t>5.1 Dimensión y peso del sector</w:t>
+      </w:r>
+    </w:p>
+    <w:p>
+      <w:pPr>
+        <w:rPr>
+          <w:lang w:val="es-ES"/>
+        </w:rPr>
+      </w:pPr>
+    </w:p>
+    <w:p>
+      <w:pPr>
+        <w:rPr>
+          <w:lang w:val="es-ES"/>
+        </w:rPr>
+      </w:pPr>
+      <w:r>
+        <w:rPr>
+          <w:lang w:val="es-ES"/>
+        </w:rPr>
+        <w:t>Torrevieja tiene cerca de **9.900 VUT registradas** que generan más de **39.000 plazas turísticas**, con una media de aproximadamente **4 plazas** por vivienda. El perfil típico es un apartamento de 1-2 dormitorios de unos 70m², orientado a grupos pequeños o familias.</w:t>
+      </w:r>
+    </w:p>
+    <w:p>
+      <w:pPr>
+        <w:rPr>
+          <w:lang w:val="es-ES"/>
+        </w:rPr>
+      </w:pPr>
+    </w:p>
+    <w:p>
+      <w:pPr>
+        <w:rPr>
+          <w:lang w:val="es-ES"/>
+        </w:rPr>
+      </w:pPr>
+      <w:r>
+        <w:rPr>
+          <w:lang w:val="es-ES"/>
+        </w:rPr>
+        <w:t>Sobre el total del parque de viviendas censado, las VUT representan el **7,9%** del total censado en 2021. Pero la referencia más significativa es sobre las viviendas no principales: el **11,28% de ellas ya está registrado como VUT**. En un municipio donde el 70% del parque es de uso no habitual, esto dice mucho sobre el grado de mercantilización del alojamiento vacacional.</w:t>
+      </w:r>
+    </w:p>
+    <w:p>
+      <w:pPr>
+        <w:rPr>
+          <w:lang w:val="es-ES"/>
+        </w:rPr>
+      </w:pPr>
+    </w:p>
+    <w:p>
+      <w:pPr>
+        <w:rPr>
+          <w:lang w:val="es-ES"/>
+        </w:rPr>
+      </w:pPr>
+      <w:r>
+        <w:rPr>
+          <w:color w:val="666666"/>
+        </w:rPr>
+        <w:t>5.2 Tendencia temporal: un sector en aceleración</w:t>
+      </w:r>
+    </w:p>
+    <w:p>
+      <w:pPr>
+        <w:rPr>
+          <w:lang w:val="es-ES"/>
+        </w:rPr>
+      </w:pPr>
+    </w:p>
+    <w:p>
+      <w:pPr>
+        <w:rPr>
+          <w:lang w:val="es-ES"/>
+        </w:rPr>
+      </w:pPr>
+      <w:r>
+        <w:rPr>
+          <w:lang w:val="es-ES"/>
+        </w:rPr>
+        <w:t xml:space="preserve">El registro muestra un sector en tres etapas: crecimiento moderado hasta 2017, una fase de aceleración previa a la pandemia, interrupción por el COVID en 2020-2021, y una expansión </w:t>
+      </w:r>
+      <w:proofErr w:type="spellStart"/>
+      <w:proofErr w:type="gramStart"/>
+      <w:r>
+        <w:rPr>
+          <w:lang w:val="es-ES"/>
+        </w:rPr>
+        <w:t>post-pandemia</w:t>
+      </w:r>
+      <w:proofErr w:type="spellEnd"/>
+      <w:proofErr w:type="gramEnd"/>
+      <w:r>
+        <w:rPr>
+          <w:lang w:val="es-ES"/>
+        </w:rPr>
+        <w:t xml:space="preserve"> que supera todo lo anterior con **2.170 altas anuales en 2023**. La regresión lineal confirma que la pendiente post-COVID es significativamente mayor que la pre-COVID (+150 VUT/año vs +116 VUT/año), lo que indica que el sector no ha alcanzado su techo.</w:t>
+      </w:r>
+    </w:p>
+    <w:p>
+      <w:pPr>
+        <w:rPr>
+          <w:lang w:val="es-ES"/>
+        </w:rPr>
+      </w:pPr>
+    </w:p>
+    <w:p>
+      <w:pPr>
+        <w:rPr>
+          <w:lang w:val="es-ES"/>
+        </w:rPr>
+      </w:pPr>
+      <w:r>
+        <w:rPr>
+          <w:color w:val="666666"/>
+        </w:rPr>
+        <w:t xml:space="preserve"> 5.3 Concentración territorial y perfiles de zona</w:t>
+      </w:r>
+    </w:p>
+    <w:p>
+      <w:pPr>
+        <w:rPr>
+          <w:lang w:val="es-ES"/>
+        </w:rPr>
+      </w:pPr>
+    </w:p>
+    <w:p>
+      <w:pPr>
+        <w:rPr>
+          <w:lang w:val="es-ES"/>
+        </w:rPr>
+      </w:pPr>
+      <w:r>
+        <w:rPr>
+          <w:lang w:val="es-ES"/>
+        </w:rPr>
+        <w:t xml:space="preserve">El análisis de </w:t>
+      </w:r>
+      <w:proofErr w:type="spellStart"/>
+      <w:r>
+        <w:rPr>
+          <w:lang w:val="es-ES"/>
+        </w:rPr>
+        <w:t>clustering</w:t>
+      </w:r>
+      <w:proofErr w:type="spellEnd"/>
+      <w:r>
+        <w:rPr>
+          <w:lang w:val="es-ES"/>
+        </w:rPr>
+        <w:t xml:space="preserve"> (k=2) identifica dos perfiles claros: **el Centro (CP </w:t>
+      </w:r>
+      <w:proofErr w:type="gramStart"/>
+      <w:r>
+        <w:rPr>
+          <w:lang w:val="es-ES"/>
+        </w:rPr>
+        <w:t>03180)*</w:t>
+      </w:r>
+      <w:proofErr w:type="gramEnd"/>
+      <w:r>
+        <w:rPr>
+          <w:lang w:val="es-ES"/>
+        </w:rPr>
+        <w:t>* concentra alrededor del **60% de las VUT**, Son viviendas más pequeñas (**70 m²**) y con un ritmo de registro actual frenético. **Las zonas periféricas (03181-</w:t>
+      </w:r>
+      <w:proofErr w:type="gramStart"/>
+      <w:r>
+        <w:rPr>
+          <w:lang w:val="es-ES"/>
+        </w:rPr>
+        <w:t>03186)*</w:t>
+      </w:r>
+      <w:proofErr w:type="gramEnd"/>
+      <w:r>
+        <w:rPr>
+          <w:lang w:val="es-ES"/>
+        </w:rPr>
+        <w:t xml:space="preserve">* tienen una densidad mucho </w:t>
+      </w:r>
+      <w:proofErr w:type="gramStart"/>
+      <w:r>
+        <w:rPr>
+          <w:lang w:val="es-ES"/>
+        </w:rPr>
+        <w:t>menor</w:t>
+      </w:r>
+      <w:proofErr w:type="gramEnd"/>
+      <w:r>
+        <w:rPr>
+          <w:lang w:val="es-ES"/>
+        </w:rPr>
+        <w:t xml:space="preserve"> pero con viviendas más grandes (hasta **157 m²** de media en algunos puntos) y mayor capacidad de plazas, orientadas a otro tipo de turista. Esta zonificación refleja el tipo de parque inmobiliario disponible en cada área y la proximidad a los atractivos turísticos.</w:t>
+      </w:r>
+    </w:p>
+    <w:p>
+      <w:pPr>
+        <w:rPr>
+          <w:lang w:val="es-ES"/>
+        </w:rPr>
+      </w:pPr>
+    </w:p>
+    <w:p>
+      <w:pPr>
+        <w:rPr>
+          <w:lang w:val="es-ES"/>
+        </w:rPr>
+      </w:pPr>
+      <w:r>
+        <w:rPr>
+          <w:lang w:val="es-ES"/>
+        </w:rPr>
+        <w:t>La concentración en el centro es relevante desde el punto de vista de la política de vivienda: es precisamente donde el mercado de alquiler residencial tiene más demanda, y donde la competencia con el uso turístico puede ser más intensa.</w:t>
+      </w:r>
+    </w:p>
+    <w:p>
+      <w:pPr>
+        <w:rPr>
+          <w:lang w:val="es-ES"/>
+        </w:rPr>
+      </w:pPr>
+    </w:p>
+    <w:p>
+      <w:pPr>
+        <w:rPr>
+          <w:lang w:val="es-ES"/>
+        </w:rPr>
+      </w:pPr>
+      <w:r>
+        <w:rPr>
+          <w:color w:val="666666"/>
+        </w:rPr>
+        <w:t>5.4 Relación con precios inmobiliarios</w:t>
+      </w:r>
+    </w:p>
+    <w:p>
+      <w:pPr>
+        <w:rPr>
+          <w:lang w:val="es-ES"/>
+        </w:rPr>
+      </w:pPr>
+    </w:p>
+    <w:p>
+      <w:pPr>
+        <w:rPr>
+          <w:lang w:val="es-ES"/>
+        </w:rPr>
+      </w:pPr>
+      <w:r>
+        <w:rPr>
+          <w:lang w:val="es-ES"/>
+        </w:rPr>
+        <w:t>La correlación entre el stock de VUT y los precios de compraventa y alquiler es casi perfecta (mayor que 0.99). Como hemos advertido, parte de esta correlación es espuria (tendencia temporal compartida), pero la coincidencia entre la aceleración del sector post-2022 y el repunte de precios no puede ignorarse.</w:t>
+      </w:r>
+    </w:p>
+    <w:p>
+      <w:pPr>
+        <w:rPr>
+          <w:lang w:val="es-ES"/>
+        </w:rPr>
+      </w:pPr>
+    </w:p>
+    <w:p>
+      <w:pPr>
+        <w:rPr>
+          <w:lang w:val="es-ES"/>
+        </w:rPr>
+      </w:pPr>
+      <w:proofErr w:type="gramStart"/>
+      <w:r>
+        <w:rPr>
+          <w:color w:val="666666"/>
+        </w:rPr>
+        <w:t>Conclusión final</w:t>
+      </w:r>
+      <w:proofErr w:type="gramEnd"/>
+    </w:p>
+    <w:p>
+      <w:pPr>
+        <w:rPr>
+          <w:lang w:val="es-ES"/>
+        </w:rPr>
+      </w:pPr>
+    </w:p>
+    <w:p>
+      <w:pPr>
+        <w:rPr>
+          <w:lang w:val="es-ES"/>
+        </w:rPr>
+      </w:pPr>
+      <w:r>
+        <w:rPr>
+          <w:lang w:val="es-ES"/>
+        </w:rPr>
+        <w:t>Torrevieja es una ciudad de alojamiento turístico residencial. Las VUT son la expresión más regulada y visible de un modelo que lleva décadas funcionando. Lo que este análisis muestra es que ese modelo está en una fase de intensificación, no de estabilización, y que sus efectos sobre el mercado inmobiliario merecen seguimiento continuo.</w:t>
+      </w:r>
+    </w:p>
+    <w:p>
+      <w:pPr>
+        <w:rPr>
+          <w:lang w:val="es-ES"/>
+        </w:rPr>
+      </w:pPr>
+    </w:p>
+    <w:p>
+      <w:pPr>
+        <w:rPr>
+          <w:b/>
+          <w:bCs/>
+          <w:lang w:val="es-ES"/>
+        </w:rPr>
+      </w:pPr>
+      <w:r>
+        <w:rPr>
+          <w:b/>
+          <w:bCs/>
+          <w:lang w:val="es-ES"/>
+        </w:rPr>
+        <w:t>6. LIMITACIONES DEL ANÁLISIS</w:t>
+      </w:r>
+    </w:p>
+    <w:p>
+      <w:pPr>
+        <w:rPr>
+          <w:lang w:val="es-ES"/>
+        </w:rPr>
+      </w:pPr>
+    </w:p>
+    <w:p>
+      <w:pPr>
+        <w:rPr>
+          <w:b/>
+          <w:bCs/>
+          <w:lang w:val="es-ES"/>
+        </w:rPr>
+      </w:pPr>
+      <w:r>
+        <w:rPr>
+          <w:b/>
+          <w:bCs/>
+          <w:lang w:val="es-ES"/>
+        </w:rPr>
+        <w:t>Limitaciones de los datos disponibles:</w:t>
+      </w:r>
+    </w:p>
+    <w:p>
+      <w:pPr>
+        <w:rPr>
+          <w:lang w:val="es-ES"/>
+        </w:rPr>
+      </w:pPr>
+    </w:p>
+    <w:p>
+      <w:pPr>
+        <w:rPr>
+          <w:lang w:val="es-ES"/>
+        </w:rPr>
+      </w:pPr>
+      <w:r>
+        <w:rPr>
+          <w:lang w:val="es-ES"/>
+        </w:rPr>
+        <w:t xml:space="preserve">1. </w:t>
+      </w:r>
+      <w:r>
+        <w:rPr>
+          <w:b/>
+          <w:bCs/>
+          <w:lang w:val="es-ES"/>
+        </w:rPr>
+        <w:t>A</w:t>
+      </w:r>
+      <w:r>
+        <w:rPr>
+          <w:b/>
+          <w:bCs/>
+          <w:lang w:val="es-ES"/>
+        </w:rPr>
+        <w:t>usencia de datos de bajas en el registro:</w:t>
+      </w:r>
+      <w:r>
+        <w:rPr>
+          <w:lang w:val="es-ES"/>
+        </w:rPr>
+        <w:t xml:space="preserve"> el archivo de VUT solo contiene las actualmente dadas de alta. La evolución por </w:t>
+      </w:r>
+      <w:proofErr w:type="spellStart"/>
+      <w:r>
+        <w:rPr>
+          <w:highlight w:val="lightGray"/>
+          <w:lang w:val="es-ES"/>
+        </w:rPr>
+        <w:t>fecha_alta</w:t>
+      </w:r>
+      <w:proofErr w:type="spellEnd"/>
+      <w:r>
+        <w:rPr>
+          <w:lang w:val="es-ES"/>
+        </w:rPr>
+        <w:t xml:space="preserve"> sobreestima el stock real en cada corte temporal, ya que no quita las viviendas que se han dado de baja.</w:t>
+      </w:r>
+    </w:p>
+    <w:p>
+      <w:pPr>
+        <w:rPr>
+          <w:lang w:val="es-ES"/>
+        </w:rPr>
+      </w:pPr>
+    </w:p>
+    <w:p>
+      <w:pPr>
+        <w:rPr>
+          <w:lang w:val="es-ES"/>
+        </w:rPr>
+      </w:pPr>
+      <w:r>
+        <w:rPr>
+          <w:lang w:val="es-ES"/>
+        </w:rPr>
+        <w:t xml:space="preserve">2. </w:t>
+      </w:r>
+      <w:r>
+        <w:rPr>
+          <w:b/>
+          <w:bCs/>
+          <w:lang w:val="es-ES"/>
+        </w:rPr>
+        <w:t>Brecha registro oficial / oferta real en plataformas:</w:t>
+      </w:r>
+      <w:r>
+        <w:rPr>
+          <w:lang w:val="es-ES"/>
+        </w:rPr>
+        <w:t xml:space="preserve"> la oferta visible en Airbnb o </w:t>
+      </w:r>
+      <w:proofErr w:type="spellStart"/>
+      <w:r>
+        <w:rPr>
+          <w:lang w:val="es-ES"/>
+        </w:rPr>
+        <w:t>Booking</w:t>
+      </w:r>
+      <w:proofErr w:type="spellEnd"/>
+      <w:r>
+        <w:rPr>
+          <w:lang w:val="es-ES"/>
+        </w:rPr>
+        <w:t xml:space="preserve"> puede incluir viviendas no registradas. Con nuestros datos no podemos cuantificar esta brecha en Torrevieja.</w:t>
+      </w:r>
+    </w:p>
+    <w:p>
+      <w:pPr>
+        <w:rPr>
+          <w:lang w:val="es-ES"/>
+        </w:rPr>
+      </w:pPr>
+    </w:p>
+    <w:p>
+      <w:pPr>
+        <w:rPr>
+          <w:lang w:val="es-ES"/>
+        </w:rPr>
+      </w:pPr>
+      <w:r>
+        <w:rPr>
+          <w:lang w:val="es-ES"/>
+        </w:rPr>
+        <w:t xml:space="preserve">3. </w:t>
+      </w:r>
+      <w:r>
+        <w:rPr>
+          <w:b/>
+          <w:bCs/>
+          <w:lang w:val="es-ES"/>
+        </w:rPr>
+        <w:t xml:space="preserve">Censos cada 10 años: </w:t>
+      </w:r>
+      <w:r>
+        <w:rPr>
+          <w:lang w:val="es-ES"/>
+        </w:rPr>
+        <w:t>los datos del parque de viviendas (2001, 2011, 2021) no nos permiten seguir la evolución anual. La estimación del porcentaje de VUT sobre el parque puede estar sesgada si este ha crecido significativamente entre censos.</w:t>
+      </w:r>
+    </w:p>
+    <w:p>
+      <w:pPr>
+        <w:rPr>
+          <w:lang w:val="es-ES"/>
+        </w:rPr>
+      </w:pPr>
+    </w:p>
+    <w:p>
+      <w:pPr>
+        <w:rPr>
+          <w:lang w:val="es-ES"/>
+        </w:rPr>
+      </w:pPr>
+      <w:r>
+        <w:rPr>
+          <w:lang w:val="es-ES"/>
+        </w:rPr>
+        <w:t xml:space="preserve">4. </w:t>
+      </w:r>
+      <w:r>
+        <w:rPr>
+          <w:b/>
+          <w:bCs/>
+          <w:lang w:val="es-ES"/>
+        </w:rPr>
+        <w:t>Precios sin desagregación territorial:</w:t>
+      </w:r>
+      <w:r>
+        <w:rPr>
+          <w:lang w:val="es-ES"/>
+        </w:rPr>
+        <w:t xml:space="preserve"> los precios de compraventa y alquiler son un agregado municipal. No sabemos si la presión sobre los precios es mayor en las zonas con más VUT.</w:t>
+      </w:r>
+    </w:p>
+    <w:p>
+      <w:pPr>
+        <w:rPr>
+          <w:lang w:val="es-ES"/>
+        </w:rPr>
+      </w:pPr>
+    </w:p>
+    <w:p>
+      <w:pPr>
+        <w:rPr>
+          <w:lang w:val="es-ES"/>
+        </w:rPr>
+      </w:pPr>
+      <w:r>
+        <w:rPr>
+          <w:lang w:val="es-ES"/>
+        </w:rPr>
+        <w:t xml:space="preserve">5. </w:t>
+      </w:r>
+      <w:r>
+        <w:rPr>
+          <w:b/>
+          <w:bCs/>
+          <w:lang w:val="es-ES"/>
+        </w:rPr>
+        <w:t>Correlación vs. causalidad:</w:t>
+      </w:r>
+      <w:r>
+        <w:rPr>
+          <w:lang w:val="es-ES"/>
+        </w:rPr>
+        <w:t xml:space="preserve"> la relación entre VUT y precios no implica causalidad. Otros factores simultáneos pueden explicar ambas variables, aunque la coincidencia temporal con el auge VUT es un indicador de peso.</w:t>
+      </w:r>
+    </w:p>
+    <w:p>
+      <w:pPr>
+        <w:rPr>
+          <w:lang w:val="es-ES"/>
+        </w:rPr>
+      </w:pPr>
+    </w:p>
+    <w:p/>
+    <w:p/>
+    <w:p>
+      <w:pPr>
         <w:numPr>
           <w:ilvl w:val="0"/>
           <w:numId w:val="1"/>
@@ -3930,9 +5564,16 @@
     </w:p>
     <w:p>
       <w:r>
-        <w:t>El análisis realizado ha puesto de manifiesto una serie de brechas de información que limitan la profundidad del diagnóstico y que solo podrían superarse con el acceso a datos actualmente no disponibles o no publicados. A continuación se proponen las fuentes de datos que permitirían responder preguntas que este análisis deja abiertas.</w:t>
-      </w:r>
-    </w:p>
+        <w:t>El análisis realizado ha puesto de manifiesto una serie de brechas de información que limitan la profundidad del diagnóstico y que solo podrían superarse con el acceso a datos actualmente no disponibles o no publicados. A continuación</w:t>
+      </w:r>
+      <w:r>
+        <w:t>,</w:t>
+      </w:r>
+      <w:r>
+        <w:t xml:space="preserve"> se proponen las fuentes de datos que permitirían responder preguntas que este análisis deja abiertas.</w:t>
+      </w:r>
+    </w:p>
+    <w:p/>
     <w:p>
       <w:pPr>
         <w:numPr>
@@ -3981,15 +5622,64 @@
           <w:b/>
           <w:bCs/>
         </w:rPr>
-        <w:t>Datos de scraping de Airbnb y Booking</w:t>
-      </w:r>
+        <w:t xml:space="preserve">Datos de </w:t>
+      </w:r>
+      <w:proofErr w:type="spellStart"/>
+      <w:r>
+        <w:rPr>
+          <w:b/>
+          <w:bCs/>
+        </w:rPr>
+        <w:t>scraping</w:t>
+      </w:r>
+      <w:proofErr w:type="spellEnd"/>
+      <w:r>
+        <w:rPr>
+          <w:b/>
+          <w:bCs/>
+        </w:rPr>
+        <w:t xml:space="preserve"> de Airbnb y </w:t>
+      </w:r>
+      <w:proofErr w:type="spellStart"/>
+      <w:r>
+        <w:rPr>
+          <w:b/>
+          <w:bCs/>
+        </w:rPr>
+        <w:t>Booking</w:t>
+      </w:r>
+      <w:proofErr w:type="spellEnd"/>
     </w:p>
     <w:p>
       <w:pPr>
         <w:ind w:left="720"/>
       </w:pPr>
       <w:r>
-        <w:t>Plataformas como AirDNA, Inside Airbnb o Transparent proporcionan datos de oferta real en plataformas, incluyendo precio por noche, ocupación estimada, reseñas y geolocalización precisa. Esto permitiría cuantificar la brecha entre el registro oficial y la oferta efectiva, y calcular los ingresos generados por el sector.</w:t>
+        <w:t xml:space="preserve">Plataformas como </w:t>
+      </w:r>
+      <w:proofErr w:type="spellStart"/>
+      <w:r>
+        <w:t>AirDNA</w:t>
+      </w:r>
+      <w:proofErr w:type="spellEnd"/>
+      <w:r>
+        <w:t xml:space="preserve">, </w:t>
+      </w:r>
+      <w:proofErr w:type="spellStart"/>
+      <w:r>
+        <w:t>Inside</w:t>
+      </w:r>
+      <w:proofErr w:type="spellEnd"/>
+      <w:r>
+        <w:t xml:space="preserve"> Airbnb o </w:t>
+      </w:r>
+      <w:proofErr w:type="spellStart"/>
+      <w:r>
+        <w:t>Transparent</w:t>
+      </w:r>
+      <w:proofErr w:type="spellEnd"/>
+      <w:r>
+        <w:t xml:space="preserve"> proporcionan datos de oferta real en plataformas, incluyendo precio por noche, ocupación estimada, reseñas y geolocalización precisa. Esto permitiría cuantificar la brecha entre el registro oficial y la oferta efectiva, y calcular los ingresos generados por el sector.</w:t>
       </w:r>
     </w:p>
     <w:p>
@@ -4000,434 +5690,6 @@
     <w:p>
       <w:pPr>
         <w:ind w:left="720"/>
-      </w:pPr>
-    </w:p>
-    <w:p>
-      <w:pPr>
-        <w:numPr>
-          <w:ilvl w:val="0"/>
-          <w:numId w:val="1"/>
-        </w:numPr>
-        <w:rPr>
-          <w:b/>
-          <w:bCs/>
-          <w:sz w:val="26"/>
-          <w:szCs w:val="26"/>
-        </w:rPr>
-      </w:pPr>
-      <w:r>
-        <w:rPr>
-          <w:b/>
-          <w:bCs/>
-          <w:sz w:val="26"/>
-          <w:szCs w:val="26"/>
-        </w:rPr>
-        <w:t xml:space="preserve"> Conclusiones finales</w:t>
-      </w:r>
-    </w:p>
-    <w:p>
-      <w:pPr>
-        <w:rPr>
-          <w:b/>
-          <w:bCs/>
-          <w:sz w:val="26"/>
-          <w:szCs w:val="26"/>
-        </w:rPr>
-      </w:pPr>
-    </w:p>
-    <w:p>
-      <w:pPr>
-        <w:pBdr>
-          <w:top w:val="nil"/>
-          <w:left w:val="nil"/>
-          <w:bottom w:val="nil"/>
-          <w:right w:val="nil"/>
-          <w:between w:val="nil"/>
-        </w:pBdr>
-        <w:ind w:left="720"/>
-      </w:pPr>
-      <w:r>
-        <w:t>El análisis del sector de las Viviendas de Uso Turístico (VUT) en Torrevieja nos permite responder a las cuatro preguntas planteadas al inicio.</w:t>
-      </w:r>
-    </w:p>
-    <w:p>
-      <w:pPr>
-        <w:pBdr>
-          <w:top w:val="nil"/>
-          <w:left w:val="nil"/>
-          <w:bottom w:val="nil"/>
-          <w:right w:val="nil"/>
-          <w:between w:val="nil"/>
-        </w:pBdr>
-        <w:ind w:left="720"/>
-      </w:pPr>
-    </w:p>
-    <w:p>
-      <w:pPr>
-        <w:pBdr>
-          <w:top w:val="nil"/>
-          <w:left w:val="nil"/>
-          <w:bottom w:val="nil"/>
-          <w:right w:val="nil"/>
-          <w:between w:val="nil"/>
-        </w:pBdr>
-        <w:ind w:left="720"/>
-        <w:rPr>
-          <w:color w:val="666666"/>
-        </w:rPr>
-      </w:pPr>
-      <w:r>
-        <w:rPr>
-          <w:color w:val="666666"/>
-        </w:rPr>
-        <w:t>5.1 Dimensión y peso del sector</w:t>
-      </w:r>
-    </w:p>
-    <w:p>
-      <w:pPr>
-        <w:pBdr>
-          <w:top w:val="nil"/>
-          <w:left w:val="nil"/>
-          <w:bottom w:val="nil"/>
-          <w:right w:val="nil"/>
-          <w:between w:val="nil"/>
-        </w:pBdr>
-        <w:ind w:left="720"/>
-      </w:pPr>
-    </w:p>
-    <w:p>
-      <w:pPr>
-        <w:pBdr>
-          <w:top w:val="nil"/>
-          <w:left w:val="nil"/>
-          <w:bottom w:val="nil"/>
-          <w:right w:val="nil"/>
-          <w:between w:val="nil"/>
-        </w:pBdr>
-        <w:ind w:left="720"/>
-      </w:pPr>
-      <w:r>
-        <w:t>Torrevieja tiene cerca de 9.900 VUT registradas que generan más de 39.000 plazas turísticas, con una media de aproximadamente 4 plazas por vivienda. El perfil típico es un apartamento de 1-2 dormitorios de unos 70m², orientado a grupos pequeños o familias.</w:t>
-      </w:r>
-    </w:p>
-    <w:p>
-      <w:pPr>
-        <w:pBdr>
-          <w:top w:val="nil"/>
-          <w:left w:val="nil"/>
-          <w:bottom w:val="nil"/>
-          <w:right w:val="nil"/>
-          <w:between w:val="nil"/>
-        </w:pBdr>
-        <w:ind w:left="720"/>
-      </w:pPr>
-    </w:p>
-    <w:p>
-      <w:pPr>
-        <w:pBdr>
-          <w:top w:val="nil"/>
-          <w:left w:val="nil"/>
-          <w:bottom w:val="nil"/>
-          <w:right w:val="nil"/>
-          <w:between w:val="nil"/>
-        </w:pBdr>
-        <w:ind w:left="720"/>
-      </w:pPr>
-      <w:r>
-        <w:t>Sobre el total del parque de viviendas censado, las VUT representan el 7,9% del total censado en 2021. Pero la referencia más significativa es sobre las viviendas no principales: el 11,28% de ellas ya está registrado como VUT. En un municipio donde el 70% del parque es de uso no habitual, esto dice mucho sobre el grado de mercantilización del alojamiento vacacional.</w:t>
-      </w:r>
-    </w:p>
-    <w:p>
-      <w:pPr>
-        <w:pBdr>
-          <w:top w:val="nil"/>
-          <w:left w:val="nil"/>
-          <w:bottom w:val="nil"/>
-          <w:right w:val="nil"/>
-          <w:between w:val="nil"/>
-        </w:pBdr>
-        <w:ind w:left="720"/>
-      </w:pPr>
-    </w:p>
-    <w:p>
-      <w:pPr>
-        <w:pBdr>
-          <w:top w:val="nil"/>
-          <w:left w:val="nil"/>
-          <w:bottom w:val="nil"/>
-          <w:right w:val="nil"/>
-          <w:between w:val="nil"/>
-        </w:pBdr>
-        <w:ind w:left="720"/>
-        <w:rPr>
-          <w:color w:val="666666"/>
-        </w:rPr>
-      </w:pPr>
-      <w:r>
-        <w:rPr>
-          <w:color w:val="666666"/>
-        </w:rPr>
-        <w:t>5.2 Tendencia temporal: un sector en aceleración</w:t>
-      </w:r>
-    </w:p>
-    <w:p>
-      <w:pPr>
-        <w:pBdr>
-          <w:top w:val="nil"/>
-          <w:left w:val="nil"/>
-          <w:bottom w:val="nil"/>
-          <w:right w:val="nil"/>
-          <w:between w:val="nil"/>
-        </w:pBdr>
-        <w:ind w:left="720"/>
-      </w:pPr>
-    </w:p>
-    <w:p>
-      <w:pPr>
-        <w:pBdr>
-          <w:top w:val="nil"/>
-          <w:left w:val="nil"/>
-          <w:bottom w:val="nil"/>
-          <w:right w:val="nil"/>
-          <w:between w:val="nil"/>
-        </w:pBdr>
-        <w:ind w:left="720"/>
-      </w:pPr>
-      <w:r>
-        <w:t>El registro muestra un sector en tres etapas: crecimiento moderado hasta 2017, una fase de aceleración previa a la pandemia, interrupción por el COVID en 2020-2021, y una expansión post-pandemia que supera todo lo anterior con 2.170 altas anuales en 2023. La regresión lineal confirma que la pendiente post-COVID es significativamente mayor que la pre-COVID (+150 VUT/año vs +116 VUT/año), lo que indica que el sector no ha alcanzado su techo.</w:t>
-      </w:r>
-    </w:p>
-    <w:p>
-      <w:pPr>
-        <w:pBdr>
-          <w:top w:val="nil"/>
-          <w:left w:val="nil"/>
-          <w:bottom w:val="nil"/>
-          <w:right w:val="nil"/>
-          <w:between w:val="nil"/>
-        </w:pBdr>
-        <w:ind w:left="720"/>
-      </w:pPr>
-    </w:p>
-    <w:p>
-      <w:pPr>
-        <w:pBdr>
-          <w:top w:val="nil"/>
-          <w:left w:val="nil"/>
-          <w:bottom w:val="nil"/>
-          <w:right w:val="nil"/>
-          <w:between w:val="nil"/>
-        </w:pBdr>
-        <w:ind w:left="720"/>
-        <w:rPr>
-          <w:color w:val="666666"/>
-        </w:rPr>
-      </w:pPr>
-      <w:r>
-        <w:rPr>
-          <w:color w:val="666666"/>
-        </w:rPr>
-        <w:t>5.3 Concentración territorial y perfiles de zona</w:t>
-      </w:r>
-    </w:p>
-    <w:p>
-      <w:pPr>
-        <w:pBdr>
-          <w:top w:val="nil"/>
-          <w:left w:val="nil"/>
-          <w:bottom w:val="nil"/>
-          <w:right w:val="nil"/>
-          <w:between w:val="nil"/>
-        </w:pBdr>
-        <w:ind w:left="720"/>
-      </w:pPr>
-    </w:p>
-    <w:p>
-      <w:pPr>
-        <w:pBdr>
-          <w:top w:val="nil"/>
-          <w:left w:val="nil"/>
-          <w:bottom w:val="nil"/>
-          <w:right w:val="nil"/>
-          <w:between w:val="nil"/>
-        </w:pBdr>
-        <w:ind w:left="720"/>
-      </w:pPr>
-      <w:r>
-        <w:t>El análisis de clustering (k=2) identifica dos perfiles claros: el Centro (CP 03180) concentra alrededor del 60% de las VUT, Son viviendas más pequeñas (70 m²) y con un ritmo de registro actual frenético. Las zonas periféricas (03181-03186) tienen una densidad mucho menor pero con viviendas más grandes (hasta 157 m² de media en algunos puntos) y mayor capacidad de plazas, orientadas a otro tipo de turista. Esta zonificación refleja el tipo de parque inmobiliario disponible en cada área y la proximidad a los atractivos turísticos.</w:t>
-      </w:r>
-    </w:p>
-    <w:p>
-      <w:pPr>
-        <w:pBdr>
-          <w:top w:val="nil"/>
-          <w:left w:val="nil"/>
-          <w:bottom w:val="nil"/>
-          <w:right w:val="nil"/>
-          <w:between w:val="nil"/>
-        </w:pBdr>
-        <w:ind w:left="720"/>
-      </w:pPr>
-    </w:p>
-    <w:p>
-      <w:pPr>
-        <w:pBdr>
-          <w:top w:val="nil"/>
-          <w:left w:val="nil"/>
-          <w:bottom w:val="nil"/>
-          <w:right w:val="nil"/>
-          <w:between w:val="nil"/>
-        </w:pBdr>
-        <w:ind w:left="720"/>
-      </w:pPr>
-      <w:r>
-        <w:t>La concentración en el centro es relevante desde el punto de vista de la política de vivienda: es precisamente donde el mercado de alquiler residencial tiene más demanda, y donde la competencia con el uso turístico puede ser más intensa.</w:t>
-      </w:r>
-    </w:p>
-    <w:p>
-      <w:pPr>
-        <w:pBdr>
-          <w:top w:val="nil"/>
-          <w:left w:val="nil"/>
-          <w:bottom w:val="nil"/>
-          <w:right w:val="nil"/>
-          <w:between w:val="nil"/>
-        </w:pBdr>
-        <w:ind w:left="720"/>
-      </w:pPr>
-    </w:p>
-    <w:p>
-      <w:pPr>
-        <w:pBdr>
-          <w:top w:val="nil"/>
-          <w:left w:val="nil"/>
-          <w:bottom w:val="nil"/>
-          <w:right w:val="nil"/>
-          <w:between w:val="nil"/>
-        </w:pBdr>
-        <w:ind w:left="720"/>
-        <w:rPr>
-          <w:color w:val="666666"/>
-        </w:rPr>
-      </w:pPr>
-      <w:r>
-        <w:rPr>
-          <w:color w:val="666666"/>
-        </w:rPr>
-        <w:t>5.4 Relación con precios inmobiliarios</w:t>
-      </w:r>
-    </w:p>
-    <w:p>
-      <w:pPr>
-        <w:pBdr>
-          <w:top w:val="nil"/>
-          <w:left w:val="nil"/>
-          <w:bottom w:val="nil"/>
-          <w:right w:val="nil"/>
-          <w:between w:val="nil"/>
-        </w:pBdr>
-        <w:ind w:left="720"/>
-      </w:pPr>
-    </w:p>
-    <w:p>
-      <w:pPr>
-        <w:pBdr>
-          <w:top w:val="nil"/>
-          <w:left w:val="nil"/>
-          <w:bottom w:val="nil"/>
-          <w:right w:val="nil"/>
-          <w:between w:val="nil"/>
-        </w:pBdr>
-        <w:ind w:left="720"/>
-      </w:pPr>
-      <w:r>
-        <w:t>La correlación entre el stock de VUT y los precios de compraventa y alquiler es casi perfecta (mayor que 0.99). Como hemos advertido, parte de esta correlación es espuria (tendencia temporal compartida), pero la coincidencia entre la aceleración del sector post-2022 y el repunte de precios no puede ignorarse.</w:t>
-      </w:r>
-    </w:p>
-    <w:p>
-      <w:pPr>
-        <w:pBdr>
-          <w:top w:val="nil"/>
-          <w:left w:val="nil"/>
-          <w:bottom w:val="nil"/>
-          <w:right w:val="nil"/>
-          <w:between w:val="nil"/>
-        </w:pBdr>
-        <w:ind w:left="720"/>
-      </w:pPr>
-    </w:p>
-    <w:p>
-      <w:pPr>
-        <w:pBdr>
-          <w:top w:val="nil"/>
-          <w:left w:val="nil"/>
-          <w:bottom w:val="nil"/>
-          <w:right w:val="nil"/>
-          <w:between w:val="nil"/>
-        </w:pBdr>
-        <w:ind w:left="720"/>
-        <w:rPr>
-          <w:color w:val="666666"/>
-        </w:rPr>
-      </w:pPr>
-      <w:r>
-        <w:rPr>
-          <w:color w:val="666666"/>
-        </w:rPr>
-        <w:t>Conclusión final</w:t>
-      </w:r>
-    </w:p>
-    <w:p>
-      <w:pPr>
-        <w:pBdr>
-          <w:top w:val="nil"/>
-          <w:left w:val="nil"/>
-          <w:bottom w:val="nil"/>
-          <w:right w:val="nil"/>
-          <w:between w:val="nil"/>
-        </w:pBdr>
-        <w:ind w:left="720"/>
-      </w:pPr>
-    </w:p>
-    <w:p>
-      <w:pPr>
-        <w:pBdr>
-          <w:top w:val="nil"/>
-          <w:left w:val="nil"/>
-          <w:bottom w:val="nil"/>
-          <w:right w:val="nil"/>
-          <w:between w:val="nil"/>
-        </w:pBdr>
-        <w:ind w:left="720"/>
-      </w:pPr>
-      <w:r>
-        <w:t>Torrevieja es una ciudad de alojamiento turístico residencial. Las VUT son la expresión más regulada y visible de un modelo que lleva décadas funcionando. Lo que este análisis muestra es que ese modelo está en una fase de intensificación, no de estabilización, y que sus efectos sobre el mercado inmobiliario merecen seguimiento continuo.</w:t>
-      </w:r>
-    </w:p>
-    <w:p>
-      <w:pPr>
-        <w:pBdr>
-          <w:top w:val="nil"/>
-          <w:left w:val="nil"/>
-          <w:bottom w:val="nil"/>
-          <w:right w:val="nil"/>
-          <w:between w:val="nil"/>
-        </w:pBdr>
-        <w:ind w:left="720"/>
-      </w:pPr>
-    </w:p>
-    <w:p>
-      <w:pPr>
-        <w:shd w:val="clear" w:color="auto" w:fill="FFFFFF"/>
-        <w:spacing w:line="325" w:lineRule="auto"/>
-        <w:rPr>
-          <w:rFonts w:ascii="Courier New" w:eastAsia="Courier New" w:hAnsi="Courier New" w:cs="Courier New"/>
-          <w:b/>
-          <w:bCs/>
-          <w:color w:val="333333"/>
-          <w:sz w:val="21"/>
-          <w:szCs w:val="21"/>
-        </w:rPr>
       </w:pPr>
     </w:p>
     <w:p>
@@ -4463,7 +5725,7 @@
       <w:lvlText w:val="%1."/>
       <w:lvlJc w:val="left"/>
       <w:pPr>
-        <w:ind w:left="720" w:hanging="360"/>
+        <w:ind w:left="360" w:hanging="360"/>
       </w:pPr>
       <w:rPr>
         <w:u w:val="none"/>
@@ -4793,6 +6055,120 @@
     </w:lvl>
   </w:abstractNum>
   <w:abstractNum w:abstractNumId="3" w15:restartNumberingAfterBreak="0">
+    <w:nsid w:val="3DA22115"/>
+    <w:multiLevelType w:val="hybridMultilevel"/>
+    <w:tmpl w:val="F5160802"/>
+    <w:lvl w:ilvl="0" w:tplc="34F858C6">
+      <w:start w:val="2"/>
+      <w:numFmt w:val="bullet"/>
+      <w:lvlText w:val="-"/>
+      <w:lvlJc w:val="left"/>
+      <w:pPr>
+        <w:ind w:left="720" w:hanging="360"/>
+      </w:pPr>
+      <w:rPr>
+        <w:rFonts w:ascii="Arial" w:eastAsia="Arial" w:hAnsi="Arial" w:cs="Arial" w:hint="default"/>
+        <w:b/>
+      </w:rPr>
+    </w:lvl>
+    <w:lvl w:ilvl="1" w:tplc="0C0A0003" w:tentative="1">
+      <w:start w:val="1"/>
+      <w:numFmt w:val="bullet"/>
+      <w:lvlText w:val="o"/>
+      <w:lvlJc w:val="left"/>
+      <w:pPr>
+        <w:ind w:left="1440" w:hanging="360"/>
+      </w:pPr>
+      <w:rPr>
+        <w:rFonts w:ascii="Courier New" w:hAnsi="Courier New" w:cs="Courier New" w:hint="default"/>
+      </w:rPr>
+    </w:lvl>
+    <w:lvl w:ilvl="2" w:tplc="0C0A0005" w:tentative="1">
+      <w:start w:val="1"/>
+      <w:numFmt w:val="bullet"/>
+      <w:lvlText w:val=""/>
+      <w:lvlJc w:val="left"/>
+      <w:pPr>
+        <w:ind w:left="2160" w:hanging="360"/>
+      </w:pPr>
+      <w:rPr>
+        <w:rFonts w:ascii="Wingdings" w:hAnsi="Wingdings" w:hint="default"/>
+      </w:rPr>
+    </w:lvl>
+    <w:lvl w:ilvl="3" w:tplc="0C0A0001" w:tentative="1">
+      <w:start w:val="1"/>
+      <w:numFmt w:val="bullet"/>
+      <w:lvlText w:val=""/>
+      <w:lvlJc w:val="left"/>
+      <w:pPr>
+        <w:ind w:left="2880" w:hanging="360"/>
+      </w:pPr>
+      <w:rPr>
+        <w:rFonts w:ascii="Symbol" w:hAnsi="Symbol" w:hint="default"/>
+      </w:rPr>
+    </w:lvl>
+    <w:lvl w:ilvl="4" w:tplc="0C0A0003" w:tentative="1">
+      <w:start w:val="1"/>
+      <w:numFmt w:val="bullet"/>
+      <w:lvlText w:val="o"/>
+      <w:lvlJc w:val="left"/>
+      <w:pPr>
+        <w:ind w:left="3600" w:hanging="360"/>
+      </w:pPr>
+      <w:rPr>
+        <w:rFonts w:ascii="Courier New" w:hAnsi="Courier New" w:cs="Courier New" w:hint="default"/>
+      </w:rPr>
+    </w:lvl>
+    <w:lvl w:ilvl="5" w:tplc="0C0A0005" w:tentative="1">
+      <w:start w:val="1"/>
+      <w:numFmt w:val="bullet"/>
+      <w:lvlText w:val=""/>
+      <w:lvlJc w:val="left"/>
+      <w:pPr>
+        <w:ind w:left="4320" w:hanging="360"/>
+      </w:pPr>
+      <w:rPr>
+        <w:rFonts w:ascii="Wingdings" w:hAnsi="Wingdings" w:hint="default"/>
+      </w:rPr>
+    </w:lvl>
+    <w:lvl w:ilvl="6" w:tplc="0C0A0001" w:tentative="1">
+      <w:start w:val="1"/>
+      <w:numFmt w:val="bullet"/>
+      <w:lvlText w:val=""/>
+      <w:lvlJc w:val="left"/>
+      <w:pPr>
+        <w:ind w:left="5040" w:hanging="360"/>
+      </w:pPr>
+      <w:rPr>
+        <w:rFonts w:ascii="Symbol" w:hAnsi="Symbol" w:hint="default"/>
+      </w:rPr>
+    </w:lvl>
+    <w:lvl w:ilvl="7" w:tplc="0C0A0003" w:tentative="1">
+      <w:start w:val="1"/>
+      <w:numFmt w:val="bullet"/>
+      <w:lvlText w:val="o"/>
+      <w:lvlJc w:val="left"/>
+      <w:pPr>
+        <w:ind w:left="5760" w:hanging="360"/>
+      </w:pPr>
+      <w:rPr>
+        <w:rFonts w:ascii="Courier New" w:hAnsi="Courier New" w:cs="Courier New" w:hint="default"/>
+      </w:rPr>
+    </w:lvl>
+    <w:lvl w:ilvl="8" w:tplc="0C0A0005" w:tentative="1">
+      <w:start w:val="1"/>
+      <w:numFmt w:val="bullet"/>
+      <w:lvlText w:val=""/>
+      <w:lvlJc w:val="left"/>
+      <w:pPr>
+        <w:ind w:left="6480" w:hanging="360"/>
+      </w:pPr>
+      <w:rPr>
+        <w:rFonts w:ascii="Wingdings" w:hAnsi="Wingdings" w:hint="default"/>
+      </w:rPr>
+    </w:lvl>
+  </w:abstractNum>
+  <w:abstractNum w:abstractNumId="4" w15:restartNumberingAfterBreak="0">
     <w:nsid w:val="4FAA7800"/>
     <w:multiLevelType w:val="multilevel"/>
     <w:tmpl w:val="E86ABCD4"/>
@@ -4905,7 +6281,7 @@
       </w:rPr>
     </w:lvl>
   </w:abstractNum>
-  <w:abstractNum w:abstractNumId="4" w15:restartNumberingAfterBreak="0">
+  <w:abstractNum w:abstractNumId="5" w15:restartNumberingAfterBreak="0">
     <w:nsid w:val="580615E5"/>
     <w:multiLevelType w:val="multilevel"/>
     <w:tmpl w:val="43BE1F86"/>
@@ -5018,7 +6394,7 @@
       </w:rPr>
     </w:lvl>
   </w:abstractNum>
-  <w:abstractNum w:abstractNumId="5" w15:restartNumberingAfterBreak="0">
+  <w:abstractNum w:abstractNumId="6" w15:restartNumberingAfterBreak="0">
     <w:nsid w:val="5D4D1ADF"/>
     <w:multiLevelType w:val="multilevel"/>
     <w:tmpl w:val="33ACB89A"/>
@@ -5131,7 +6507,7 @@
       </w:rPr>
     </w:lvl>
   </w:abstractNum>
-  <w:abstractNum w:abstractNumId="6" w15:restartNumberingAfterBreak="0">
+  <w:abstractNum w:abstractNumId="7" w15:restartNumberingAfterBreak="0">
     <w:nsid w:val="6ABE5770"/>
     <w:multiLevelType w:val="multilevel"/>
     <w:tmpl w:val="499A046C"/>
@@ -5244,7 +6620,7 @@
       </w:rPr>
     </w:lvl>
   </w:abstractNum>
-  <w:abstractNum w:abstractNumId="7" w15:restartNumberingAfterBreak="0">
+  <w:abstractNum w:abstractNumId="8" w15:restartNumberingAfterBreak="0">
     <w:nsid w:val="75645D66"/>
     <w:multiLevelType w:val="multilevel"/>
     <w:tmpl w:val="9CC4AB1E"/>
@@ -5361,25 +6737,28 @@
     <w:abstractNumId w:val="0"/>
   </w:num>
   <w:num w:numId="2" w16cid:durableId="2122454698">
-    <w:abstractNumId w:val="5"/>
+    <w:abstractNumId w:val="6"/>
   </w:num>
   <w:num w:numId="3" w16cid:durableId="527455182">
-    <w:abstractNumId w:val="4"/>
+    <w:abstractNumId w:val="5"/>
   </w:num>
   <w:num w:numId="4" w16cid:durableId="1137798044">
     <w:abstractNumId w:val="1"/>
   </w:num>
   <w:num w:numId="5" w16cid:durableId="1308700751">
-    <w:abstractNumId w:val="7"/>
+    <w:abstractNumId w:val="8"/>
   </w:num>
   <w:num w:numId="6" w16cid:durableId="843973969">
-    <w:abstractNumId w:val="3"/>
+    <w:abstractNumId w:val="4"/>
   </w:num>
   <w:num w:numId="7" w16cid:durableId="178279361">
     <w:abstractNumId w:val="2"/>
   </w:num>
   <w:num w:numId="8" w16cid:durableId="538324977">
-    <w:abstractNumId w:val="6"/>
+    <w:abstractNumId w:val="7"/>
+  </w:num>
+  <w:num w:numId="9" w16cid:durableId="2000841692">
+    <w:abstractNumId w:val="3"/>
   </w:num>
 </w:numbering>
 </file>
@@ -5900,7 +7279,6 @@
   <w:style w:type="character" w:default="1" w:styleId="Fuentedeprrafopredeter">
     <w:name w:val="Default Paragraph Font"/>
     <w:uiPriority w:val="1"/>
-    <w:semiHidden/>
     <w:unhideWhenUsed/>
   </w:style>
   <w:style w:type="table" w:default="1" w:styleId="Tablanormal">
@@ -6016,6 +7394,17 @@
       <w:tblStyleRowBandSize w:val="1"/>
       <w:tblStyleColBandSize w:val="1"/>
     </w:tblPr>
+  </w:style>
+  <w:style w:type="paragraph" w:styleId="Prrafodelista">
+    <w:name w:val="List Paragraph"/>
+    <w:basedOn w:val="Normal"/>
+    <w:uiPriority w:val="34"/>
+    <w:qFormat/>
+    <w:rsid w:val="005B25AA"/>
+    <w:pPr>
+      <w:ind w:left="720"/>
+      <w:contextualSpacing/>
+    </w:pPr>
   </w:style>
 </w:styles>
 </file>
